--- a/zht/docx/147.content.docx
+++ b/zht/docx/147.content.docx
@@ -149,27 +149,7 @@
         <w:rPr>
           <w:lang w:val="zh_TW" w:bidi="zh_TW"/>
         </w:rPr>
-        <w:t>zhen</w:t>
-      </w:r>
-      <w:r>
-        <w:rPr>
-          <w:lang w:val="zh_TW" w:bidi="zh_TW"/>
-        </w:rPr>
-      </w:r>
-    </w:p>
-    <w:p>
-      <w:pPr/>
-      <w:r>
-        <w:rPr>
-          <w:lang w:val="zh_TW" w:bidi="zh_TW"/>
-        </w:rPr>
-      </w:r>
-      <w:r>
-        <w:rPr>
-          <w:i/>
-          <w:lang w:val="zh_TW" w:bidi="zh_TW"/>
-        </w:rPr>
-        <w:t>珍珠, 針</w:t>
+        <w:t>xie</w:t>
       </w:r>
       <w:r>
         <w:rPr>
@@ -232,7 +212,7 @@
         <w:rPr>
           <w:lang w:val="zh_TW" w:bidi="zh_TW"/>
         </w:rPr>
-        <w:t>珍珠</w:t>
+        <w:t>褻瀆</w:t>
       </w:r>
       <w:r>
         <w:rPr>
@@ -251,69 +231,18 @@
         <w:rPr>
           <w:lang w:val="zh_TW" w:bidi="zh_TW"/>
         </w:rPr>
-        <w:t>珍珠（或譯為：香膠）是一種芳香的樹脂，外觀類似沒藥。取自生長於非洲與西亞的沒藥屬（</w:t>
-      </w:r>
-      <w:r>
-        <w:rPr>
-          <w:i/>
-          <w:lang w:val="zh_TW" w:bidi="zh_TW"/>
-        </w:rPr>
-        <w:t>Commiphora</w:t>
-      </w:r>
-      <w:r>
-        <w:rPr>
-          <w:lang w:val="zh_TW" w:bidi="zh_TW"/>
-        </w:rPr>
-        <w:t>）多種樹木。多數學者認為，</w:t>
-      </w:r>
-      <w:hyperlink r:id="rId13">
-        <w:r>
-          <w:rPr>
-            <w:lang w:val="zh_TW" w:bidi="zh_TW"/>
-          </w:rPr>
-          <w:rPr>
-            <w:color w:val="0000EE"/>
-            <w:u w:val="single"/>
-          </w:rPr>
-          <w:t>創世記二章12節</w:t>
-        </w:r>
-      </w:hyperlink>
-      <w:r>
-        <w:rPr>
-          <w:lang w:val="zh_TW" w:bidi="zh_TW"/>
-        </w:rPr>
-        <w:t>和</w:t>
-      </w:r>
-      <w:hyperlink r:id="rId14">
-        <w:r>
-          <w:rPr>
-            <w:lang w:val="zh_TW" w:bidi="zh_TW"/>
-          </w:rPr>
-          <w:rPr>
-            <w:color w:val="0000EE"/>
-            <w:u w:val="single"/>
-          </w:rPr>
-          <w:t>民數記十一章7節</w:t>
-        </w:r>
-      </w:hyperlink>
-      <w:r>
-        <w:rPr>
-          <w:lang w:val="zh_TW" w:bidi="zh_TW"/>
-        </w:rPr>
-        <w:t>中提到的珍珠，源自非洲沒藥樹（</w:t>
-      </w:r>
-      <w:r>
-        <w:rPr>
-          <w:i/>
-          <w:lang w:val="zh_TW" w:bidi="zh_TW"/>
-        </w:rPr>
-        <w:t>Commiphora africana</w:t>
-      </w:r>
-      <w:r>
-        <w:rPr>
-          <w:lang w:val="zh_TW" w:bidi="zh_TW"/>
-        </w:rPr>
-        <w:t>），這是一種自然生長於阿拉伯南部與非洲東北部的灌木。這種樹脂呈淡黃色、透明且芳香，外觀光潤如同珍珠（Pearl）。</w:t>
+        <w:t>指褻瀆或輕蔑神的言語或文字（或對神的行為）。在一般意義上，「褻瀆（blasphemy）」可以指任何誹謗，包括任何侮辱或貶低他人的言語或行為。在希臘文獻中，這個詞用於侮辱或嘲笑活人或死人。這個詞的用法被延伸至神，包括質疑神的大能和嘲笑神的本性。</w:t>
+      </w:r>
+    </w:p>
+    <w:p>
+      <w:pPr>
+        <w:pStyle w:val="Heading3"/>
+      </w:pPr>
+      <w:r>
+        <w:rPr>
+          <w:lang w:val="zh_TW" w:bidi="zh_TW"/>
+        </w:rPr>
+        <w:t>舊約中的褻瀆</w:t>
       </w:r>
     </w:p>
     <w:p>
@@ -327,7 +256,25 @@
         <w:rPr>
           <w:lang w:val="zh_TW" w:bidi="zh_TW"/>
         </w:rPr>
-        <w:t>聖經描述以色列人所收取的嗎哪，其顏色與珍珠相同（</w:t>
+        <w:t>在舊約中，「褻瀆」總是指侮辱神，可能是直接攻擊神，或是間接嘲弄神。無論哪種方式，都會減損神的榮耀和尊嚴，所以褻瀆是讚美的反面。以色列人可能會透過詛咒神（</w:t>
+      </w:r>
+      <w:hyperlink r:id="rId13">
+        <w:r>
+          <w:rPr>
+            <w:lang w:val="zh_TW" w:bidi="zh_TW"/>
+          </w:rPr>
+          <w:rPr>
+            <w:color w:val="0000EE"/>
+            <w:u w:val="single"/>
+          </w:rPr>
+          <w:t>利24:10–16</w:t>
+        </w:r>
+      </w:hyperlink>
+      <w:r>
+        <w:rPr>
+          <w:lang w:val="zh_TW" w:bidi="zh_TW"/>
+        </w:rPr>
+        <w:t>）或故意違背神的律法（</w:t>
       </w:r>
       <w:hyperlink r:id="rId14">
         <w:r>
@@ -338,16 +285,16 @@
             <w:color w:val="0000EE"/>
             <w:u w:val="single"/>
           </w:rPr>
-          <w:t>民11:7</w:t>
+          <w:t>民15:30</w:t>
         </w:r>
       </w:hyperlink>
       <w:r>
         <w:rPr>
           <w:lang w:val="zh_TW" w:bidi="zh_TW"/>
         </w:rPr>
-        <w:t>）。珍珠也與金子和紅瑪瑙並列，出現在伊甸園附近所出產的貴重物品之中（</w:t>
-      </w:r>
-      <w:hyperlink r:id="rId13">
+        <w:t>）來直接侮辱祂的「名」（神的名字：耶和華）。任何一種褻瀆神的行為都會被處死刑，就像拜偶像一樣，這是最嚴重的褻瀆神（</w:t>
+      </w:r>
+      <w:hyperlink r:id="rId15">
         <w:r>
           <w:rPr>
             <w:lang w:val="zh_TW" w:bidi="zh_TW"/>
@@ -356,14 +303,14 @@
             <w:color w:val="0000EE"/>
             <w:u w:val="single"/>
           </w:rPr>
-          <w:t>創2:12</w:t>
+          <w:t>賽66:3</w:t>
         </w:r>
       </w:hyperlink>
       <w:r>
         <w:rPr>
           <w:lang w:val="zh_TW" w:bidi="zh_TW"/>
         </w:rPr>
-        <w:t>）。由於珍珠列於這些珍貴物質之中，人們一度認為珍珠可能是光潤的圓珠（Pearl）或寶石。</w:t>
+        <w:t>）。</w:t>
       </w:r>
     </w:p>
     <w:p>
@@ -375,16 +322,110 @@
       </w:r>
       <w:r>
         <w:rPr>
-          <w:i/>
-          <w:lang w:val="zh_TW" w:bidi="zh_TW"/>
-        </w:rPr>
-        <w:t>沒藥屬</w:t>
-      </w:r>
-      <w:r>
-        <w:rPr>
-          <w:lang w:val="zh_TW" w:bidi="zh_TW"/>
-        </w:rPr>
-        <w:t>植物包括能產生沒藥的品種，也可能包括聖經中所稱的「乳香」。在聖經以外的記載中，一位英國植物學家將珍珠描述為一種來自波斯及其鄰近地區樹木的芳香樹脂。生活於公元一世紀的羅馬作家普林尼（Pliny）也記載說，珍珠是一種蠟狀物質，外形與光潤的圓珠（Pearl）相似。</w:t>
+          <w:lang w:val="zh_TW" w:bidi="zh_TW"/>
+        </w:rPr>
+        <w:t>人們認為外邦人從未體驗過耶和華的大能和威嚴，最有可能褻瀆神。因此，在亞述王將耶和華等同於他已征服的列國的神時，就犯了褻瀆神的罪（</w:t>
+      </w:r>
+      <w:hyperlink r:id="rId16">
+        <w:r>
+          <w:rPr>
+            <w:lang w:val="zh_TW" w:bidi="zh_TW"/>
+          </w:rPr>
+          <w:rPr>
+            <w:color w:val="0000EE"/>
+            <w:u w:val="single"/>
+          </w:rPr>
+          <w:t>王下19:4–6、22</w:t>
+        </w:r>
+      </w:hyperlink>
+      <w:r>
+        <w:rPr>
+          <w:lang w:val="zh_TW" w:bidi="zh_TW"/>
+        </w:rPr>
+        <w:t>）。由於亞述王的傲慢，先知以賽亞預言他必會滅亡。當以色列被擄時（</w:t>
+      </w:r>
+      <w:hyperlink r:id="rId17">
+        <w:r>
+          <w:rPr>
+            <w:lang w:val="zh_TW" w:bidi="zh_TW"/>
+          </w:rPr>
+          <w:rPr>
+            <w:color w:val="0000EE"/>
+            <w:u w:val="single"/>
+          </w:rPr>
+          <w:t>賽52:5</w:t>
+        </w:r>
+      </w:hyperlink>
+      <w:r>
+        <w:rPr>
+          <w:lang w:val="zh_TW" w:bidi="zh_TW"/>
+        </w:rPr>
+        <w:t>），當以東嘲笑荒涼的「以色列山」時（</w:t>
+      </w:r>
+      <w:hyperlink r:id="rId18">
+        <w:r>
+          <w:rPr>
+            <w:lang w:val="zh_TW" w:bidi="zh_TW"/>
+          </w:rPr>
+          <w:rPr>
+            <w:color w:val="0000EE"/>
+            <w:u w:val="single"/>
+          </w:rPr>
+          <w:t>結35:12</w:t>
+        </w:r>
+      </w:hyperlink>
+      <w:r>
+        <w:rPr>
+          <w:lang w:val="zh_TW" w:bidi="zh_TW"/>
+        </w:rPr>
+        <w:t>），當敵人嘲笑神沒有保護耶路撒冷時（</w:t>
+      </w:r>
+      <w:hyperlink r:id="rId19">
+        <w:r>
+          <w:rPr>
+            <w:lang w:val="zh_TW" w:bidi="zh_TW"/>
+          </w:rPr>
+          <w:rPr>
+            <w:color w:val="0000EE"/>
+            <w:u w:val="single"/>
+          </w:rPr>
+          <w:t>詩74:18</w:t>
+        </w:r>
+      </w:hyperlink>
+      <w:r>
+        <w:rPr>
+          <w:lang w:val="zh_TW" w:bidi="zh_TW"/>
+        </w:rPr>
+        <w:t>；</w:t>
+      </w:r>
+      <w:hyperlink r:id="rId20">
+        <w:r>
+          <w:rPr>
+            <w:lang w:val="zh_TW" w:bidi="zh_TW"/>
+          </w:rPr>
+          <w:rPr>
+            <w:color w:val="0000EE"/>
+            <w:u w:val="single"/>
+          </w:rPr>
+          <w:t>馬加比一書2:6</w:t>
+        </w:r>
+      </w:hyperlink>
+      <w:r>
+        <w:rPr>
+          <w:lang w:val="zh_TW" w:bidi="zh_TW"/>
+        </w:rPr>
+        <w:t>），神也受到嘲笑。</w:t>
+      </w:r>
+    </w:p>
+    <w:p>
+      <w:pPr>
+        <w:pStyle w:val="Heading3"/>
+      </w:pPr>
+      <w:r>
+        <w:rPr>
+          <w:lang w:val="zh_TW" w:bidi="zh_TW"/>
+        </w:rPr>
+        <w:t>新約中的褻瀆</w:t>
       </w:r>
     </w:p>
     <w:p>
@@ -398,41 +439,127 @@
         <w:rPr>
           <w:lang w:val="zh_TW" w:bidi="zh_TW"/>
         </w:rPr>
-        <w:t>另見</w:t>
-      </w:r>
-      <w:r>
-        <w:rPr>
-          <w:lang w:val="zh_TW" w:bidi="zh_TW"/>
-        </w:rPr>
-        <w:t>乳香</w:t>
-      </w:r>
+        <w:t>在新約中，褻瀆具有更廣泛的希臘語含義。它包括誹謗人以及神（</w:t>
+      </w:r>
+      <w:hyperlink r:id="rId21">
+        <w:r>
+          <w:rPr>
+            <w:lang w:val="zh_TW" w:bidi="zh_TW"/>
+          </w:rPr>
+          <w:rPr>
+            <w:color w:val="0000EE"/>
+            <w:u w:val="single"/>
+          </w:rPr>
+          <w:t>太15:19</w:t>
+        </w:r>
+      </w:hyperlink>
+      <w:r>
+        <w:rPr>
+          <w:lang w:val="zh_TW" w:bidi="zh_TW"/>
+        </w:rPr>
+        <w:t>；另見</w:t>
+      </w:r>
+      <w:hyperlink r:id="rId22">
+        <w:r>
+          <w:rPr>
+            <w:lang w:val="zh_TW" w:bidi="zh_TW"/>
+          </w:rPr>
+          <w:rPr>
+            <w:color w:val="0000EE"/>
+            <w:u w:val="single"/>
+          </w:rPr>
+          <w:t>羅3:8</w:t>
+        </w:r>
+      </w:hyperlink>
       <w:r>
         <w:rPr>
           <w:lang w:val="zh_TW" w:bidi="zh_TW"/>
         </w:rPr>
         <w:t>；</w:t>
       </w:r>
-      <w:r>
-        <w:rPr>
-          <w:lang w:val="zh_TW" w:bidi="zh_TW"/>
-        </w:rPr>
-        <w:t>沒藥</w:t>
-      </w:r>
-      <w:r>
-        <w:rPr>
-          <w:lang w:val="zh_TW" w:bidi="zh_TW"/>
-        </w:rPr>
-        <w:t>。</w:t>
-      </w:r>
-      <w:r>
-        <w:rPr>
-          <w:lang w:val="zh_TW" w:bidi="zh_TW"/>
-        </w:rPr>
-      </w:r>
-      <w:r>
-        <w:rPr>
-          <w:lang w:val="zh_TW" w:bidi="zh_TW"/>
-        </w:rPr>
+      <w:hyperlink r:id="rId23">
+        <w:r>
+          <w:rPr>
+            <w:lang w:val="zh_TW" w:bidi="zh_TW"/>
+          </w:rPr>
+          <w:rPr>
+            <w:color w:val="0000EE"/>
+            <w:u w:val="single"/>
+          </w:rPr>
+          <w:t>林前10:30</w:t>
+        </w:r>
+      </w:hyperlink>
+      <w:r>
+        <w:rPr>
+          <w:lang w:val="zh_TW" w:bidi="zh_TW"/>
+        </w:rPr>
+        <w:t>；</w:t>
+      </w:r>
+      <w:hyperlink r:id="rId24">
+        <w:r>
+          <w:rPr>
+            <w:lang w:val="zh_TW" w:bidi="zh_TW"/>
+          </w:rPr>
+          <w:rPr>
+            <w:color w:val="0000EE"/>
+            <w:u w:val="single"/>
+          </w:rPr>
+          <w:t>弗4:31</w:t>
+        </w:r>
+      </w:hyperlink>
+      <w:r>
+        <w:rPr>
+          <w:lang w:val="zh_TW" w:bidi="zh_TW"/>
+        </w:rPr>
+        <w:t>；</w:t>
+      </w:r>
+      <w:hyperlink r:id="rId25">
+        <w:r>
+          <w:rPr>
+            <w:lang w:val="zh_TW" w:bidi="zh_TW"/>
+          </w:rPr>
+          <w:rPr>
+            <w:color w:val="0000EE"/>
+            <w:u w:val="single"/>
+          </w:rPr>
+          <w:t>多3:2</w:t>
+        </w:r>
+      </w:hyperlink>
+      <w:r>
+        <w:rPr>
+          <w:lang w:val="zh_TW" w:bidi="zh_TW"/>
+        </w:rPr>
+        <w:t>）。它甚至包括嘲笑天使或惡魔的勢力，這與嘲笑任何其它存在物一樣都是錯的（</w:t>
+      </w:r>
+      <w:hyperlink r:id="rId26">
+        <w:r>
+          <w:rPr>
+            <w:lang w:val="zh_TW" w:bidi="zh_TW"/>
+          </w:rPr>
+          <w:rPr>
+            <w:color w:val="0000EE"/>
+            <w:u w:val="single"/>
+          </w:rPr>
+          <w:t>彼後2:10–12；</w:t>
+        </w:r>
+      </w:hyperlink>
+      <w:hyperlink r:id="rId27">
+        <w:r>
+          <w:rPr>
+            <w:lang w:val="zh_TW" w:bidi="zh_TW"/>
+          </w:rPr>
+          <w:rPr>
+            <w:color w:val="0000EE"/>
+            <w:u w:val="single"/>
+          </w:rPr>
+          <w:t>猶1:8–10</w:t>
+        </w:r>
+      </w:hyperlink>
+      <w:r>
+        <w:rPr>
+          <w:lang w:val="zh_TW" w:bidi="zh_TW"/>
+        </w:rPr>
+        <w:t>）。換句話說，任何形式的誹謗、嘲笑和嘲諷在新約中都是完全受到譴責的。</w:t>
       </w:r>
     </w:p>
     <w:p>
@@ -442,21 +569,149 @@
           <w:lang w:val="zh_TW" w:bidi="zh_TW"/>
         </w:rPr>
       </w:r>
-    </w:p>
-    <w:p>
-      <w:pPr>
-        <w:pStyle w:val="Heading2"/>
-      </w:pPr>
-      <w:r>
-        <w:rPr>
-          <w:lang w:val="zh_TW" w:bidi="zh_TW"/>
-        </w:rPr>
-        <w:t>針</w:t>
-      </w:r>
-      <w:r>
-        <w:rPr>
-          <w:lang w:val="zh_TW" w:bidi="zh_TW"/>
-        </w:rPr>
+      <w:r>
+        <w:rPr>
+          <w:lang w:val="zh_TW" w:bidi="zh_TW"/>
+        </w:rPr>
+        <w:t>新約中最常見的褻瀆是對神的褻瀆。人們可能會直接冒犯神（</w:t>
+      </w:r>
+      <w:hyperlink r:id="rId28">
+        <w:r>
+          <w:rPr>
+            <w:lang w:val="zh_TW" w:bidi="zh_TW"/>
+          </w:rPr>
+          <w:rPr>
+            <w:color w:val="0000EE"/>
+            <w:u w:val="single"/>
+          </w:rPr>
+          <w:t>啟13:6，</w:t>
+        </w:r>
+      </w:hyperlink>
+      <w:hyperlink r:id="rId29">
+        <w:r>
+          <w:rPr>
+            <w:lang w:val="zh_TW" w:bidi="zh_TW"/>
+          </w:rPr>
+          <w:rPr>
+            <w:color w:val="0000EE"/>
+            <w:u w:val="single"/>
+          </w:rPr>
+          <w:t>16:9</w:t>
+        </w:r>
+      </w:hyperlink>
+      <w:r>
+        <w:rPr>
+          <w:lang w:val="zh_TW" w:bidi="zh_TW"/>
+        </w:rPr>
+        <w:t>），毀謗神的道理（</w:t>
+      </w:r>
+      <w:hyperlink r:id="rId30">
+        <w:r>
+          <w:rPr>
+            <w:lang w:val="zh_TW" w:bidi="zh_TW"/>
+          </w:rPr>
+          <w:rPr>
+            <w:color w:val="0000EE"/>
+            <w:u w:val="single"/>
+          </w:rPr>
+          <w:t>多2:5</w:t>
+        </w:r>
+      </w:hyperlink>
+      <w:r>
+        <w:rPr>
+          <w:lang w:val="zh_TW" w:bidi="zh_TW"/>
+        </w:rPr>
+        <w:t>），或拒絕神的啟示及其使者（</w:t>
+      </w:r>
+      <w:hyperlink r:id="rId31">
+        <w:r>
+          <w:rPr>
+            <w:lang w:val="zh_TW" w:bidi="zh_TW"/>
+          </w:rPr>
+          <w:rPr>
+            <w:color w:val="0000EE"/>
+            <w:u w:val="single"/>
+          </w:rPr>
+          <w:t>徒6:11</w:t>
+        </w:r>
+      </w:hyperlink>
+      <w:r>
+        <w:rPr>
+          <w:lang w:val="zh_TW" w:bidi="zh_TW"/>
+        </w:rPr>
+        <w:t>）。當耶穌自稱擁有屬於神的特權——赦罪的權柄時，祂被指控褻瀆神（</w:t>
+      </w:r>
+      <w:hyperlink r:id="rId32">
+        <w:r>
+          <w:rPr>
+            <w:lang w:val="zh_TW" w:bidi="zh_TW"/>
+          </w:rPr>
+          <w:rPr>
+            <w:color w:val="0000EE"/>
+            <w:u w:val="single"/>
+          </w:rPr>
+          <w:t>可2:7</w:t>
+        </w:r>
+      </w:hyperlink>
+      <w:r>
+        <w:rPr>
+          <w:lang w:val="zh_TW" w:bidi="zh_TW"/>
+        </w:rPr>
+        <w:t>）。</w:t>
+      </w:r>
+      <w:hyperlink r:id="rId33">
+        <w:r>
+          <w:rPr>
+            <w:lang w:val="zh_TW" w:bidi="zh_TW"/>
+          </w:rPr>
+          <w:rPr>
+            <w:color w:val="0000EE"/>
+            <w:u w:val="single"/>
+          </w:rPr>
+          <w:t>約翰福音10:33–36</w:t>
+        </w:r>
+      </w:hyperlink>
+      <w:r>
+        <w:rPr>
+          <w:lang w:val="zh_TW" w:bidi="zh_TW"/>
+        </w:rPr>
+        <w:t>記載有人試圖用石頭砸死耶穌，指控祂的人對祂說：「你是個人，反將自己當作神」（</w:t>
+      </w:r>
+      <w:hyperlink r:id="rId34">
+        <w:r>
+          <w:rPr>
+            <w:lang w:val="zh_TW" w:bidi="zh_TW"/>
+          </w:rPr>
+          <w:rPr>
+            <w:color w:val="0000EE"/>
+            <w:u w:val="single"/>
+          </w:rPr>
+          <w:t>33</w:t>
+        </w:r>
+      </w:hyperlink>
+      <w:r>
+        <w:rPr>
+          <w:lang w:val="zh_TW" w:bidi="zh_TW"/>
+        </w:rPr>
+        <w:t>節）。猶太最高法院（公會）以褻瀆罪判處耶穌死刑，因為祂聲稱自己是人子（彌賽亞）。在他們看來，耶穌並沒有提供任何證據表明祂是如此崇高的人物。耶穌似乎在嘲諷彌賽亞，並進而嘲諷神本身（</w:t>
+      </w:r>
+      <w:hyperlink r:id="rId35">
+        <w:r>
+          <w:rPr>
+            <w:lang w:val="zh_TW" w:bidi="zh_TW"/>
+          </w:rPr>
+          <w:rPr>
+            <w:color w:val="0000EE"/>
+            <w:u w:val="single"/>
+          </w:rPr>
+          <w:t>可14:64</w:t>
+        </w:r>
+      </w:hyperlink>
+      <w:r>
+        <w:rPr>
+          <w:lang w:val="zh_TW" w:bidi="zh_TW"/>
+        </w:rPr>
+        <w:t>）。</w:t>
       </w:r>
     </w:p>
     <w:p>
@@ -470,21 +725,9 @@
         <w:rPr>
           <w:lang w:val="zh_TW" w:bidi="zh_TW"/>
         </w:rPr>
-        <w:t>針是用以縫紉和修補的常見家用物品。耶穌用針的比喻來說明他對富人能否進入神的國的教導。在與富有的少年官交談後，耶穌告訴祂的門徒：「</w:t>
-      </w:r>
-      <w:r>
-        <w:rPr>
-          <w:lang w:val="zh_TW" w:bidi="zh_TW"/>
-        </w:rPr>
-        <w:t>駱駝穿過針的眼，比財主進神的國還容易</w:t>
-      </w:r>
-      <w:r>
-        <w:rPr>
-          <w:lang w:val="zh_TW" w:bidi="zh_TW"/>
-        </w:rPr>
-        <w:t>！」（</w:t>
-      </w:r>
-      <w:hyperlink r:id="rId15">
+        <w:t>聖經明確指出，褻瀆罪是可以被赦免的（</w:t>
+      </w:r>
+      <w:hyperlink r:id="rId36">
         <w:r>
           <w:rPr>
             <w:lang w:val="zh_TW" w:bidi="zh_TW"/>
@@ -493,7 +736,7 @@
             <w:color w:val="0000EE"/>
             <w:u w:val="single"/>
           </w:rPr>
-          <w:t>馬太福音19:24</w:t>
+          <w:t>太12:32</w:t>
         </w:r>
       </w:hyperlink>
       <w:r>
@@ -502,7 +745,7 @@
         </w:rPr>
         <w:t>；</w:t>
       </w:r>
-      <w:hyperlink r:id="rId16">
+      <w:hyperlink r:id="rId37">
         <w:r>
           <w:rPr>
             <w:lang w:val="zh_TW" w:bidi="zh_TW"/>
@@ -511,16 +754,16 @@
             <w:color w:val="0000EE"/>
             <w:u w:val="single"/>
           </w:rPr>
-          <w:t>馬可福音10:25</w:t>
+          <w:t>可3:28–29</w:t>
         </w:r>
       </w:hyperlink>
       <w:r>
         <w:rPr>
           <w:lang w:val="zh_TW" w:bidi="zh_TW"/>
         </w:rPr>
-        <w:t>；</w:t>
-      </w:r>
-      <w:hyperlink r:id="rId17">
+        <w:t>）。但是，如果一個人不願悔改，唯一的補救辦法就是將他或她「交給撒但，使他們受責罰就不再謗瀆了」（</w:t>
+      </w:r>
+      <w:hyperlink r:id="rId38">
         <w:r>
           <w:rPr>
             <w:lang w:val="zh_TW" w:bidi="zh_TW"/>
@@ -529,7 +772,7 @@
             <w:color w:val="0000EE"/>
             <w:u w:val="single"/>
           </w:rPr>
-          <w:t>路加福音18:25</w:t>
+          <w:t>提前1:20</w:t>
         </w:r>
       </w:hyperlink>
       <w:r>
@@ -537,62 +780,6 @@
           <w:lang w:val="zh_TW" w:bidi="zh_TW"/>
         </w:rPr>
         <w:t>）。</w:t>
-      </w:r>
-    </w:p>
-    <w:p>
-      <w:pPr/>
-      <w:r>
-        <w:rPr>
-          <w:lang w:val="zh_TW" w:bidi="zh_TW"/>
-        </w:rPr>
-      </w:r>
-      <w:r>
-        <w:rPr>
-          <w:lang w:val="zh_TW" w:bidi="zh_TW"/>
-        </w:rPr>
-        <w:t>耶穌並不是在責備有錢或富裕這事。相反的，祂責備的是財富能夠扭轉意念和其會帶來的虛假安全感。這就是富有的少年官的情況（比較</w:t>
-      </w:r>
-      <w:hyperlink r:id="rId18">
-        <w:r>
-          <w:rPr>
-            <w:lang w:val="zh_TW" w:bidi="zh_TW"/>
-          </w:rPr>
-          <w:rPr>
-            <w:color w:val="0000EE"/>
-            <w:u w:val="single"/>
-          </w:rPr>
-          <w:t>馬太福音19:21–22；</w:t>
-        </w:r>
-      </w:hyperlink>
-      <w:hyperlink r:id="rId19">
-        <w:r>
-          <w:rPr>
-            <w:lang w:val="zh_TW" w:bidi="zh_TW"/>
-          </w:rPr>
-          <w:rPr>
-            <w:color w:val="0000EE"/>
-            <w:u w:val="single"/>
-          </w:rPr>
-          <w:t>馬可福音10:21–22；</w:t>
-        </w:r>
-      </w:hyperlink>
-      <w:hyperlink r:id="rId20">
-        <w:r>
-          <w:rPr>
-            <w:lang w:val="zh_TW" w:bidi="zh_TW"/>
-          </w:rPr>
-          <w:rPr>
-            <w:color w:val="0000EE"/>
-            <w:u w:val="single"/>
-          </w:rPr>
-          <w:t>路加福音18:22–23</w:t>
-        </w:r>
-      </w:hyperlink>
-      <w:r>
-        <w:rPr>
-          <w:lang w:val="zh_TW" w:bidi="zh_TW"/>
-        </w:rPr>
-        <w:t>）。進入神的國是神的作為，而不是人的作為。耶穌用巴勒斯坦最大的陸地動物來作比喻，創造了駱駝穿過針眼的荒誕意象。祂將這幅圖畫，與富人試圖利用自己的地位和財產進入天國來進行對比。猶太文獻中也有類似的表達，其中描繪的是大象穿過針眼。</w:t>
       </w:r>
       <w:r>
         <w:rPr>

--- a/zht/docx/147.content.docx
+++ b/zht/docx/147.content.docx
@@ -19,7 +19,7 @@
         <w:rPr>
           <w:lang w:val="zh_TW" w:bidi="zh_TW"/>
         </w:rPr>
-        <w:t>Resource: 聖經詞典 (Tyndale)</w:t>
+        <w:t>Resource: Tyndale Open Bible Dictionary</w:t>
       </w:r>
       <w:r>
         <w:rPr>
@@ -112,7 +112,7 @@
         <w:rPr>
           <w:lang w:val="zh_TW" w:bidi="zh_TW"/>
         </w:rPr>
-        <w:t>聖經詞典 (Tyndale)</w:t>
+        <w:t>Tyndale Open Bible Dictionary</w:t>
       </w:r>
     </w:p>
     <w:p>
@@ -149,7 +149,7 @@
         <w:rPr>
           <w:lang w:val="zh_TW" w:bidi="zh_TW"/>
         </w:rPr>
-        <w:t>xie</w:t>
+        <w:t>wan</w:t>
       </w:r>
       <w:r>
         <w:rPr>
@@ -212,7 +212,7 @@
         <w:rPr>
           <w:lang w:val="zh_TW" w:bidi="zh_TW"/>
         </w:rPr>
-        <w:t>褻瀆</w:t>
+        <w:t>萬軍、天上的萬象</w:t>
       </w:r>
       <w:r>
         <w:rPr>
@@ -231,18 +231,37 @@
         <w:rPr>
           <w:lang w:val="zh_TW" w:bidi="zh_TW"/>
         </w:rPr>
-        <w:t>指褻瀆或輕蔑神的言語或文字（或對神的行為）。在一般意義上，「褻瀆（blasphemy）」可以指任何誹謗，包括任何侮辱或貶低他人的言語或行為。在希臘文獻中，這個詞用於侮辱或嘲笑活人或死人。這個詞的用法被延伸至神，包括質疑神的大能和嘲笑神的本性。</w:t>
-      </w:r>
-    </w:p>
-    <w:p>
-      <w:pPr>
-        <w:pStyle w:val="Heading3"/>
-      </w:pPr>
-      <w:r>
-        <w:rPr>
-          <w:lang w:val="zh_TW" w:bidi="zh_TW"/>
-        </w:rPr>
-        <w:t>舊約中的褻瀆</w:t>
+        <w:t>這個希伯來文詞語常見於舊約聖經。「萬軍」字面意思指「軍隊」和「天上的軍隊」。 「萬軍」基本上是個軍事術語，在舊約聖經中出現了將近五百次。它可以意味「</w:t>
+      </w:r>
+      <w:r>
+        <w:rPr>
+          <w:lang w:val="zh_TW" w:bidi="zh_TW"/>
+        </w:rPr>
+        <w:t>大軍</w:t>
+      </w:r>
+      <w:r>
+        <w:rPr>
+          <w:lang w:val="zh_TW" w:bidi="zh_TW"/>
+        </w:rPr>
+        <w:t>」（</w:t>
+      </w:r>
+      <w:hyperlink r:id="rId13">
+        <w:r>
+          <w:rPr>
+            <w:lang w:val="zh_TW" w:bidi="zh_TW"/>
+          </w:rPr>
+          <w:rPr>
+            <w:color w:val="0000EE"/>
+            <w:u w:val="single"/>
+          </w:rPr>
+          <w:t>王下18:17</w:t>
+        </w:r>
+      </w:hyperlink>
+      <w:r>
+        <w:rPr>
+          <w:lang w:val="zh_TW" w:bidi="zh_TW"/>
+        </w:rPr>
+        <w:t>），也可指「天使」、「天上的萬象」或整個受造界。</w:t>
       </w:r>
     </w:p>
     <w:p>
@@ -256,9 +275,9 @@
         <w:rPr>
           <w:lang w:val="zh_TW" w:bidi="zh_TW"/>
         </w:rPr>
-        <w:t>在舊約中，「褻瀆」總是指侮辱神，可能是直接攻擊神，或是間接嘲弄神。無論哪種方式，都會減損神的榮耀和尊嚴，所以褻瀆是讚美的反面。以色列人可能會透過詛咒神（</w:t>
-      </w:r>
-      <w:hyperlink r:id="rId13">
+        <w:t>「天上的萬象」在聖經中有不同的用法。古代作者有時會象徵性地把太陽、月亮和星辰稱為「軍隊」（譯註：和合本譯為「天上的萬象」）（</w:t>
+      </w:r>
+      <w:hyperlink r:id="rId14">
         <w:r>
           <w:rPr>
             <w:lang w:val="zh_TW" w:bidi="zh_TW"/>
@@ -267,14 +286,68 @@
             <w:color w:val="0000EE"/>
             <w:u w:val="single"/>
           </w:rPr>
-          <w:t>利24:10–16</w:t>
+          <w:t>申4:19</w:t>
         </w:r>
       </w:hyperlink>
       <w:r>
         <w:rPr>
           <w:lang w:val="zh_TW" w:bidi="zh_TW"/>
         </w:rPr>
-        <w:t>）或故意違背神的律法（</w:t>
+        <w:t>；</w:t>
+      </w:r>
+      <w:hyperlink r:id="rId15">
+        <w:r>
+          <w:rPr>
+            <w:lang w:val="zh_TW" w:bidi="zh_TW"/>
+          </w:rPr>
+          <w:rPr>
+            <w:color w:val="0000EE"/>
+            <w:u w:val="single"/>
+          </w:rPr>
+          <w:t>士5:20</w:t>
+        </w:r>
+      </w:hyperlink>
+      <w:r>
+        <w:rPr>
+          <w:lang w:val="zh_TW" w:bidi="zh_TW"/>
+        </w:rPr>
+        <w:t>）。在古代的占星術崇拜中，人們認為天體是由靈體賦予生命的，因此構成一支活的軍隊，掌管天上的命運。敬拜天上的萬象是最早的偶像崇拜形式之一，當時以色列人常常遠離上帝，陷入這種偶像崇拜當中（</w:t>
+      </w:r>
+      <w:hyperlink r:id="rId16">
+        <w:r>
+          <w:rPr>
+            <w:lang w:val="zh_TW" w:bidi="zh_TW"/>
+          </w:rPr>
+          <w:rPr>
+            <w:color w:val="0000EE"/>
+            <w:u w:val="single"/>
+          </w:rPr>
+          <w:t>耶19:13</w:t>
+        </w:r>
+      </w:hyperlink>
+      <w:r>
+        <w:rPr>
+          <w:lang w:val="zh_TW" w:bidi="zh_TW"/>
+        </w:rPr>
+        <w:t>；</w:t>
+      </w:r>
+      <w:hyperlink r:id="rId17">
+        <w:r>
+          <w:rPr>
+            <w:lang w:val="zh_TW" w:bidi="zh_TW"/>
+          </w:rPr>
+          <w:rPr>
+            <w:color w:val="0000EE"/>
+            <w:u w:val="single"/>
+          </w:rPr>
+          <w:t>徒7:42</w:t>
+        </w:r>
+      </w:hyperlink>
+      <w:r>
+        <w:rPr>
+          <w:lang w:val="zh_TW" w:bidi="zh_TW"/>
+        </w:rPr>
+        <w:t>）。雖然聖經明確警告以色列人不要信奉這些異教信仰（</w:t>
       </w:r>
       <w:hyperlink r:id="rId14">
         <w:r>
@@ -285,16 +358,16 @@
             <w:color w:val="0000EE"/>
             <w:u w:val="single"/>
           </w:rPr>
-          <w:t>民15:30</w:t>
+          <w:t>申4:19</w:t>
         </w:r>
       </w:hyperlink>
       <w:r>
         <w:rPr>
           <w:lang w:val="zh_TW" w:bidi="zh_TW"/>
         </w:rPr>
-        <w:t>）來直接侮辱祂的「名」（神的名字：耶和華）。任何一種褻瀆神的行為都會被處死刑，就像拜偶像一樣，這是最嚴重的褻瀆神（</w:t>
-      </w:r>
-      <w:hyperlink r:id="rId15">
+        <w:t>；</w:t>
+      </w:r>
+      <w:hyperlink r:id="rId18">
         <w:r>
           <w:rPr>
             <w:lang w:val="zh_TW" w:bidi="zh_TW"/>
@@ -303,7 +376,241 @@
             <w:color w:val="0000EE"/>
             <w:u w:val="single"/>
           </w:rPr>
-          <w:t>賽66:3</w:t>
+          <w:t>17:3</w:t>
+        </w:r>
+      </w:hyperlink>
+      <w:r>
+        <w:rPr>
+          <w:lang w:val="zh_TW" w:bidi="zh_TW"/>
+        </w:rPr>
+        <w:t>），他們卻仍舊敬拜天體，特別是在亞述和巴比倫時期（</w:t>
+      </w:r>
+      <w:hyperlink r:id="rId19">
+        <w:r>
+          <w:rPr>
+            <w:lang w:val="zh_TW" w:bidi="zh_TW"/>
+          </w:rPr>
+          <w:rPr>
+            <w:color w:val="0000EE"/>
+            <w:u w:val="single"/>
+          </w:rPr>
+          <w:t>王下17:16</w:t>
+        </w:r>
+      </w:hyperlink>
+      <w:r>
+        <w:rPr>
+          <w:lang w:val="zh_TW" w:bidi="zh_TW"/>
+        </w:rPr>
+        <w:t>，</w:t>
+      </w:r>
+      <w:hyperlink r:id="rId20">
+        <w:r>
+          <w:rPr>
+            <w:lang w:val="zh_TW" w:bidi="zh_TW"/>
+          </w:rPr>
+          <w:rPr>
+            <w:color w:val="0000EE"/>
+            <w:u w:val="single"/>
+          </w:rPr>
+          <w:t>21:3–5</w:t>
+        </w:r>
+      </w:hyperlink>
+      <w:r>
+        <w:rPr>
+          <w:lang w:val="zh_TW" w:bidi="zh_TW"/>
+        </w:rPr>
+        <w:t>；</w:t>
+      </w:r>
+      <w:hyperlink r:id="rId21">
+        <w:r>
+          <w:rPr>
+            <w:lang w:val="zh_TW" w:bidi="zh_TW"/>
+          </w:rPr>
+          <w:rPr>
+            <w:color w:val="0000EE"/>
+            <w:u w:val="single"/>
+          </w:rPr>
+          <w:t>代下33:3–5</w:t>
+        </w:r>
+      </w:hyperlink>
+      <w:r>
+        <w:rPr>
+          <w:lang w:val="zh_TW" w:bidi="zh_TW"/>
+        </w:rPr>
+        <w:t>；</w:t>
+      </w:r>
+      <w:hyperlink r:id="rId22">
+        <w:r>
+          <w:rPr>
+            <w:lang w:val="zh_TW" w:bidi="zh_TW"/>
+          </w:rPr>
+          <w:rPr>
+            <w:color w:val="0000EE"/>
+            <w:u w:val="single"/>
+          </w:rPr>
+          <w:t>耶8:2</w:t>
+        </w:r>
+      </w:hyperlink>
+      <w:r>
+        <w:rPr>
+          <w:lang w:val="zh_TW" w:bidi="zh_TW"/>
+        </w:rPr>
+        <w:t>；</w:t>
+      </w:r>
+      <w:hyperlink r:id="rId23">
+        <w:r>
+          <w:rPr>
+            <w:lang w:val="zh_TW" w:bidi="zh_TW"/>
+          </w:rPr>
+          <w:rPr>
+            <w:color w:val="0000EE"/>
+            <w:u w:val="single"/>
+          </w:rPr>
+          <w:t>番1:5</w:t>
+        </w:r>
+      </w:hyperlink>
+      <w:r>
+        <w:rPr>
+          <w:lang w:val="zh_TW" w:bidi="zh_TW"/>
+        </w:rPr>
+        <w:t>）。糾正這種異教崇拜的正確方式，就是承認耶和華是創天造地的主。祂是全能的主，按照自己的命令安設天體，並命定它們執行特別的功能（</w:t>
+      </w:r>
+      <w:hyperlink r:id="rId24">
+        <w:r>
+          <w:rPr>
+            <w:lang w:val="zh_TW" w:bidi="zh_TW"/>
+          </w:rPr>
+          <w:rPr>
+            <w:color w:val="0000EE"/>
+            <w:u w:val="single"/>
+          </w:rPr>
+          <w:t>創1:14–19</w:t>
+        </w:r>
+      </w:hyperlink>
+      <w:r>
+        <w:rPr>
+          <w:lang w:val="zh_TW" w:bidi="zh_TW"/>
+        </w:rPr>
+        <w:t>，</w:t>
+      </w:r>
+      <w:hyperlink r:id="rId25">
+        <w:r>
+          <w:rPr>
+            <w:lang w:val="zh_TW" w:bidi="zh_TW"/>
+          </w:rPr>
+          <w:rPr>
+            <w:color w:val="0000EE"/>
+            <w:u w:val="single"/>
+          </w:rPr>
+          <w:t>2:1</w:t>
+        </w:r>
+      </w:hyperlink>
+      <w:r>
+        <w:rPr>
+          <w:lang w:val="zh_TW" w:bidi="zh_TW"/>
+        </w:rPr>
+        <w:t>；</w:t>
+      </w:r>
+      <w:hyperlink r:id="rId26">
+        <w:r>
+          <w:rPr>
+            <w:lang w:val="zh_TW" w:bidi="zh_TW"/>
+          </w:rPr>
+          <w:rPr>
+            <w:color w:val="0000EE"/>
+            <w:u w:val="single"/>
+          </w:rPr>
+          <w:t>尼9:6</w:t>
+        </w:r>
+      </w:hyperlink>
+      <w:r>
+        <w:rPr>
+          <w:lang w:val="zh_TW" w:bidi="zh_TW"/>
+        </w:rPr>
+        <w:t>；</w:t>
+      </w:r>
+      <w:hyperlink r:id="rId27">
+        <w:r>
+          <w:rPr>
+            <w:lang w:val="zh_TW" w:bidi="zh_TW"/>
+          </w:rPr>
+          <w:rPr>
+            <w:color w:val="0000EE"/>
+            <w:u w:val="single"/>
+          </w:rPr>
+          <w:t>詩33:6</w:t>
+        </w:r>
+      </w:hyperlink>
+      <w:r>
+        <w:rPr>
+          <w:lang w:val="zh_TW" w:bidi="zh_TW"/>
+        </w:rPr>
+        <w:t>，</w:t>
+      </w:r>
+      <w:hyperlink r:id="rId28">
+        <w:r>
+          <w:rPr>
+            <w:lang w:val="zh_TW" w:bidi="zh_TW"/>
+          </w:rPr>
+          <w:rPr>
+            <w:color w:val="0000EE"/>
+            <w:u w:val="single"/>
+          </w:rPr>
+          <w:t>103:21</w:t>
+        </w:r>
+      </w:hyperlink>
+      <w:r>
+        <w:rPr>
+          <w:lang w:val="zh_TW" w:bidi="zh_TW"/>
+        </w:rPr>
+        <w:t>，</w:t>
+      </w:r>
+      <w:hyperlink r:id="rId29">
+        <w:r>
+          <w:rPr>
+            <w:lang w:val="zh_TW" w:bidi="zh_TW"/>
+          </w:rPr>
+          <w:rPr>
+            <w:color w:val="0000EE"/>
+            <w:u w:val="single"/>
+          </w:rPr>
+          <w:t>148:2</w:t>
+        </w:r>
+      </w:hyperlink>
+      <w:r>
+        <w:rPr>
+          <w:lang w:val="zh_TW" w:bidi="zh_TW"/>
+        </w:rPr>
+        <w:t>；</w:t>
+      </w:r>
+      <w:hyperlink r:id="rId30">
+        <w:r>
+          <w:rPr>
+            <w:lang w:val="zh_TW" w:bidi="zh_TW"/>
+          </w:rPr>
+          <w:rPr>
+            <w:color w:val="0000EE"/>
+            <w:u w:val="single"/>
+          </w:rPr>
+          <w:t>賽40:26</w:t>
+        </w:r>
+      </w:hyperlink>
+      <w:r>
+        <w:rPr>
+          <w:lang w:val="zh_TW" w:bidi="zh_TW"/>
+        </w:rPr>
+        <w:t>，</w:t>
+      </w:r>
+      <w:hyperlink r:id="rId31">
+        <w:r>
+          <w:rPr>
+            <w:lang w:val="zh_TW" w:bidi="zh_TW"/>
+          </w:rPr>
+          <w:rPr>
+            <w:color w:val="0000EE"/>
+            <w:u w:val="single"/>
+          </w:rPr>
+          <w:t>45:12</w:t>
         </w:r>
       </w:hyperlink>
       <w:r>
@@ -324,9 +631,9 @@
         <w:rPr>
           <w:lang w:val="zh_TW" w:bidi="zh_TW"/>
         </w:rPr>
-        <w:t>人們認為外邦人從未體驗過耶和華的大能和威嚴，最有可能褻瀆神。因此，在亞述王將耶和華等同於他已征服的列國的神時，就犯了褻瀆神的罪（</w:t>
-      </w:r>
-      <w:hyperlink r:id="rId16">
+        <w:t>神經常被稱為「萬軍之耶和華」，即天上軍隊的主宰（</w:t>
+      </w:r>
+      <w:hyperlink r:id="rId32">
         <w:r>
           <w:rPr>
             <w:lang w:val="zh_TW" w:bidi="zh_TW"/>
@@ -335,16 +642,16 @@
             <w:color w:val="0000EE"/>
             <w:u w:val="single"/>
           </w:rPr>
-          <w:t>王下19:4–6、22</w:t>
+          <w:t>耶5:14</w:t>
         </w:r>
       </w:hyperlink>
       <w:r>
         <w:rPr>
           <w:lang w:val="zh_TW" w:bidi="zh_TW"/>
         </w:rPr>
-        <w:t>）。由於亞述王的傲慢，先知以賽亞預言他必會滅亡。當以色列被擄時（</w:t>
-      </w:r>
-      <w:hyperlink r:id="rId17">
+        <w:t>，</w:t>
+      </w:r>
+      <w:hyperlink r:id="rId33">
         <w:r>
           <w:rPr>
             <w:lang w:val="zh_TW" w:bidi="zh_TW"/>
@@ -353,16 +660,16 @@
             <w:color w:val="0000EE"/>
             <w:u w:val="single"/>
           </w:rPr>
-          <w:t>賽52:5</w:t>
+          <w:t>38:17</w:t>
         </w:r>
       </w:hyperlink>
       <w:r>
         <w:rPr>
           <w:lang w:val="zh_TW" w:bidi="zh_TW"/>
         </w:rPr>
-        <w:t>），當以東嘲笑荒涼的「以色列山」時（</w:t>
-      </w:r>
-      <w:hyperlink r:id="rId18">
+        <w:t>，</w:t>
+      </w:r>
+      <w:hyperlink r:id="rId34">
         <w:r>
           <w:rPr>
             <w:lang w:val="zh_TW" w:bidi="zh_TW"/>
@@ -371,16 +678,16 @@
             <w:color w:val="0000EE"/>
             <w:u w:val="single"/>
           </w:rPr>
-          <w:t>結35:12</w:t>
+          <w:t>44:7</w:t>
         </w:r>
       </w:hyperlink>
       <w:r>
         <w:rPr>
           <w:lang w:val="zh_TW" w:bidi="zh_TW"/>
         </w:rPr>
-        <w:t>），當敵人嘲笑神沒有保護耶路撒冷時（</w:t>
-      </w:r>
-      <w:hyperlink r:id="rId19">
+        <w:t>；</w:t>
+      </w:r>
+      <w:hyperlink r:id="rId35">
         <w:r>
           <w:rPr>
             <w:lang w:val="zh_TW" w:bidi="zh_TW"/>
@@ -389,16 +696,16 @@
             <w:color w:val="0000EE"/>
             <w:u w:val="single"/>
           </w:rPr>
-          <w:t>詩74:18</w:t>
+          <w:t>何12:5</w:t>
         </w:r>
       </w:hyperlink>
       <w:r>
         <w:rPr>
           <w:lang w:val="zh_TW" w:bidi="zh_TW"/>
         </w:rPr>
-        <w:t>；</w:t>
-      </w:r>
-      <w:hyperlink r:id="rId20">
+        <w:t>）。天上的萬軍包括天使或使者，他們與耶和華在天上與地上的工作有關。神在天上有一個議會，由天使或「神的眾子」組成（</w:t>
+      </w:r>
+      <w:hyperlink r:id="rId36">
         <w:r>
           <w:rPr>
             <w:lang w:val="zh_TW" w:bidi="zh_TW"/>
@@ -407,25 +714,122 @@
             <w:color w:val="0000EE"/>
             <w:u w:val="single"/>
           </w:rPr>
-          <w:t>馬加比一書2:6</w:t>
+          <w:t>創1:26</w:t>
         </w:r>
       </w:hyperlink>
       <w:r>
         <w:rPr>
           <w:lang w:val="zh_TW" w:bidi="zh_TW"/>
         </w:rPr>
-        <w:t>），神也受到嘲笑。</w:t>
-      </w:r>
-    </w:p>
-    <w:p>
-      <w:pPr>
-        <w:pStyle w:val="Heading3"/>
-      </w:pPr>
-      <w:r>
-        <w:rPr>
-          <w:lang w:val="zh_TW" w:bidi="zh_TW"/>
-        </w:rPr>
-        <w:t>新約中的褻瀆</w:t>
+        <w:t>；</w:t>
+      </w:r>
+      <w:hyperlink r:id="rId37">
+        <w:r>
+          <w:rPr>
+            <w:lang w:val="zh_TW" w:bidi="zh_TW"/>
+          </w:rPr>
+          <w:rPr>
+            <w:color w:val="0000EE"/>
+            <w:u w:val="single"/>
+          </w:rPr>
+          <w:t>王上22:19</w:t>
+        </w:r>
+      </w:hyperlink>
+      <w:r>
+        <w:rPr>
+          <w:lang w:val="zh_TW" w:bidi="zh_TW"/>
+        </w:rPr>
+        <w:t>；</w:t>
+      </w:r>
+      <w:hyperlink r:id="rId38">
+        <w:r>
+          <w:rPr>
+            <w:lang w:val="zh_TW" w:bidi="zh_TW"/>
+          </w:rPr>
+          <w:rPr>
+            <w:color w:val="0000EE"/>
+            <w:u w:val="single"/>
+          </w:rPr>
+          <w:t>伯1:6</w:t>
+        </w:r>
+      </w:hyperlink>
+      <w:r>
+        <w:rPr>
+          <w:lang w:val="zh_TW" w:bidi="zh_TW"/>
+        </w:rPr>
+        <w:t>；</w:t>
+      </w:r>
+      <w:hyperlink r:id="rId39">
+        <w:r>
+          <w:rPr>
+            <w:lang w:val="zh_TW" w:bidi="zh_TW"/>
+          </w:rPr>
+          <w:rPr>
+            <w:color w:val="0000EE"/>
+            <w:u w:val="single"/>
+          </w:rPr>
+          <w:t>詩82</w:t>
+        </w:r>
+      </w:hyperlink>
+      <w:r>
+        <w:rPr>
+          <w:lang w:val="zh_TW" w:bidi="zh_TW"/>
+        </w:rPr>
+        <w:t>；</w:t>
+      </w:r>
+      <w:hyperlink r:id="rId40">
+        <w:r>
+          <w:rPr>
+            <w:lang w:val="zh_TW" w:bidi="zh_TW"/>
+          </w:rPr>
+          <w:rPr>
+            <w:color w:val="0000EE"/>
+            <w:u w:val="single"/>
+          </w:rPr>
+          <w:t>賽6章</w:t>
+        </w:r>
+      </w:hyperlink>
+      <w:r>
+        <w:rPr>
+          <w:lang w:val="zh_TW" w:bidi="zh_TW"/>
+        </w:rPr>
+        <w:t>）。使者從主的會議中接受派遣，以完成祂的目的（</w:t>
+      </w:r>
+      <w:hyperlink r:id="rId41">
+        <w:r>
+          <w:rPr>
+            <w:lang w:val="zh_TW" w:bidi="zh_TW"/>
+          </w:rPr>
+          <w:rPr>
+            <w:color w:val="0000EE"/>
+            <w:u w:val="single"/>
+          </w:rPr>
+          <w:t>創28:12–15</w:t>
+        </w:r>
+      </w:hyperlink>
+      <w:r>
+        <w:rPr>
+          <w:lang w:val="zh_TW" w:bidi="zh_TW"/>
+        </w:rPr>
+        <w:t>；</w:t>
+      </w:r>
+      <w:hyperlink r:id="rId42">
+        <w:r>
+          <w:rPr>
+            <w:lang w:val="zh_TW" w:bidi="zh_TW"/>
+          </w:rPr>
+          <w:rPr>
+            <w:color w:val="0000EE"/>
+            <w:u w:val="single"/>
+          </w:rPr>
+          <w:t>路2:13</w:t>
+        </w:r>
+      </w:hyperlink>
+      <w:r>
+        <w:rPr>
+          <w:lang w:val="zh_TW" w:bidi="zh_TW"/>
+        </w:rPr>
+        <w:t>）。</w:t>
       </w:r>
     </w:p>
     <w:p>
@@ -439,9 +843,9 @@
         <w:rPr>
           <w:lang w:val="zh_TW" w:bidi="zh_TW"/>
         </w:rPr>
-        <w:t>在新約中，褻瀆具有更廣泛的希臘語含義。它包括誹謗人以及神（</w:t>
-      </w:r>
-      <w:hyperlink r:id="rId21">
+        <w:t>雖然「萬軍」有時被理解為星辰或天使，但以色列各支派也被稱為「主的軍隊」。在</w:t>
+      </w:r>
+      <w:hyperlink r:id="rId43">
         <w:r>
           <w:rPr>
             <w:lang w:val="zh_TW" w:bidi="zh_TW"/>
@@ -450,116 +854,38 @@
             <w:color w:val="0000EE"/>
             <w:u w:val="single"/>
           </w:rPr>
-          <w:t>太15:19</w:t>
+          <w:t>但以理書八章10至11節</w:t>
         </w:r>
       </w:hyperlink>
       <w:r>
         <w:rPr>
           <w:lang w:val="zh_TW" w:bidi="zh_TW"/>
         </w:rPr>
-        <w:t>；另見</w:t>
-      </w:r>
-      <w:hyperlink r:id="rId22">
-        <w:r>
-          <w:rPr>
-            <w:lang w:val="zh_TW" w:bidi="zh_TW"/>
-          </w:rPr>
-          <w:rPr>
-            <w:color w:val="0000EE"/>
-            <w:u w:val="single"/>
-          </w:rPr>
-          <w:t>羅3:8</w:t>
-        </w:r>
-      </w:hyperlink>
-      <w:r>
-        <w:rPr>
-          <w:lang w:val="zh_TW" w:bidi="zh_TW"/>
-        </w:rPr>
-        <w:t>；</w:t>
-      </w:r>
-      <w:hyperlink r:id="rId23">
-        <w:r>
-          <w:rPr>
-            <w:lang w:val="zh_TW" w:bidi="zh_TW"/>
-          </w:rPr>
-          <w:rPr>
-            <w:color w:val="0000EE"/>
-            <w:u w:val="single"/>
-          </w:rPr>
-          <w:t>林前10:30</w:t>
-        </w:r>
-      </w:hyperlink>
-      <w:r>
-        <w:rPr>
-          <w:lang w:val="zh_TW" w:bidi="zh_TW"/>
-        </w:rPr>
-        <w:t>；</w:t>
-      </w:r>
-      <w:hyperlink r:id="rId24">
-        <w:r>
-          <w:rPr>
-            <w:lang w:val="zh_TW" w:bidi="zh_TW"/>
-          </w:rPr>
-          <w:rPr>
-            <w:color w:val="0000EE"/>
-            <w:u w:val="single"/>
-          </w:rPr>
-          <w:t>弗4:31</w:t>
-        </w:r>
-      </w:hyperlink>
-      <w:r>
-        <w:rPr>
-          <w:lang w:val="zh_TW" w:bidi="zh_TW"/>
-        </w:rPr>
-        <w:t>；</w:t>
-      </w:r>
-      <w:hyperlink r:id="rId25">
-        <w:r>
-          <w:rPr>
-            <w:lang w:val="zh_TW" w:bidi="zh_TW"/>
-          </w:rPr>
-          <w:rPr>
-            <w:color w:val="0000EE"/>
-            <w:u w:val="single"/>
-          </w:rPr>
-          <w:t>多3:2</w:t>
-        </w:r>
-      </w:hyperlink>
-      <w:r>
-        <w:rPr>
-          <w:lang w:val="zh_TW" w:bidi="zh_TW"/>
-        </w:rPr>
-        <w:t>）。它甚至包括嘲笑天使或惡魔的勢力，這與嘲笑任何其它存在物一樣都是錯的（</w:t>
-      </w:r>
-      <w:hyperlink r:id="rId26">
-        <w:r>
-          <w:rPr>
-            <w:lang w:val="zh_TW" w:bidi="zh_TW"/>
-          </w:rPr>
-          <w:rPr>
-            <w:color w:val="0000EE"/>
-            <w:u w:val="single"/>
-          </w:rPr>
-          <w:t>彼後2:10–12；</w:t>
-        </w:r>
-      </w:hyperlink>
-      <w:hyperlink r:id="rId27">
-        <w:r>
-          <w:rPr>
-            <w:lang w:val="zh_TW" w:bidi="zh_TW"/>
-          </w:rPr>
-          <w:rPr>
-            <w:color w:val="0000EE"/>
-            <w:u w:val="single"/>
-          </w:rPr>
-          <w:t>猶1:8–10</w:t>
-        </w:r>
-      </w:hyperlink>
-      <w:r>
-        <w:rPr>
-          <w:lang w:val="zh_TW" w:bidi="zh_TW"/>
-        </w:rPr>
-        <w:t>）。換句話說，任何形式的誹謗、嘲笑和嘲諷在新約中都是完全受到譴責的。</w:t>
+        <w:t>中，「</w:t>
+      </w:r>
+      <w:r>
+        <w:rPr>
+          <w:lang w:val="zh_TW" w:bidi="zh_TW"/>
+        </w:rPr>
+        <w:t>天象</w:t>
+      </w:r>
+      <w:r>
+        <w:rPr>
+          <w:lang w:val="zh_TW" w:bidi="zh_TW"/>
+        </w:rPr>
+        <w:t>」似乎是指以色列這個「聖民」的比喻性語言，而以色列的君王被稱為「</w:t>
+      </w:r>
+      <w:r>
+        <w:rPr>
+          <w:lang w:val="zh_TW" w:bidi="zh_TW"/>
+        </w:rPr>
+        <w:t>天象之君</w:t>
+      </w:r>
+      <w:r>
+        <w:rPr>
+          <w:lang w:val="zh_TW" w:bidi="zh_TW"/>
+        </w:rPr>
+        <w:t>」。</w:t>
       </w:r>
     </w:p>
     <w:p>
@@ -573,9 +899,33 @@
         <w:rPr>
           <w:lang w:val="zh_TW" w:bidi="zh_TW"/>
         </w:rPr>
-        <w:t>新約中最常見的褻瀆是對神的褻瀆。人們可能會直接冒犯神（</w:t>
-      </w:r>
-      <w:hyperlink r:id="rId28">
+        <w:t>希臘文翻譯為「</w:t>
+      </w:r>
+      <w:r>
+        <w:rPr>
+          <w:lang w:val="zh_TW" w:bidi="zh_TW"/>
+        </w:rPr>
+        <w:t>天兵</w:t>
+      </w:r>
+      <w:r>
+        <w:rPr>
+          <w:lang w:val="zh_TW" w:bidi="zh_TW"/>
+        </w:rPr>
+        <w:t>」或「</w:t>
+      </w:r>
+      <w:r>
+        <w:rPr>
+          <w:lang w:val="zh_TW" w:bidi="zh_TW"/>
+        </w:rPr>
+        <w:t>天上的日月星辰</w:t>
+      </w:r>
+      <w:r>
+        <w:rPr>
+          <w:lang w:val="zh_TW" w:bidi="zh_TW"/>
+        </w:rPr>
+        <w:t>」的詞語，只在新約聖經出現過兩次（</w:t>
+      </w:r>
+      <w:hyperlink r:id="rId42">
         <w:r>
           <w:rPr>
             <w:lang w:val="zh_TW" w:bidi="zh_TW"/>
@@ -584,10 +934,16 @@
             <w:color w:val="0000EE"/>
             <w:u w:val="single"/>
           </w:rPr>
-          <w:t>啟13:6，</w:t>
+          <w:t>路2:13</w:t>
         </w:r>
       </w:hyperlink>
-      <w:hyperlink r:id="rId29">
+      <w:r>
+        <w:rPr>
+          <w:lang w:val="zh_TW" w:bidi="zh_TW"/>
+        </w:rPr>
+        <w:t>；</w:t>
+      </w:r>
+      <w:hyperlink r:id="rId17">
         <w:r>
           <w:rPr>
             <w:lang w:val="zh_TW" w:bidi="zh_TW"/>
@@ -596,16 +952,16 @@
             <w:color w:val="0000EE"/>
             <w:u w:val="single"/>
           </w:rPr>
-          <w:t>16:9</w:t>
+          <w:t>徒7:42</w:t>
         </w:r>
       </w:hyperlink>
       <w:r>
         <w:rPr>
           <w:lang w:val="zh_TW" w:bidi="zh_TW"/>
         </w:rPr>
-        <w:t>），毀謗神的道理（</w:t>
-      </w:r>
-      <w:hyperlink r:id="rId30">
+        <w:t>）。「萬軍之主」這稱號被保羅和雅各用來指耶和華（</w:t>
+      </w:r>
+      <w:hyperlink r:id="rId44">
         <w:r>
           <w:rPr>
             <w:lang w:val="zh_TW" w:bidi="zh_TW"/>
@@ -614,16 +970,16 @@
             <w:color w:val="0000EE"/>
             <w:u w:val="single"/>
           </w:rPr>
-          <w:t>多2:5</w:t>
+          <w:t>羅9:29</w:t>
         </w:r>
       </w:hyperlink>
       <w:r>
         <w:rPr>
           <w:lang w:val="zh_TW" w:bidi="zh_TW"/>
         </w:rPr>
-        <w:t>），或拒絕神的啟示及其使者（</w:t>
-      </w:r>
-      <w:hyperlink r:id="rId31">
+        <w:t>；</w:t>
+      </w:r>
+      <w:hyperlink r:id="rId45">
         <w:r>
           <w:rPr>
             <w:lang w:val="zh_TW" w:bidi="zh_TW"/>
@@ -632,86 +988,14 @@
             <w:color w:val="0000EE"/>
             <w:u w:val="single"/>
           </w:rPr>
-          <w:t>徒6:11</w:t>
+          <w:t>雅5:4</w:t>
         </w:r>
       </w:hyperlink>
       <w:r>
         <w:rPr>
           <w:lang w:val="zh_TW" w:bidi="zh_TW"/>
         </w:rPr>
-        <w:t>）。當耶穌自稱擁有屬於神的特權——赦罪的權柄時，祂被指控褻瀆神（</w:t>
-      </w:r>
-      <w:hyperlink r:id="rId32">
-        <w:r>
-          <w:rPr>
-            <w:lang w:val="zh_TW" w:bidi="zh_TW"/>
-          </w:rPr>
-          <w:rPr>
-            <w:color w:val="0000EE"/>
-            <w:u w:val="single"/>
-          </w:rPr>
-          <w:t>可2:7</w:t>
-        </w:r>
-      </w:hyperlink>
-      <w:r>
-        <w:rPr>
-          <w:lang w:val="zh_TW" w:bidi="zh_TW"/>
-        </w:rPr>
-        <w:t>）。</w:t>
-      </w:r>
-      <w:hyperlink r:id="rId33">
-        <w:r>
-          <w:rPr>
-            <w:lang w:val="zh_TW" w:bidi="zh_TW"/>
-          </w:rPr>
-          <w:rPr>
-            <w:color w:val="0000EE"/>
-            <w:u w:val="single"/>
-          </w:rPr>
-          <w:t>約翰福音10:33–36</w:t>
-        </w:r>
-      </w:hyperlink>
-      <w:r>
-        <w:rPr>
-          <w:lang w:val="zh_TW" w:bidi="zh_TW"/>
-        </w:rPr>
-        <w:t>記載有人試圖用石頭砸死耶穌，指控祂的人對祂說：「你是個人，反將自己當作神」（</w:t>
-      </w:r>
-      <w:hyperlink r:id="rId34">
-        <w:r>
-          <w:rPr>
-            <w:lang w:val="zh_TW" w:bidi="zh_TW"/>
-          </w:rPr>
-          <w:rPr>
-            <w:color w:val="0000EE"/>
-            <w:u w:val="single"/>
-          </w:rPr>
-          <w:t>33</w:t>
-        </w:r>
-      </w:hyperlink>
-      <w:r>
-        <w:rPr>
-          <w:lang w:val="zh_TW" w:bidi="zh_TW"/>
-        </w:rPr>
-        <w:t>節）。猶太最高法院（公會）以褻瀆罪判處耶穌死刑，因為祂聲稱自己是人子（彌賽亞）。在他們看來，耶穌並沒有提供任何證據表明祂是如此崇高的人物。耶穌似乎在嘲諷彌賽亞，並進而嘲諷神本身（</w:t>
-      </w:r>
-      <w:hyperlink r:id="rId35">
-        <w:r>
-          <w:rPr>
-            <w:lang w:val="zh_TW" w:bidi="zh_TW"/>
-          </w:rPr>
-          <w:rPr>
-            <w:color w:val="0000EE"/>
-            <w:u w:val="single"/>
-          </w:rPr>
-          <w:t>可14:64</w:t>
-        </w:r>
-      </w:hyperlink>
-      <w:r>
-        <w:rPr>
-          <w:lang w:val="zh_TW" w:bidi="zh_TW"/>
-        </w:rPr>
-        <w:t>）。</w:t>
+        <w:t>）。這個術語表達了神在歷史中的主權、權能與威嚴，但究竟這些受祂指揮的「萬軍」具體是什麼，我們並不確定。</w:t>
       </w:r>
     </w:p>
     <w:p>
@@ -723,63 +1007,22 @@
       </w:r>
       <w:r>
         <w:rPr>
-          <w:lang w:val="zh_TW" w:bidi="zh_TW"/>
-        </w:rPr>
-        <w:t>聖經明確指出，褻瀆罪是可以被赦免的（</w:t>
-      </w:r>
-      <w:hyperlink r:id="rId36">
-        <w:r>
-          <w:rPr>
-            <w:lang w:val="zh_TW" w:bidi="zh_TW"/>
-          </w:rPr>
-          <w:rPr>
-            <w:color w:val="0000EE"/>
-            <w:u w:val="single"/>
-          </w:rPr>
-          <w:t>太12:32</w:t>
-        </w:r>
-      </w:hyperlink>
-      <w:r>
-        <w:rPr>
-          <w:lang w:val="zh_TW" w:bidi="zh_TW"/>
-        </w:rPr>
-        <w:t>；</w:t>
-      </w:r>
-      <w:hyperlink r:id="rId37">
-        <w:r>
-          <w:rPr>
-            <w:lang w:val="zh_TW" w:bidi="zh_TW"/>
-          </w:rPr>
-          <w:rPr>
-            <w:color w:val="0000EE"/>
-            <w:u w:val="single"/>
-          </w:rPr>
-          <w:t>可3:28–29</w:t>
-        </w:r>
-      </w:hyperlink>
-      <w:r>
-        <w:rPr>
-          <w:lang w:val="zh_TW" w:bidi="zh_TW"/>
-        </w:rPr>
-        <w:t>）。但是，如果一個人不願悔改，唯一的補救辦法就是將他或她「交給撒但，使他們受責罰就不再謗瀆了」（</w:t>
-      </w:r>
-      <w:hyperlink r:id="rId38">
-        <w:r>
-          <w:rPr>
-            <w:lang w:val="zh_TW" w:bidi="zh_TW"/>
-          </w:rPr>
-          <w:rPr>
-            <w:color w:val="0000EE"/>
-            <w:u w:val="single"/>
-          </w:rPr>
-          <w:t>提前1:20</w:t>
-        </w:r>
-      </w:hyperlink>
-      <w:r>
-        <w:rPr>
-          <w:lang w:val="zh_TW" w:bidi="zh_TW"/>
-        </w:rPr>
-        <w:t>）。</w:t>
+          <w:i/>
+          <w:lang w:val="zh_TW" w:bidi="zh_TW"/>
+        </w:rPr>
+        <w:t>另見</w:t>
+      </w:r>
+      <w:r>
+        <w:rPr>
+          <w:lang w:val="zh_TW" w:bidi="zh_TW"/>
+        </w:rPr>
+        <w:t>萬軍之主</w:t>
+      </w:r>
+      <w:r>
+        <w:rPr>
+          <w:lang w:val="zh_TW" w:bidi="zh_TW"/>
+        </w:rPr>
+        <w:t>。</w:t>
       </w:r>
       <w:r>
         <w:rPr>

--- a/zht/docx/147.content.docx
+++ b/zht/docx/147.content.docx
@@ -149,7 +149,7 @@
         <w:rPr>
           <w:lang w:val="zh_TW" w:bidi="zh_TW"/>
         </w:rPr>
-        <w:t>wan</w:t>
+        <w:t>tuan</w:t>
       </w:r>
       <w:r>
         <w:rPr>
@@ -212,7 +212,7 @@
         <w:rPr>
           <w:lang w:val="zh_TW" w:bidi="zh_TW"/>
         </w:rPr>
-        <w:t>萬軍、天上的萬象</w:t>
+        <w:t>團契</w:t>
       </w:r>
       <w:r>
         <w:rPr>
@@ -231,37 +231,18 @@
         <w:rPr>
           <w:lang w:val="zh_TW" w:bidi="zh_TW"/>
         </w:rPr>
-        <w:t>這個希伯來文詞語常見於舊約聖經。「萬軍」字面意思指「軍隊」和「天上的軍隊」。 「萬軍」基本上是個軍事術語，在舊約聖經中出現了將近五百次。它可以意味「</w:t>
-      </w:r>
-      <w:r>
-        <w:rPr>
-          <w:lang w:val="zh_TW" w:bidi="zh_TW"/>
-        </w:rPr>
-        <w:t>大軍</w:t>
-      </w:r>
-      <w:r>
-        <w:rPr>
-          <w:lang w:val="zh_TW" w:bidi="zh_TW"/>
-        </w:rPr>
-        <w:t>」（</w:t>
-      </w:r>
-      <w:hyperlink r:id="rId13">
-        <w:r>
-          <w:rPr>
-            <w:lang w:val="zh_TW" w:bidi="zh_TW"/>
-          </w:rPr>
-          <w:rPr>
-            <w:color w:val="0000EE"/>
-            <w:u w:val="single"/>
-          </w:rPr>
-          <w:t>王下18:17</w:t>
-        </w:r>
-      </w:hyperlink>
-      <w:r>
-        <w:rPr>
-          <w:lang w:val="zh_TW" w:bidi="zh_TW"/>
-        </w:rPr>
-        <w:t>），也可指「天使」、「天上的萬象」或整個受造界。</w:t>
+        <w:t>團契指與神保持親密關係，並把這種關係與其他信徒一同分享。</w:t>
+      </w:r>
+    </w:p>
+    <w:p>
+      <w:pPr>
+        <w:pStyle w:val="Heading3"/>
+      </w:pPr>
+      <w:r>
+        <w:rPr>
+          <w:lang w:val="zh_TW" w:bidi="zh_TW"/>
+        </w:rPr>
+        <w:t>舊約聖經中的團契</w:t>
       </w:r>
     </w:p>
     <w:p>
@@ -275,7 +256,25 @@
         <w:rPr>
           <w:lang w:val="zh_TW" w:bidi="zh_TW"/>
         </w:rPr>
-        <w:t>「天上的萬象」在聖經中有不同的用法。古代作者有時會象徵性地把太陽、月亮和星辰稱為「軍隊」（譯註：和合本譯為「天上的萬象」）（</w:t>
+        <w:t>起初，神把亞當安置在園中，讓他享受與神的友誼。當亞當和夏娃選擇獨立，不願活在神慈愛的看顧之下，他們與神的關係就破裂了。結果，亞當和夏娃躲避神（</w:t>
+      </w:r>
+      <w:hyperlink r:id="rId13">
+        <w:r>
+          <w:rPr>
+            <w:lang w:val="zh_TW" w:bidi="zh_TW"/>
+          </w:rPr>
+          <w:rPr>
+            <w:color w:val="0000EE"/>
+            <w:u w:val="single"/>
+          </w:rPr>
+          <w:t>創3:8</w:t>
+        </w:r>
+      </w:hyperlink>
+      <w:r>
+        <w:rPr>
+          <w:lang w:val="zh_TW" w:bidi="zh_TW"/>
+        </w:rPr>
+        <w:t>）。但神立刻尋找他們，並向他們宣告祂要透過救主的工作來拯救罪人的計劃（</w:t>
       </w:r>
       <w:hyperlink r:id="rId14">
         <w:r>
@@ -286,331 +285,7 @@
             <w:color w:val="0000EE"/>
             <w:u w:val="single"/>
           </w:rPr>
-          <w:t>申4:19</w:t>
-        </w:r>
-      </w:hyperlink>
-      <w:r>
-        <w:rPr>
-          <w:lang w:val="zh_TW" w:bidi="zh_TW"/>
-        </w:rPr>
-        <w:t>；</w:t>
-      </w:r>
-      <w:hyperlink r:id="rId15">
-        <w:r>
-          <w:rPr>
-            <w:lang w:val="zh_TW" w:bidi="zh_TW"/>
-          </w:rPr>
-          <w:rPr>
-            <w:color w:val="0000EE"/>
-            <w:u w:val="single"/>
-          </w:rPr>
-          <w:t>士5:20</w:t>
-        </w:r>
-      </w:hyperlink>
-      <w:r>
-        <w:rPr>
-          <w:lang w:val="zh_TW" w:bidi="zh_TW"/>
-        </w:rPr>
-        <w:t>）。在古代的占星術崇拜中，人們認為天體是由靈體賦予生命的，因此構成一支活的軍隊，掌管天上的命運。敬拜天上的萬象是最早的偶像崇拜形式之一，當時以色列人常常遠離上帝，陷入這種偶像崇拜當中（</w:t>
-      </w:r>
-      <w:hyperlink r:id="rId16">
-        <w:r>
-          <w:rPr>
-            <w:lang w:val="zh_TW" w:bidi="zh_TW"/>
-          </w:rPr>
-          <w:rPr>
-            <w:color w:val="0000EE"/>
-            <w:u w:val="single"/>
-          </w:rPr>
-          <w:t>耶19:13</w:t>
-        </w:r>
-      </w:hyperlink>
-      <w:r>
-        <w:rPr>
-          <w:lang w:val="zh_TW" w:bidi="zh_TW"/>
-        </w:rPr>
-        <w:t>；</w:t>
-      </w:r>
-      <w:hyperlink r:id="rId17">
-        <w:r>
-          <w:rPr>
-            <w:lang w:val="zh_TW" w:bidi="zh_TW"/>
-          </w:rPr>
-          <w:rPr>
-            <w:color w:val="0000EE"/>
-            <w:u w:val="single"/>
-          </w:rPr>
-          <w:t>徒7:42</w:t>
-        </w:r>
-      </w:hyperlink>
-      <w:r>
-        <w:rPr>
-          <w:lang w:val="zh_TW" w:bidi="zh_TW"/>
-        </w:rPr>
-        <w:t>）。雖然聖經明確警告以色列人不要信奉這些異教信仰（</w:t>
-      </w:r>
-      <w:hyperlink r:id="rId14">
-        <w:r>
-          <w:rPr>
-            <w:lang w:val="zh_TW" w:bidi="zh_TW"/>
-          </w:rPr>
-          <w:rPr>
-            <w:color w:val="0000EE"/>
-            <w:u w:val="single"/>
-          </w:rPr>
-          <w:t>申4:19</w:t>
-        </w:r>
-      </w:hyperlink>
-      <w:r>
-        <w:rPr>
-          <w:lang w:val="zh_TW" w:bidi="zh_TW"/>
-        </w:rPr>
-        <w:t>；</w:t>
-      </w:r>
-      <w:hyperlink r:id="rId18">
-        <w:r>
-          <w:rPr>
-            <w:lang w:val="zh_TW" w:bidi="zh_TW"/>
-          </w:rPr>
-          <w:rPr>
-            <w:color w:val="0000EE"/>
-            <w:u w:val="single"/>
-          </w:rPr>
-          <w:t>17:3</w:t>
-        </w:r>
-      </w:hyperlink>
-      <w:r>
-        <w:rPr>
-          <w:lang w:val="zh_TW" w:bidi="zh_TW"/>
-        </w:rPr>
-        <w:t>），他們卻仍舊敬拜天體，特別是在亞述和巴比倫時期（</w:t>
-      </w:r>
-      <w:hyperlink r:id="rId19">
-        <w:r>
-          <w:rPr>
-            <w:lang w:val="zh_TW" w:bidi="zh_TW"/>
-          </w:rPr>
-          <w:rPr>
-            <w:color w:val="0000EE"/>
-            <w:u w:val="single"/>
-          </w:rPr>
-          <w:t>王下17:16</w:t>
-        </w:r>
-      </w:hyperlink>
-      <w:r>
-        <w:rPr>
-          <w:lang w:val="zh_TW" w:bidi="zh_TW"/>
-        </w:rPr>
-        <w:t>，</w:t>
-      </w:r>
-      <w:hyperlink r:id="rId20">
-        <w:r>
-          <w:rPr>
-            <w:lang w:val="zh_TW" w:bidi="zh_TW"/>
-          </w:rPr>
-          <w:rPr>
-            <w:color w:val="0000EE"/>
-            <w:u w:val="single"/>
-          </w:rPr>
-          <w:t>21:3–5</w:t>
-        </w:r>
-      </w:hyperlink>
-      <w:r>
-        <w:rPr>
-          <w:lang w:val="zh_TW" w:bidi="zh_TW"/>
-        </w:rPr>
-        <w:t>；</w:t>
-      </w:r>
-      <w:hyperlink r:id="rId21">
-        <w:r>
-          <w:rPr>
-            <w:lang w:val="zh_TW" w:bidi="zh_TW"/>
-          </w:rPr>
-          <w:rPr>
-            <w:color w:val="0000EE"/>
-            <w:u w:val="single"/>
-          </w:rPr>
-          <w:t>代下33:3–5</w:t>
-        </w:r>
-      </w:hyperlink>
-      <w:r>
-        <w:rPr>
-          <w:lang w:val="zh_TW" w:bidi="zh_TW"/>
-        </w:rPr>
-        <w:t>；</w:t>
-      </w:r>
-      <w:hyperlink r:id="rId22">
-        <w:r>
-          <w:rPr>
-            <w:lang w:val="zh_TW" w:bidi="zh_TW"/>
-          </w:rPr>
-          <w:rPr>
-            <w:color w:val="0000EE"/>
-            <w:u w:val="single"/>
-          </w:rPr>
-          <w:t>耶8:2</w:t>
-        </w:r>
-      </w:hyperlink>
-      <w:r>
-        <w:rPr>
-          <w:lang w:val="zh_TW" w:bidi="zh_TW"/>
-        </w:rPr>
-        <w:t>；</w:t>
-      </w:r>
-      <w:hyperlink r:id="rId23">
-        <w:r>
-          <w:rPr>
-            <w:lang w:val="zh_TW" w:bidi="zh_TW"/>
-          </w:rPr>
-          <w:rPr>
-            <w:color w:val="0000EE"/>
-            <w:u w:val="single"/>
-          </w:rPr>
-          <w:t>番1:5</w:t>
-        </w:r>
-      </w:hyperlink>
-      <w:r>
-        <w:rPr>
-          <w:lang w:val="zh_TW" w:bidi="zh_TW"/>
-        </w:rPr>
-        <w:t>）。糾正這種異教崇拜的正確方式，就是承認耶和華是創天造地的主。祂是全能的主，按照自己的命令安設天體，並命定它們執行特別的功能（</w:t>
-      </w:r>
-      <w:hyperlink r:id="rId24">
-        <w:r>
-          <w:rPr>
-            <w:lang w:val="zh_TW" w:bidi="zh_TW"/>
-          </w:rPr>
-          <w:rPr>
-            <w:color w:val="0000EE"/>
-            <w:u w:val="single"/>
-          </w:rPr>
-          <w:t>創1:14–19</w:t>
-        </w:r>
-      </w:hyperlink>
-      <w:r>
-        <w:rPr>
-          <w:lang w:val="zh_TW" w:bidi="zh_TW"/>
-        </w:rPr>
-        <w:t>，</w:t>
-      </w:r>
-      <w:hyperlink r:id="rId25">
-        <w:r>
-          <w:rPr>
-            <w:lang w:val="zh_TW" w:bidi="zh_TW"/>
-          </w:rPr>
-          <w:rPr>
-            <w:color w:val="0000EE"/>
-            <w:u w:val="single"/>
-          </w:rPr>
-          <w:t>2:1</w:t>
-        </w:r>
-      </w:hyperlink>
-      <w:r>
-        <w:rPr>
-          <w:lang w:val="zh_TW" w:bidi="zh_TW"/>
-        </w:rPr>
-        <w:t>；</w:t>
-      </w:r>
-      <w:hyperlink r:id="rId26">
-        <w:r>
-          <w:rPr>
-            <w:lang w:val="zh_TW" w:bidi="zh_TW"/>
-          </w:rPr>
-          <w:rPr>
-            <w:color w:val="0000EE"/>
-            <w:u w:val="single"/>
-          </w:rPr>
-          <w:t>尼9:6</w:t>
-        </w:r>
-      </w:hyperlink>
-      <w:r>
-        <w:rPr>
-          <w:lang w:val="zh_TW" w:bidi="zh_TW"/>
-        </w:rPr>
-        <w:t>；</w:t>
-      </w:r>
-      <w:hyperlink r:id="rId27">
-        <w:r>
-          <w:rPr>
-            <w:lang w:val="zh_TW" w:bidi="zh_TW"/>
-          </w:rPr>
-          <w:rPr>
-            <w:color w:val="0000EE"/>
-            <w:u w:val="single"/>
-          </w:rPr>
-          <w:t>詩33:6</w:t>
-        </w:r>
-      </w:hyperlink>
-      <w:r>
-        <w:rPr>
-          <w:lang w:val="zh_TW" w:bidi="zh_TW"/>
-        </w:rPr>
-        <w:t>，</w:t>
-      </w:r>
-      <w:hyperlink r:id="rId28">
-        <w:r>
-          <w:rPr>
-            <w:lang w:val="zh_TW" w:bidi="zh_TW"/>
-          </w:rPr>
-          <w:rPr>
-            <w:color w:val="0000EE"/>
-            <w:u w:val="single"/>
-          </w:rPr>
-          <w:t>103:21</w:t>
-        </w:r>
-      </w:hyperlink>
-      <w:r>
-        <w:rPr>
-          <w:lang w:val="zh_TW" w:bidi="zh_TW"/>
-        </w:rPr>
-        <w:t>，</w:t>
-      </w:r>
-      <w:hyperlink r:id="rId29">
-        <w:r>
-          <w:rPr>
-            <w:lang w:val="zh_TW" w:bidi="zh_TW"/>
-          </w:rPr>
-          <w:rPr>
-            <w:color w:val="0000EE"/>
-            <w:u w:val="single"/>
-          </w:rPr>
-          <w:t>148:2</w:t>
-        </w:r>
-      </w:hyperlink>
-      <w:r>
-        <w:rPr>
-          <w:lang w:val="zh_TW" w:bidi="zh_TW"/>
-        </w:rPr>
-        <w:t>；</w:t>
-      </w:r>
-      <w:hyperlink r:id="rId30">
-        <w:r>
-          <w:rPr>
-            <w:lang w:val="zh_TW" w:bidi="zh_TW"/>
-          </w:rPr>
-          <w:rPr>
-            <w:color w:val="0000EE"/>
-            <w:u w:val="single"/>
-          </w:rPr>
-          <w:t>賽40:26</w:t>
-        </w:r>
-      </w:hyperlink>
-      <w:r>
-        <w:rPr>
-          <w:lang w:val="zh_TW" w:bidi="zh_TW"/>
-        </w:rPr>
-        <w:t>，</w:t>
-      </w:r>
-      <w:hyperlink r:id="rId31">
-        <w:r>
-          <w:rPr>
-            <w:lang w:val="zh_TW" w:bidi="zh_TW"/>
-          </w:rPr>
-          <w:rPr>
-            <w:color w:val="0000EE"/>
-            <w:u w:val="single"/>
-          </w:rPr>
-          <w:t>45:12</w:t>
+          <w:t>3:15</w:t>
         </w:r>
       </w:hyperlink>
       <w:r>
@@ -631,9 +306,9 @@
         <w:rPr>
           <w:lang w:val="zh_TW" w:bidi="zh_TW"/>
         </w:rPr>
-        <w:t>神經常被稱為「萬軍之耶和華」，即天上軍隊的主宰（</w:t>
-      </w:r>
-      <w:hyperlink r:id="rId32">
+        <w:t>舊約聖經記載，神如何開始讓特別的人與祂建立關係。經文把以諾描寫為與神同行的人（</w:t>
+      </w:r>
+      <w:hyperlink r:id="rId15">
         <w:r>
           <w:rPr>
             <w:lang w:val="zh_TW" w:bidi="zh_TW"/>
@@ -642,16 +317,16 @@
             <w:color w:val="0000EE"/>
             <w:u w:val="single"/>
           </w:rPr>
-          <w:t>耶5:14</w:t>
+          <w:t>創5:22、24</w:t>
         </w:r>
       </w:hyperlink>
       <w:r>
         <w:rPr>
           <w:lang w:val="zh_TW" w:bidi="zh_TW"/>
         </w:rPr>
-        <w:t>，</w:t>
-      </w:r>
-      <w:hyperlink r:id="rId33">
+        <w:t>），挪亞也與神同行（</w:t>
+      </w:r>
+      <w:hyperlink r:id="rId16">
         <w:r>
           <w:rPr>
             <w:lang w:val="zh_TW" w:bidi="zh_TW"/>
@@ -660,16 +335,16 @@
             <w:color w:val="0000EE"/>
             <w:u w:val="single"/>
           </w:rPr>
-          <w:t>38:17</w:t>
+          <w:t>6:9</w:t>
         </w:r>
       </w:hyperlink>
       <w:r>
         <w:rPr>
           <w:lang w:val="zh_TW" w:bidi="zh_TW"/>
         </w:rPr>
-        <w:t>，</w:t>
-      </w:r>
-      <w:hyperlink r:id="rId34">
+        <w:t>），而經文稱以色列的先祖亞伯拉罕為「神的朋友」（</w:t>
+      </w:r>
+      <w:hyperlink r:id="rId17">
         <w:r>
           <w:rPr>
             <w:lang w:val="zh_TW" w:bidi="zh_TW"/>
@@ -678,16 +353,16 @@
             <w:color w:val="0000EE"/>
             <w:u w:val="single"/>
           </w:rPr>
-          <w:t>44:7</w:t>
+          <w:t>雅2:23</w:t>
         </w:r>
       </w:hyperlink>
       <w:r>
         <w:rPr>
           <w:lang w:val="zh_TW" w:bidi="zh_TW"/>
         </w:rPr>
-        <w:t>；</w:t>
-      </w:r>
-      <w:hyperlink r:id="rId35">
+        <w:t>）。在舊約聖經中，沒有人像摩西那樣，與神有如此親密的關係，他在西奈山上與神相會四十天（</w:t>
+      </w:r>
+      <w:hyperlink r:id="rId18">
         <w:r>
           <w:rPr>
             <w:lang w:val="zh_TW" w:bidi="zh_TW"/>
@@ -696,16 +371,16 @@
             <w:color w:val="0000EE"/>
             <w:u w:val="single"/>
           </w:rPr>
-          <w:t>何12:5</w:t>
+          <w:t>出24章</w:t>
         </w:r>
       </w:hyperlink>
       <w:r>
         <w:rPr>
           <w:lang w:val="zh_TW" w:bidi="zh_TW"/>
         </w:rPr>
-        <w:t>）。天上的萬軍包括天使或使者，他們與耶和華在天上與地上的工作有關。神在天上有一個議會，由天使或「神的眾子」組成（</w:t>
-      </w:r>
-      <w:hyperlink r:id="rId36">
+        <w:t>）。後來，大衛寫下許多詩篇，展現出與神深深連結的心（</w:t>
+      </w:r>
+      <w:hyperlink r:id="rId19">
         <w:r>
           <w:rPr>
             <w:lang w:val="zh_TW" w:bidi="zh_TW"/>
@@ -714,16 +389,10 @@
             <w:color w:val="0000EE"/>
             <w:u w:val="single"/>
           </w:rPr>
-          <w:t>創1:26</w:t>
+          <w:t>詩16、</w:t>
         </w:r>
       </w:hyperlink>
-      <w:r>
-        <w:rPr>
-          <w:lang w:val="zh_TW" w:bidi="zh_TW"/>
-        </w:rPr>
-        <w:t>；</w:t>
-      </w:r>
-      <w:hyperlink r:id="rId37">
+      <w:hyperlink r:id="rId20">
         <w:r>
           <w:rPr>
             <w:lang w:val="zh_TW" w:bidi="zh_TW"/>
@@ -732,16 +401,10 @@
             <w:color w:val="0000EE"/>
             <w:u w:val="single"/>
           </w:rPr>
-          <w:t>王上22:19</w:t>
+          <w:t>34、</w:t>
         </w:r>
       </w:hyperlink>
-      <w:r>
-        <w:rPr>
-          <w:lang w:val="zh_TW" w:bidi="zh_TW"/>
-        </w:rPr>
-        <w:t>；</w:t>
-      </w:r>
-      <w:hyperlink r:id="rId38">
+      <w:hyperlink r:id="rId21">
         <w:r>
           <w:rPr>
             <w:lang w:val="zh_TW" w:bidi="zh_TW"/>
@@ -750,16 +413,10 @@
             <w:color w:val="0000EE"/>
             <w:u w:val="single"/>
           </w:rPr>
-          <w:t>伯1:6</w:t>
+          <w:t>40、</w:t>
         </w:r>
       </w:hyperlink>
-      <w:r>
-        <w:rPr>
-          <w:lang w:val="zh_TW" w:bidi="zh_TW"/>
-        </w:rPr>
-        <w:t>；</w:t>
-      </w:r>
-      <w:hyperlink r:id="rId39">
+      <w:hyperlink r:id="rId22">
         <w:r>
           <w:rPr>
             <w:lang w:val="zh_TW" w:bidi="zh_TW"/>
@@ -768,68 +425,25 @@
             <w:color w:val="0000EE"/>
             <w:u w:val="single"/>
           </w:rPr>
-          <w:t>詩82</w:t>
+          <w:t>63篇</w:t>
         </w:r>
       </w:hyperlink>
       <w:r>
         <w:rPr>
           <w:lang w:val="zh_TW" w:bidi="zh_TW"/>
         </w:rPr>
-        <w:t>；</w:t>
-      </w:r>
-      <w:hyperlink r:id="rId40">
-        <w:r>
-          <w:rPr>
-            <w:lang w:val="zh_TW" w:bidi="zh_TW"/>
-          </w:rPr>
-          <w:rPr>
-            <w:color w:val="0000EE"/>
-            <w:u w:val="single"/>
-          </w:rPr>
-          <w:t>賽6章</w:t>
-        </w:r>
-      </w:hyperlink>
-      <w:r>
-        <w:rPr>
-          <w:lang w:val="zh_TW" w:bidi="zh_TW"/>
-        </w:rPr>
-        <w:t>）。使者從主的會議中接受派遣，以完成祂的目的（</w:t>
-      </w:r>
-      <w:hyperlink r:id="rId41">
-        <w:r>
-          <w:rPr>
-            <w:lang w:val="zh_TW" w:bidi="zh_TW"/>
-          </w:rPr>
-          <w:rPr>
-            <w:color w:val="0000EE"/>
-            <w:u w:val="single"/>
-          </w:rPr>
-          <w:t>創28:12–15</w:t>
-        </w:r>
-      </w:hyperlink>
-      <w:r>
-        <w:rPr>
-          <w:lang w:val="zh_TW" w:bidi="zh_TW"/>
-        </w:rPr>
-        <w:t>；</w:t>
-      </w:r>
-      <w:hyperlink r:id="rId42">
-        <w:r>
-          <w:rPr>
-            <w:lang w:val="zh_TW" w:bidi="zh_TW"/>
-          </w:rPr>
-          <w:rPr>
-            <w:color w:val="0000EE"/>
-            <w:u w:val="single"/>
-          </w:rPr>
-          <w:t>路2:13</w:t>
-        </w:r>
-      </w:hyperlink>
-      <w:r>
-        <w:rPr>
-          <w:lang w:val="zh_TW" w:bidi="zh_TW"/>
-        </w:rPr>
         <w:t>）。</w:t>
+      </w:r>
+    </w:p>
+    <w:p>
+      <w:pPr>
+        <w:pStyle w:val="Heading3"/>
+      </w:pPr>
+      <w:r>
+        <w:rPr>
+          <w:lang w:val="zh_TW" w:bidi="zh_TW"/>
+        </w:rPr>
+        <w:t>新約聖經中的團契</w:t>
       </w:r>
     </w:p>
     <w:p>
@@ -843,9 +457,9 @@
         <w:rPr>
           <w:lang w:val="zh_TW" w:bidi="zh_TW"/>
         </w:rPr>
-        <w:t>雖然「萬軍」有時被理解為星辰或天使，但以色列各支派也被稱為「主的軍隊」。在</w:t>
-      </w:r>
-      <w:hyperlink r:id="rId43">
+        <w:t>因為耶穌在十架上所成就的工作，神如今住在每一位信徒心裡 （</w:t>
+      </w:r>
+      <w:hyperlink r:id="rId23">
         <w:r>
           <w:rPr>
             <w:lang w:val="zh_TW" w:bidi="zh_TW"/>
@@ -854,38 +468,86 @@
             <w:color w:val="0000EE"/>
             <w:u w:val="single"/>
           </w:rPr>
-          <w:t>但以理書八章10至11節</w:t>
+          <w:t>約14:23</w:t>
         </w:r>
       </w:hyperlink>
       <w:r>
         <w:rPr>
           <w:lang w:val="zh_TW" w:bidi="zh_TW"/>
         </w:rPr>
-        <w:t>中，「</w:t>
-      </w:r>
-      <w:r>
-        <w:rPr>
-          <w:lang w:val="zh_TW" w:bidi="zh_TW"/>
-        </w:rPr>
-        <w:t>天象</w:t>
-      </w:r>
-      <w:r>
-        <w:rPr>
-          <w:lang w:val="zh_TW" w:bidi="zh_TW"/>
-        </w:rPr>
-        <w:t>」似乎是指以色列這個「聖民」的比喻性語言，而以色列的君王被稱為「</w:t>
-      </w:r>
-      <w:r>
-        <w:rPr>
-          <w:lang w:val="zh_TW" w:bidi="zh_TW"/>
-        </w:rPr>
-        <w:t>天象之君</w:t>
-      </w:r>
-      <w:r>
-        <w:rPr>
-          <w:lang w:val="zh_TW" w:bidi="zh_TW"/>
-        </w:rPr>
-        <w:t>」。</w:t>
+        <w:t>）。因此在新約之下，我們所擁有的關係，是信徒與耶穌之間那重要且屬靈的連結（</w:t>
+      </w:r>
+      <w:hyperlink r:id="rId24">
+        <w:r>
+          <w:rPr>
+            <w:lang w:val="zh_TW" w:bidi="zh_TW"/>
+          </w:rPr>
+          <w:rPr>
+            <w:color w:val="0000EE"/>
+            <w:u w:val="single"/>
+          </w:rPr>
+          <w:t>14:20–21</w:t>
+        </w:r>
+      </w:hyperlink>
+      <w:r>
+        <w:rPr>
+          <w:lang w:val="zh_TW" w:bidi="zh_TW"/>
+        </w:rPr>
+        <w:t>）。與神建立關係是基督徒生命的目標（</w:t>
+      </w:r>
+      <w:hyperlink r:id="rId25">
+        <w:r>
+          <w:rPr>
+            <w:lang w:val="zh_TW" w:bidi="zh_TW"/>
+          </w:rPr>
+          <w:rPr>
+            <w:color w:val="0000EE"/>
+            <w:u w:val="single"/>
+          </w:rPr>
+          <w:t>約一1:3</w:t>
+        </w:r>
+      </w:hyperlink>
+      <w:r>
+        <w:rPr>
+          <w:lang w:val="zh_TW" w:bidi="zh_TW"/>
+        </w:rPr>
+        <w:t>），而當我們與救主「面對面」（</w:t>
+      </w:r>
+      <w:hyperlink r:id="rId26">
+        <w:r>
+          <w:rPr>
+            <w:lang w:val="zh_TW" w:bidi="zh_TW"/>
+          </w:rPr>
+          <w:rPr>
+            <w:color w:val="0000EE"/>
+            <w:u w:val="single"/>
+          </w:rPr>
+          <w:t>林前13:12</w:t>
+        </w:r>
+      </w:hyperlink>
+      <w:r>
+        <w:rPr>
+          <w:lang w:val="zh_TW" w:bidi="zh_TW"/>
+        </w:rPr>
+        <w:t>）時，這關係就會變得成全，直到永遠。那時，神要永遠與祂的百姓同住（</w:t>
+      </w:r>
+      <w:hyperlink r:id="rId27">
+        <w:r>
+          <w:rPr>
+            <w:lang w:val="zh_TW" w:bidi="zh_TW"/>
+          </w:rPr>
+          <w:rPr>
+            <w:color w:val="0000EE"/>
+            <w:u w:val="single"/>
+          </w:rPr>
+          <w:t>啟21:3</w:t>
+        </w:r>
+      </w:hyperlink>
+      <w:r>
+        <w:rPr>
+          <w:lang w:val="zh_TW" w:bidi="zh_TW"/>
+        </w:rPr>
+        <w:t>）。</w:t>
       </w:r>
     </w:p>
     <w:p>
@@ -899,33 +561,9 @@
         <w:rPr>
           <w:lang w:val="zh_TW" w:bidi="zh_TW"/>
         </w:rPr>
-        <w:t>希臘文翻譯為「</w:t>
-      </w:r>
-      <w:r>
-        <w:rPr>
-          <w:lang w:val="zh_TW" w:bidi="zh_TW"/>
-        </w:rPr>
-        <w:t>天兵</w:t>
-      </w:r>
-      <w:r>
-        <w:rPr>
-          <w:lang w:val="zh_TW" w:bidi="zh_TW"/>
-        </w:rPr>
-        <w:t>」或「</w:t>
-      </w:r>
-      <w:r>
-        <w:rPr>
-          <w:lang w:val="zh_TW" w:bidi="zh_TW"/>
-        </w:rPr>
-        <w:t>天上的日月星辰</w:t>
-      </w:r>
-      <w:r>
-        <w:rPr>
-          <w:lang w:val="zh_TW" w:bidi="zh_TW"/>
-        </w:rPr>
-        <w:t>」的詞語，只在新約聖經出現過兩次（</w:t>
-      </w:r>
-      <w:hyperlink r:id="rId42">
+        <w:t>福音的好消息恢復我們與神的關係，也恢復信徒彼此之間的關係。耶穌與門徒共進最後的晚餐，顯出我們與神的關係如何連結我們與其他人的關係（</w:t>
+      </w:r>
+      <w:hyperlink r:id="rId28">
         <w:r>
           <w:rPr>
             <w:lang w:val="zh_TW" w:bidi="zh_TW"/>
@@ -934,68 +572,14 @@
             <w:color w:val="0000EE"/>
             <w:u w:val="single"/>
           </w:rPr>
-          <w:t>路2:13</w:t>
+          <w:t>可14:22–25</w:t>
         </w:r>
       </w:hyperlink>
       <w:r>
         <w:rPr>
           <w:lang w:val="zh_TW" w:bidi="zh_TW"/>
         </w:rPr>
-        <w:t>；</w:t>
-      </w:r>
-      <w:hyperlink r:id="rId17">
-        <w:r>
-          <w:rPr>
-            <w:lang w:val="zh_TW" w:bidi="zh_TW"/>
-          </w:rPr>
-          <w:rPr>
-            <w:color w:val="0000EE"/>
-            <w:u w:val="single"/>
-          </w:rPr>
-          <w:t>徒7:42</w:t>
-        </w:r>
-      </w:hyperlink>
-      <w:r>
-        <w:rPr>
-          <w:lang w:val="zh_TW" w:bidi="zh_TW"/>
-        </w:rPr>
-        <w:t>）。「萬軍之主」這稱號被保羅和雅各用來指耶和華（</w:t>
-      </w:r>
-      <w:hyperlink r:id="rId44">
-        <w:r>
-          <w:rPr>
-            <w:lang w:val="zh_TW" w:bidi="zh_TW"/>
-          </w:rPr>
-          <w:rPr>
-            <w:color w:val="0000EE"/>
-            <w:u w:val="single"/>
-          </w:rPr>
-          <w:t>羅9:29</w:t>
-        </w:r>
-      </w:hyperlink>
-      <w:r>
-        <w:rPr>
-          <w:lang w:val="zh_TW" w:bidi="zh_TW"/>
-        </w:rPr>
-        <w:t>；</w:t>
-      </w:r>
-      <w:hyperlink r:id="rId45">
-        <w:r>
-          <w:rPr>
-            <w:lang w:val="zh_TW" w:bidi="zh_TW"/>
-          </w:rPr>
-          <w:rPr>
-            <w:color w:val="0000EE"/>
-            <w:u w:val="single"/>
-          </w:rPr>
-          <w:t>雅5:4</w:t>
-        </w:r>
-      </w:hyperlink>
-      <w:r>
-        <w:rPr>
-          <w:lang w:val="zh_TW" w:bidi="zh_TW"/>
-        </w:rPr>
-        <w:t>）。這個術語表達了神在歷史中的主權、權能與威嚴，但究竟這些受祂指揮的「萬軍」具體是什麼，我們並不確定。</w:t>
+        <w:t>）。耶穌與門徒在樓房分享那特別的筵席；耶穌與跟隨祂的人以深切的愛和委身彼此相連。後來，門徒因共同忠於耶穌，他們的心就更緊密聯合起來。在耶穌釘十字架和聖靈降臨之後，教會就此誕生。教會是新的群體，這群人與神建立關係，也彼此建立關係。</w:t>
       </w:r>
     </w:p>
     <w:p>
@@ -1007,22 +591,810 @@
       </w:r>
       <w:r>
         <w:rPr>
-          <w:i/>
-          <w:lang w:val="zh_TW" w:bidi="zh_TW"/>
-        </w:rPr>
-        <w:t>另見</w:t>
-      </w:r>
-      <w:r>
-        <w:rPr>
-          <w:lang w:val="zh_TW" w:bidi="zh_TW"/>
-        </w:rPr>
-        <w:t>萬軍之主</w:t>
-      </w:r>
-      <w:r>
-        <w:rPr>
-          <w:lang w:val="zh_TW" w:bidi="zh_TW"/>
-        </w:rPr>
-        <w:t>。</w:t>
+          <w:lang w:val="zh_TW" w:bidi="zh_TW"/>
+        </w:rPr>
+        <w:t>使徒行傳的開首幾章，顯出初代基督徒之間深厚的友誼。信徒在家中聚集，一同領受教導、團契、主的晚餐和禱告（</w:t>
+      </w:r>
+      <w:hyperlink r:id="rId29">
+        <w:r>
+          <w:rPr>
+            <w:lang w:val="zh_TW" w:bidi="zh_TW"/>
+          </w:rPr>
+          <w:rPr>
+            <w:color w:val="0000EE"/>
+            <w:u w:val="single"/>
+          </w:rPr>
+          <w:t>徒2:42、46</w:t>
+        </w:r>
+      </w:hyperlink>
+      <w:r>
+        <w:rPr>
+          <w:lang w:val="zh_TW" w:bidi="zh_TW"/>
+        </w:rPr>
+        <w:t>）。基督徒的合一意識強烈，甚至願意彼此分享所有財物，把這些物品分給有需要的弟兄姊妹（</w:t>
+      </w:r>
+      <w:hyperlink r:id="rId30">
+        <w:r>
+          <w:rPr>
+            <w:lang w:val="zh_TW" w:bidi="zh_TW"/>
+          </w:rPr>
+          <w:rPr>
+            <w:color w:val="0000EE"/>
+            <w:u w:val="single"/>
+          </w:rPr>
+          <w:t>2:44–45，</w:t>
+        </w:r>
+      </w:hyperlink>
+      <w:hyperlink r:id="rId31">
+        <w:r>
+          <w:rPr>
+            <w:lang w:val="zh_TW" w:bidi="zh_TW"/>
+          </w:rPr>
+          <w:rPr>
+            <w:color w:val="0000EE"/>
+            <w:u w:val="single"/>
+          </w:rPr>
+          <w:t>4:32–35</w:t>
+        </w:r>
+      </w:hyperlink>
+      <w:r>
+        <w:rPr>
+          <w:lang w:val="zh_TW" w:bidi="zh_TW"/>
+        </w:rPr>
+        <w:t>）。或許，這個初代基督徒團契的最大特色，就是信徒彼此相愛（</w:t>
+      </w:r>
+      <w:hyperlink r:id="rId32">
+        <w:r>
+          <w:rPr>
+            <w:lang w:val="zh_TW" w:bidi="zh_TW"/>
+          </w:rPr>
+          <w:rPr>
+            <w:color w:val="0000EE"/>
+            <w:u w:val="single"/>
+          </w:rPr>
+          <w:t>帖前4:9</w:t>
+        </w:r>
+      </w:hyperlink>
+      <w:r>
+        <w:rPr>
+          <w:lang w:val="zh_TW" w:bidi="zh_TW"/>
+        </w:rPr>
+        <w:t>；</w:t>
+      </w:r>
+      <w:hyperlink r:id="rId33">
+        <w:r>
+          <w:rPr>
+            <w:lang w:val="zh_TW" w:bidi="zh_TW"/>
+          </w:rPr>
+          <w:rPr>
+            <w:color w:val="0000EE"/>
+            <w:u w:val="single"/>
+          </w:rPr>
+          <w:t>彼前1:22</w:t>
+        </w:r>
+      </w:hyperlink>
+      <w:r>
+        <w:rPr>
+          <w:lang w:val="zh_TW" w:bidi="zh_TW"/>
+        </w:rPr>
+        <w:t>）。</w:t>
+      </w:r>
+    </w:p>
+    <w:p>
+      <w:pPr/>
+      <w:r>
+        <w:rPr>
+          <w:lang w:val="zh_TW" w:bidi="zh_TW"/>
+        </w:rPr>
+      </w:r>
+      <w:r>
+        <w:rPr>
+          <w:lang w:val="zh_TW" w:bidi="zh_TW"/>
+        </w:rPr>
+        <w:t>保羅出於愛心，在外邦各教會推動捐獻，要幫助在耶路撒冷生活困難的信徒。</w:t>
+      </w:r>
+      <w:hyperlink r:id="rId34">
+        <w:r>
+          <w:rPr>
+            <w:lang w:val="zh_TW" w:bidi="zh_TW"/>
+          </w:rPr>
+          <w:rPr>
+            <w:color w:val="0000EE"/>
+            <w:u w:val="single"/>
+          </w:rPr>
+          <w:t>羅馬書十五章26節</w:t>
+        </w:r>
+      </w:hyperlink>
+      <w:r>
+        <w:rPr>
+          <w:lang w:val="zh_TW" w:bidi="zh_TW"/>
+        </w:rPr>
+        <w:t>提到馬其頓和亞該亞的眾教會的捐獻。保羅用希臘文裡通常譯為「團契」的常見詞語，來形容這種「捐項」。同樣，腓立比教會與保羅所分享的團契，也以支持使徒工作的捐獻具體表達出來（</w:t>
+      </w:r>
+      <w:hyperlink r:id="rId35">
+        <w:r>
+          <w:rPr>
+            <w:lang w:val="zh_TW" w:bidi="zh_TW"/>
+          </w:rPr>
+          <w:rPr>
+            <w:color w:val="0000EE"/>
+            <w:u w:val="single"/>
+          </w:rPr>
+          <w:t>腓1:5，</w:t>
+        </w:r>
+      </w:hyperlink>
+      <w:hyperlink r:id="rId36">
+        <w:r>
+          <w:rPr>
+            <w:lang w:val="zh_TW" w:bidi="zh_TW"/>
+          </w:rPr>
+          <w:rPr>
+            <w:color w:val="0000EE"/>
+            <w:u w:val="single"/>
+          </w:rPr>
+          <w:t>4:14–15</w:t>
+        </w:r>
+      </w:hyperlink>
+      <w:r>
+        <w:rPr>
+          <w:lang w:val="zh_TW" w:bidi="zh_TW"/>
+        </w:rPr>
+        <w:t>）。</w:t>
+      </w:r>
+    </w:p>
+    <w:p>
+      <w:pPr/>
+      <w:r>
+        <w:rPr>
+          <w:lang w:val="zh_TW" w:bidi="zh_TW"/>
+        </w:rPr>
+      </w:r>
+      <w:r>
+        <w:rPr>
+          <w:lang w:val="zh_TW" w:bidi="zh_TW"/>
+        </w:rPr>
+        <w:t>聖經用多種意象，描述早期教會彼此相連的生命。首先，經文稱教會為「神的家」（</w:t>
+      </w:r>
+      <w:hyperlink r:id="rId37">
+        <w:r>
+          <w:rPr>
+            <w:lang w:val="zh_TW" w:bidi="zh_TW"/>
+          </w:rPr>
+          <w:rPr>
+            <w:color w:val="0000EE"/>
+            <w:u w:val="single"/>
+          </w:rPr>
+          <w:t>弗2:19</w:t>
+        </w:r>
+      </w:hyperlink>
+      <w:r>
+        <w:rPr>
+          <w:lang w:val="zh_TW" w:bidi="zh_TW"/>
+        </w:rPr>
+        <w:t>；</w:t>
+      </w:r>
+      <w:hyperlink r:id="rId38">
+        <w:r>
+          <w:rPr>
+            <w:lang w:val="zh_TW" w:bidi="zh_TW"/>
+          </w:rPr>
+          <w:rPr>
+            <w:color w:val="0000EE"/>
+            <w:u w:val="single"/>
+          </w:rPr>
+          <w:t>提前3:15</w:t>
+        </w:r>
+      </w:hyperlink>
+      <w:r>
+        <w:rPr>
+          <w:lang w:val="zh_TW" w:bidi="zh_TW"/>
+        </w:rPr>
+        <w:t>），或「信徒一家」（</w:t>
+      </w:r>
+      <w:hyperlink r:id="rId39">
+        <w:r>
+          <w:rPr>
+            <w:lang w:val="zh_TW" w:bidi="zh_TW"/>
+          </w:rPr>
+          <w:rPr>
+            <w:color w:val="0000EE"/>
+            <w:u w:val="single"/>
+          </w:rPr>
+          <w:t>加6:10</w:t>
+        </w:r>
+      </w:hyperlink>
+      <w:r>
+        <w:rPr>
+          <w:lang w:val="zh_TW" w:bidi="zh_TW"/>
+        </w:rPr>
+        <w:t>）。在神的家裡，愛與款待應成為生活常態（</w:t>
+      </w:r>
+      <w:hyperlink r:id="rId40">
+        <w:r>
+          <w:rPr>
+            <w:lang w:val="zh_TW" w:bidi="zh_TW"/>
+          </w:rPr>
+          <w:rPr>
+            <w:color w:val="0000EE"/>
+            <w:u w:val="single"/>
+          </w:rPr>
+          <w:t>來13:1–2</w:t>
+        </w:r>
+      </w:hyperlink>
+      <w:r>
+        <w:rPr>
+          <w:lang w:val="zh_TW" w:bidi="zh_TW"/>
+        </w:rPr>
+        <w:t>）。聖經也把教會描繪為在地上的神家（</w:t>
+      </w:r>
+      <w:hyperlink r:id="rId41">
+        <w:r>
+          <w:rPr>
+            <w:lang w:val="zh_TW" w:bidi="zh_TW"/>
+          </w:rPr>
+          <w:rPr>
+            <w:color w:val="0000EE"/>
+            <w:u w:val="single"/>
+          </w:rPr>
+          <w:t>弗3:15</w:t>
+        </w:r>
+      </w:hyperlink>
+      <w:r>
+        <w:rPr>
+          <w:lang w:val="zh_TW" w:bidi="zh_TW"/>
+        </w:rPr>
+        <w:t>），其中神就是父，信徒就是祂忠心的兒女。神的家應以愛、恩慈、憐憫和謙卑為生活方式（</w:t>
+      </w:r>
+      <w:hyperlink r:id="rId42">
+        <w:r>
+          <w:rPr>
+            <w:lang w:val="zh_TW" w:bidi="zh_TW"/>
+          </w:rPr>
+          <w:rPr>
+            <w:color w:val="0000EE"/>
+            <w:u w:val="single"/>
+          </w:rPr>
+          <w:t>腓2:1–4</w:t>
+        </w:r>
+      </w:hyperlink>
+      <w:r>
+        <w:rPr>
+          <w:lang w:val="zh_TW" w:bidi="zh_TW"/>
+        </w:rPr>
+        <w:t>）。最後，經文形容基督徒的團契為「一個新人」或「一體」（</w:t>
+      </w:r>
+      <w:hyperlink r:id="rId43">
+        <w:r>
+          <w:rPr>
+            <w:lang w:val="zh_TW" w:bidi="zh_TW"/>
+          </w:rPr>
+          <w:rPr>
+            <w:color w:val="0000EE"/>
+            <w:u w:val="single"/>
+          </w:rPr>
+          <w:t>弗2:15–16</w:t>
+        </w:r>
+      </w:hyperlink>
+      <w:r>
+        <w:rPr>
+          <w:lang w:val="zh_TW" w:bidi="zh_TW"/>
+        </w:rPr>
+        <w:t>）。雖然這身體內有許多天然的差異，但聖靈把信徒聯合，使他們成為一個生命體（</w:t>
+      </w:r>
+      <w:hyperlink r:id="rId44">
+        <w:r>
+          <w:rPr>
+            <w:lang w:val="zh_TW" w:bidi="zh_TW"/>
+          </w:rPr>
+          <w:rPr>
+            <w:color w:val="0000EE"/>
+            <w:u w:val="single"/>
+          </w:rPr>
+          <w:t>4:4–6</w:t>
+        </w:r>
+      </w:hyperlink>
+      <w:r>
+        <w:rPr>
+          <w:lang w:val="zh_TW" w:bidi="zh_TW"/>
+        </w:rPr>
+        <w:t>）。在這個以愛相連的團契中，每個信徒都不可或缺，神把各樣恩賜賜給每個成員，使整個身體得以靈命成長。</w:t>
+      </w:r>
+    </w:p>
+    <w:p>
+      <w:pPr>
+        <w:pStyle w:val="Heading3"/>
+      </w:pPr>
+      <w:r>
+        <w:rPr>
+          <w:lang w:val="zh_TW" w:bidi="zh_TW"/>
+        </w:rPr>
+        <w:t>基督徒團契指南</w:t>
+      </w:r>
+    </w:p>
+    <w:p>
+      <w:pPr/>
+      <w:r>
+        <w:rPr>
+          <w:lang w:val="zh_TW" w:bidi="zh_TW"/>
+        </w:rPr>
+      </w:r>
+      <w:r>
+        <w:rPr>
+          <w:lang w:val="zh_TW" w:bidi="zh_TW"/>
+        </w:rPr>
+        <w:t>聖經在</w:t>
+      </w:r>
+      <w:hyperlink r:id="rId45">
+        <w:r>
+          <w:rPr>
+            <w:lang w:val="zh_TW" w:bidi="zh_TW"/>
+          </w:rPr>
+          <w:rPr>
+            <w:color w:val="0000EE"/>
+            <w:u w:val="single"/>
+          </w:rPr>
+          <w:t>約翰一書一章7節</w:t>
+        </w:r>
+      </w:hyperlink>
+      <w:r>
+        <w:rPr>
+          <w:lang w:val="zh_TW" w:bidi="zh_TW"/>
+        </w:rPr>
+        <w:t>說明真實的團契是如何產生的：「我們若在光明中行，如同神在光明中，就彼此相交。」這句話表示，神本身就是真理，當我們按照神的真理而活，就能與其他信徒建立真實的屬靈相交（即藉著神的靈建立的特別關係）。耶穌基督使團契成為可能；唯有當我們先與耶穌保持親密關係，我們才能與其他信徒建立真正的團契。</w:t>
+      </w:r>
+    </w:p>
+    <w:p>
+      <w:pPr/>
+      <w:r>
+        <w:rPr>
+          <w:lang w:val="zh_TW" w:bidi="zh_TW"/>
+        </w:rPr>
+      </w:r>
+      <w:r>
+        <w:rPr>
+          <w:lang w:val="zh_TW" w:bidi="zh_TW"/>
+        </w:rPr>
+        <w:t>正如光明與黑暗無法共存，信徒也不能與不相信耶穌的人建立真實的團契。聖經也指出，基督徒不應與那些自稱信徒、卻有以下行為的人建立親密的團契：</w:t>
+      </w:r>
+    </w:p>
+    <w:p>
+      <w:pPr>
+        <w:pStyle w:val="ListBullet"/>
+        <w:spacing w:line="240" w:lineRule="auto"/>
+        <w:ind w:left="720"/>
+      </w:pPr>
+      <w:r>
+        <w:rPr>
+          <w:lang w:val="zh_TW" w:bidi="zh_TW"/>
+        </w:rPr>
+      </w:r>
+      <w:r>
+        <w:rPr>
+          <w:lang w:val="zh_TW" w:bidi="zh_TW"/>
+        </w:rPr>
+        <w:t>拒絕耶穌的教導（</w:t>
+      </w:r>
+      <w:hyperlink r:id="rId46">
+        <w:r>
+          <w:rPr>
+            <w:lang w:val="zh_TW" w:bidi="zh_TW"/>
+          </w:rPr>
+          <w:rPr>
+            <w:color w:val="0000EE"/>
+            <w:u w:val="single"/>
+          </w:rPr>
+          <w:t>約二1:9–11</w:t>
+        </w:r>
+      </w:hyperlink>
+      <w:r>
+        <w:rPr>
+          <w:lang w:val="zh_TW" w:bidi="zh_TW"/>
+        </w:rPr>
+        <w:t>）</w:t>
+      </w:r>
+    </w:p>
+    <w:p>
+      <w:pPr>
+        <w:pStyle w:val="ListBullet"/>
+        <w:spacing w:line="240" w:lineRule="auto"/>
+        <w:ind w:left="720"/>
+      </w:pPr>
+      <w:r>
+        <w:rPr>
+          <w:lang w:val="zh_TW" w:bidi="zh_TW"/>
+        </w:rPr>
+      </w:r>
+      <w:r>
+        <w:rPr>
+          <w:lang w:val="zh_TW" w:bidi="zh_TW"/>
+        </w:rPr>
+        <w:t>行惡</w:t>
+      </w:r>
+    </w:p>
+    <w:p>
+      <w:pPr>
+        <w:pStyle w:val="ListBullet"/>
+        <w:spacing w:line="240" w:lineRule="auto"/>
+        <w:ind w:left="720"/>
+      </w:pPr>
+      <w:r>
+        <w:rPr>
+          <w:lang w:val="zh_TW" w:bidi="zh_TW"/>
+        </w:rPr>
+      </w:r>
+      <w:r>
+        <w:rPr>
+          <w:lang w:val="zh_TW" w:bidi="zh_TW"/>
+        </w:rPr>
+        <w:t>敬拜假神</w:t>
+      </w:r>
+    </w:p>
+    <w:p>
+      <w:pPr>
+        <w:pStyle w:val="ListBullet"/>
+        <w:spacing w:line="240" w:lineRule="auto"/>
+        <w:ind w:left="720"/>
+      </w:pPr>
+      <w:r>
+        <w:rPr>
+          <w:lang w:val="zh_TW" w:bidi="zh_TW"/>
+        </w:rPr>
+      </w:r>
+      <w:r>
+        <w:rPr>
+          <w:lang w:val="zh_TW" w:bidi="zh_TW"/>
+        </w:rPr>
+        <w:t>經常醉酒</w:t>
+      </w:r>
+    </w:p>
+    <w:p>
+      <w:pPr>
+        <w:pStyle w:val="ListBullet"/>
+        <w:spacing w:line="240" w:lineRule="auto"/>
+        <w:ind w:left="720"/>
+      </w:pPr>
+      <w:r>
+        <w:rPr>
+          <w:lang w:val="zh_TW" w:bidi="zh_TW"/>
+        </w:rPr>
+      </w:r>
+      <w:r>
+        <w:rPr>
+          <w:lang w:val="zh_TW" w:bidi="zh_TW"/>
+        </w:rPr>
+        <w:t>偷竊他人財物（</w:t>
+      </w:r>
+      <w:hyperlink r:id="rId47">
+        <w:r>
+          <w:rPr>
+            <w:lang w:val="zh_TW" w:bidi="zh_TW"/>
+          </w:rPr>
+          <w:rPr>
+            <w:color w:val="0000EE"/>
+            <w:u w:val="single"/>
+          </w:rPr>
+          <w:t>林前5:11</w:t>
+        </w:r>
+      </w:hyperlink>
+      <w:r>
+        <w:rPr>
+          <w:lang w:val="zh_TW" w:bidi="zh_TW"/>
+        </w:rPr>
+        <w:t>）。</w:t>
+      </w:r>
+    </w:p>
+    <w:p>
+      <w:pPr/>
+      <w:r>
+        <w:rPr>
+          <w:lang w:val="zh_TW" w:bidi="zh_TW"/>
+        </w:rPr>
+      </w:r>
+      <w:r>
+        <w:rPr>
+          <w:lang w:val="zh_TW" w:bidi="zh_TW"/>
+        </w:rPr>
+        <w:t>聖經提供多項指引，幫助信徒在基督的身體裡增進相交：</w:t>
+      </w:r>
+    </w:p>
+    <w:p>
+      <w:pPr>
+        <w:pStyle w:val="ListNumber"/>
+        <w:numPr>
+          <w:ilvl w:val="0"/>
+          <w:numId w:val="14"/>
+        </w:numPr>
+        <w:spacing w:line="240" w:lineRule="auto"/>
+        <w:ind w:left="720"/>
+      </w:pPr>
+      <w:r>
+        <w:rPr>
+          <w:lang w:val="zh_TW" w:bidi="zh_TW"/>
+        </w:rPr>
+      </w:r>
+      <w:r>
+        <w:rPr>
+          <w:lang w:val="zh_TW" w:bidi="zh_TW"/>
+        </w:rPr>
+        <w:t>以耶穌對門徒那樣的憐憫彼此相愛（</w:t>
+      </w:r>
+      <w:hyperlink r:id="rId48">
+        <w:r>
+          <w:rPr>
+            <w:lang w:val="zh_TW" w:bidi="zh_TW"/>
+          </w:rPr>
+          <w:rPr>
+            <w:color w:val="0000EE"/>
+            <w:u w:val="single"/>
+          </w:rPr>
+          <w:t>約13:34–35，</w:t>
+        </w:r>
+      </w:hyperlink>
+      <w:hyperlink r:id="rId49">
+        <w:r>
+          <w:rPr>
+            <w:lang w:val="zh_TW" w:bidi="zh_TW"/>
+          </w:rPr>
+          <w:rPr>
+            <w:color w:val="0000EE"/>
+            <w:u w:val="single"/>
+          </w:rPr>
+          <w:t>15:12</w:t>
+        </w:r>
+      </w:hyperlink>
+      <w:r>
+        <w:rPr>
+          <w:lang w:val="zh_TW" w:bidi="zh_TW"/>
+        </w:rPr>
+        <w:t>）。團契的原則應以愛為準則（</w:t>
+      </w:r>
+      <w:hyperlink r:id="rId50">
+        <w:r>
+          <w:rPr>
+            <w:lang w:val="zh_TW" w:bidi="zh_TW"/>
+          </w:rPr>
+          <w:rPr>
+            <w:color w:val="0000EE"/>
+            <w:u w:val="single"/>
+          </w:rPr>
+          <w:t>來13:1</w:t>
+        </w:r>
+      </w:hyperlink>
+      <w:r>
+        <w:rPr>
+          <w:lang w:val="zh_TW" w:bidi="zh_TW"/>
+        </w:rPr>
+        <w:t>）。</w:t>
+      </w:r>
+    </w:p>
+    <w:p>
+      <w:pPr>
+        <w:pStyle w:val="ListNumber"/>
+        <w:spacing w:line="240" w:lineRule="auto"/>
+        <w:ind w:left="720"/>
+      </w:pPr>
+      <w:r>
+        <w:rPr>
+          <w:lang w:val="zh_TW" w:bidi="zh_TW"/>
+        </w:rPr>
+      </w:r>
+      <w:r>
+        <w:rPr>
+          <w:lang w:val="zh_TW" w:bidi="zh_TW"/>
+        </w:rPr>
+        <w:t>培養謙卑的心志，尊重他人（</w:t>
+      </w:r>
+      <w:hyperlink r:id="rId51">
+        <w:r>
+          <w:rPr>
+            <w:lang w:val="zh_TW" w:bidi="zh_TW"/>
+          </w:rPr>
+          <w:rPr>
+            <w:color w:val="0000EE"/>
+            <w:u w:val="single"/>
+          </w:rPr>
+          <w:t>腓2:3–5</w:t>
+        </w:r>
+      </w:hyperlink>
+      <w:r>
+        <w:rPr>
+          <w:lang w:val="zh_TW" w:bidi="zh_TW"/>
+        </w:rPr>
+        <w:t>）。</w:t>
+      </w:r>
+    </w:p>
+    <w:p>
+      <w:pPr>
+        <w:pStyle w:val="ListNumber"/>
+        <w:spacing w:line="240" w:lineRule="auto"/>
+        <w:ind w:left="720"/>
+      </w:pPr>
+      <w:r>
+        <w:rPr>
+          <w:lang w:val="zh_TW" w:bidi="zh_TW"/>
+        </w:rPr>
+      </w:r>
+      <w:r>
+        <w:rPr>
+          <w:lang w:val="zh_TW" w:bidi="zh_TW"/>
+        </w:rPr>
+        <w:t>與信徒分擔重擔（</w:t>
+      </w:r>
+      <w:hyperlink r:id="rId52">
+        <w:r>
+          <w:rPr>
+            <w:lang w:val="zh_TW" w:bidi="zh_TW"/>
+          </w:rPr>
+          <w:rPr>
+            <w:color w:val="0000EE"/>
+            <w:u w:val="single"/>
+          </w:rPr>
+          <w:t>加6:2</w:t>
+        </w:r>
+      </w:hyperlink>
+      <w:r>
+        <w:rPr>
+          <w:lang w:val="zh_TW" w:bidi="zh_TW"/>
+        </w:rPr>
+        <w:t>）。</w:t>
+      </w:r>
+    </w:p>
+    <w:p>
+      <w:pPr>
+        <w:pStyle w:val="ListNumber"/>
+        <w:spacing w:line="240" w:lineRule="auto"/>
+        <w:ind w:left="720"/>
+      </w:pPr>
+      <w:r>
+        <w:rPr>
+          <w:lang w:val="zh_TW" w:bidi="zh_TW"/>
+        </w:rPr>
+      </w:r>
+      <w:r>
+        <w:rPr>
+          <w:lang w:val="zh_TW" w:bidi="zh_TW"/>
+        </w:rPr>
+        <w:t>與有需要的弟兄姊妹分享金錢、食物等實際的祝福（</w:t>
+      </w:r>
+      <w:hyperlink r:id="rId53">
+        <w:r>
+          <w:rPr>
+            <w:lang w:val="zh_TW" w:bidi="zh_TW"/>
+          </w:rPr>
+          <w:rPr>
+            <w:color w:val="0000EE"/>
+            <w:u w:val="single"/>
+          </w:rPr>
+          <w:t>林後9:13</w:t>
+        </w:r>
+      </w:hyperlink>
+      <w:r>
+        <w:rPr>
+          <w:lang w:val="zh_TW" w:bidi="zh_TW"/>
+        </w:rPr>
+        <w:t>）。</w:t>
+      </w:r>
+    </w:p>
+    <w:p>
+      <w:pPr>
+        <w:pStyle w:val="ListNumber"/>
+        <w:spacing w:line="240" w:lineRule="auto"/>
+        <w:ind w:left="720"/>
+      </w:pPr>
+      <w:r>
+        <w:rPr>
+          <w:lang w:val="zh_TW" w:bidi="zh_TW"/>
+        </w:rPr>
+      </w:r>
+      <w:r>
+        <w:rPr>
+          <w:lang w:val="zh_TW" w:bidi="zh_TW"/>
+        </w:rPr>
+        <w:t>溫和糾正犯罪的人，協助他找到問題的出路（</w:t>
+      </w:r>
+      <w:hyperlink r:id="rId54">
+        <w:r>
+          <w:rPr>
+            <w:lang w:val="zh_TW" w:bidi="zh_TW"/>
+          </w:rPr>
+          <w:rPr>
+            <w:color w:val="0000EE"/>
+            <w:u w:val="single"/>
+          </w:rPr>
+          <w:t>加6:1</w:t>
+        </w:r>
+      </w:hyperlink>
+      <w:r>
+        <w:rPr>
+          <w:lang w:val="zh_TW" w:bidi="zh_TW"/>
+        </w:rPr>
+        <w:t>）。</w:t>
+      </w:r>
+    </w:p>
+    <w:p>
+      <w:pPr>
+        <w:pStyle w:val="ListNumber"/>
+        <w:spacing w:line="240" w:lineRule="auto"/>
+        <w:ind w:left="720"/>
+      </w:pPr>
+      <w:r>
+        <w:rPr>
+          <w:lang w:val="zh_TW" w:bidi="zh_TW"/>
+        </w:rPr>
+      </w:r>
+      <w:r>
+        <w:rPr>
+          <w:lang w:val="zh_TW" w:bidi="zh_TW"/>
+        </w:rPr>
+        <w:t>在信徒受苦時伸出援手（</w:t>
+      </w:r>
+      <w:hyperlink r:id="rId55">
+        <w:r>
+          <w:rPr>
+            <w:lang w:val="zh_TW" w:bidi="zh_TW"/>
+          </w:rPr>
+          <w:rPr>
+            <w:color w:val="0000EE"/>
+            <w:u w:val="single"/>
+          </w:rPr>
+          <w:t>林前12:26</w:t>
+        </w:r>
+      </w:hyperlink>
+      <w:r>
+        <w:rPr>
+          <w:lang w:val="zh_TW" w:bidi="zh_TW"/>
+        </w:rPr>
+        <w:t>）。</w:t>
+      </w:r>
+    </w:p>
+    <w:p>
+      <w:pPr>
+        <w:pStyle w:val="ListNumber"/>
+        <w:spacing w:line="240" w:lineRule="auto"/>
+        <w:ind w:left="720"/>
+      </w:pPr>
+      <w:r>
+        <w:rPr>
+          <w:lang w:val="zh_TW" w:bidi="zh_TW"/>
+        </w:rPr>
+      </w:r>
+      <w:r>
+        <w:rPr>
+          <w:lang w:val="zh_TW" w:bidi="zh_TW"/>
+        </w:rPr>
+        <w:t>在聖靈裡不住彼此禱告（</w:t>
+      </w:r>
+      <w:hyperlink r:id="rId56">
+        <w:r>
+          <w:rPr>
+            <w:lang w:val="zh_TW" w:bidi="zh_TW"/>
+          </w:rPr>
+          <w:rPr>
+            <w:color w:val="0000EE"/>
+            <w:u w:val="single"/>
+          </w:rPr>
+          <w:t>弗6:18</w:t>
+        </w:r>
+      </w:hyperlink>
+      <w:r>
+        <w:rPr>
+          <w:lang w:val="zh_TW" w:bidi="zh_TW"/>
+        </w:rPr>
+        <w:t>）。</w:t>
+      </w:r>
+    </w:p>
+    <w:p>
+      <w:pPr/>
+      <w:r>
+        <w:rPr>
+          <w:lang w:val="zh_TW" w:bidi="zh_TW"/>
+        </w:rPr>
+      </w:r>
+      <w:r>
+        <w:rPr>
+          <w:lang w:val="zh_TW" w:bidi="zh_TW"/>
+        </w:rPr>
+        <w:t>基督徒應認真思想一位無名聖徒的話：「當你遠離弟兄時，你就不能親近神。」</w:t>
       </w:r>
       <w:r>
         <w:rPr>
@@ -2924,6 +3296,12 @@
   </w:num>
   <w:num w:numId="13" w16cid:durableId="592781308">
     <w:abstractNumId w:val="11"/>
+  </w:num>
+  <w:num w:numId="14">
+    <w:abstractNumId w:val="3"/>
+    <w:lvlOverride w:ilvl="0">
+      <w:startOverride w:val="1"/>
+    </w:lvlOverride>
   </w:num>
   <w:numIdMacAtCleanup w:val="10"/>
 </w:numbering>

--- a/zht/docx/147.content.docx
+++ b/zht/docx/147.content.docx
@@ -149,7 +149,7 @@
         <w:rPr>
           <w:lang w:val="zh_TW" w:bidi="zh_TW"/>
         </w:rPr>
-        <w:t>tuan</w:t>
+        <w:t>su</w:t>
       </w:r>
       <w:r>
         <w:rPr>
@@ -212,7 +212,7 @@
         <w:rPr>
           <w:lang w:val="zh_TW" w:bidi="zh_TW"/>
         </w:rPr>
-        <w:t>團契</w:t>
+        <w:t>蘇西人</w:t>
       </w:r>
       <w:r>
         <w:rPr>
@@ -231,32 +231,19 @@
         <w:rPr>
           <w:lang w:val="zh_TW" w:bidi="zh_TW"/>
         </w:rPr>
-        <w:t>團契指與神保持親密關係，並把這種關係與其他信徒一同分享。</w:t>
-      </w:r>
-    </w:p>
-    <w:p>
-      <w:pPr>
-        <w:pStyle w:val="Heading3"/>
-      </w:pPr>
-      <w:r>
-        <w:rPr>
-          <w:lang w:val="zh_TW" w:bidi="zh_TW"/>
-        </w:rPr>
-        <w:t>舊約聖經中的團契</w:t>
-      </w:r>
-    </w:p>
-    <w:p>
-      <w:pPr/>
-      <w:r>
-        <w:rPr>
-          <w:lang w:val="zh_TW" w:bidi="zh_TW"/>
-        </w:rPr>
+        <w:t>這是當時被</w:t>
       </w:r>
       <w:r>
         <w:rPr>
           <w:lang w:val="zh_TW" w:bidi="zh_TW"/>
         </w:rPr>
-        <w:t>起初，神把亞當安置在園中，讓他享受與神的友誼。當亞當和夏娃選擇獨立，不願活在神慈愛的看顧之下，他們與神的關係就破裂了。結果，亞當和夏娃躲避神（</w:t>
+        <w:t>基大老瑪</w:t>
+      </w:r>
+      <w:r>
+        <w:rPr>
+          <w:lang w:val="zh_TW" w:bidi="zh_TW"/>
+        </w:rPr>
+        <w:t>聯軍擊潰的王國之一（</w:t>
       </w:r>
       <w:hyperlink r:id="rId13">
         <w:r>
@@ -267,14 +254,14 @@
             <w:color w:val="0000EE"/>
             <w:u w:val="single"/>
           </w:rPr>
-          <w:t>創3:8</w:t>
+          <w:t>創14:5</w:t>
         </w:r>
       </w:hyperlink>
       <w:r>
         <w:rPr>
           <w:lang w:val="zh_TW" w:bidi="zh_TW"/>
         </w:rPr>
-        <w:t>）。但神立刻尋找他們，並向他們宣告祂要透過救主的工作來拯救罪人的計劃（</w:t>
+        <w:t>），經文記載他們在含居住。由於基大老瑪大軍當時主要是沿著君王大道（King’s Highway）由北往南推進，因此蘇西人的所在地很可能是位於亞嫩河以北。考量到兩者在地理位置上的鄰近性，這些蘇西人或許就是</w:t>
       </w:r>
       <w:hyperlink r:id="rId14">
         <w:r>
@@ -285,1116 +272,14 @@
             <w:color w:val="0000EE"/>
             <w:u w:val="single"/>
           </w:rPr>
-          <w:t>3:15</w:t>
+          <w:t>申命記二章20節</w:t>
         </w:r>
       </w:hyperlink>
       <w:r>
         <w:rPr>
           <w:lang w:val="zh_TW" w:bidi="zh_TW"/>
         </w:rPr>
-        <w:t>）。</w:t>
-      </w:r>
-    </w:p>
-    <w:p>
-      <w:pPr/>
-      <w:r>
-        <w:rPr>
-          <w:lang w:val="zh_TW" w:bidi="zh_TW"/>
-        </w:rPr>
-      </w:r>
-      <w:r>
-        <w:rPr>
-          <w:lang w:val="zh_TW" w:bidi="zh_TW"/>
-        </w:rPr>
-        <w:t>舊約聖經記載，神如何開始讓特別的人與祂建立關係。經文把以諾描寫為與神同行的人（</w:t>
-      </w:r>
-      <w:hyperlink r:id="rId15">
-        <w:r>
-          <w:rPr>
-            <w:lang w:val="zh_TW" w:bidi="zh_TW"/>
-          </w:rPr>
-          <w:rPr>
-            <w:color w:val="0000EE"/>
-            <w:u w:val="single"/>
-          </w:rPr>
-          <w:t>創5:22、24</w:t>
-        </w:r>
-      </w:hyperlink>
-      <w:r>
-        <w:rPr>
-          <w:lang w:val="zh_TW" w:bidi="zh_TW"/>
-        </w:rPr>
-        <w:t>），挪亞也與神同行（</w:t>
-      </w:r>
-      <w:hyperlink r:id="rId16">
-        <w:r>
-          <w:rPr>
-            <w:lang w:val="zh_TW" w:bidi="zh_TW"/>
-          </w:rPr>
-          <w:rPr>
-            <w:color w:val="0000EE"/>
-            <w:u w:val="single"/>
-          </w:rPr>
-          <w:t>6:9</w:t>
-        </w:r>
-      </w:hyperlink>
-      <w:r>
-        <w:rPr>
-          <w:lang w:val="zh_TW" w:bidi="zh_TW"/>
-        </w:rPr>
-        <w:t>），而經文稱以色列的先祖亞伯拉罕為「神的朋友」（</w:t>
-      </w:r>
-      <w:hyperlink r:id="rId17">
-        <w:r>
-          <w:rPr>
-            <w:lang w:val="zh_TW" w:bidi="zh_TW"/>
-          </w:rPr>
-          <w:rPr>
-            <w:color w:val="0000EE"/>
-            <w:u w:val="single"/>
-          </w:rPr>
-          <w:t>雅2:23</w:t>
-        </w:r>
-      </w:hyperlink>
-      <w:r>
-        <w:rPr>
-          <w:lang w:val="zh_TW" w:bidi="zh_TW"/>
-        </w:rPr>
-        <w:t>）。在舊約聖經中，沒有人像摩西那樣，與神有如此親密的關係，他在西奈山上與神相會四十天（</w:t>
-      </w:r>
-      <w:hyperlink r:id="rId18">
-        <w:r>
-          <w:rPr>
-            <w:lang w:val="zh_TW" w:bidi="zh_TW"/>
-          </w:rPr>
-          <w:rPr>
-            <w:color w:val="0000EE"/>
-            <w:u w:val="single"/>
-          </w:rPr>
-          <w:t>出24章</w:t>
-        </w:r>
-      </w:hyperlink>
-      <w:r>
-        <w:rPr>
-          <w:lang w:val="zh_TW" w:bidi="zh_TW"/>
-        </w:rPr>
-        <w:t>）。後來，大衛寫下許多詩篇，展現出與神深深連結的心（</w:t>
-      </w:r>
-      <w:hyperlink r:id="rId19">
-        <w:r>
-          <w:rPr>
-            <w:lang w:val="zh_TW" w:bidi="zh_TW"/>
-          </w:rPr>
-          <w:rPr>
-            <w:color w:val="0000EE"/>
-            <w:u w:val="single"/>
-          </w:rPr>
-          <w:t>詩16、</w:t>
-        </w:r>
-      </w:hyperlink>
-      <w:hyperlink r:id="rId20">
-        <w:r>
-          <w:rPr>
-            <w:lang w:val="zh_TW" w:bidi="zh_TW"/>
-          </w:rPr>
-          <w:rPr>
-            <w:color w:val="0000EE"/>
-            <w:u w:val="single"/>
-          </w:rPr>
-          <w:t>34、</w:t>
-        </w:r>
-      </w:hyperlink>
-      <w:hyperlink r:id="rId21">
-        <w:r>
-          <w:rPr>
-            <w:lang w:val="zh_TW" w:bidi="zh_TW"/>
-          </w:rPr>
-          <w:rPr>
-            <w:color w:val="0000EE"/>
-            <w:u w:val="single"/>
-          </w:rPr>
-          <w:t>40、</w:t>
-        </w:r>
-      </w:hyperlink>
-      <w:hyperlink r:id="rId22">
-        <w:r>
-          <w:rPr>
-            <w:lang w:val="zh_TW" w:bidi="zh_TW"/>
-          </w:rPr>
-          <w:rPr>
-            <w:color w:val="0000EE"/>
-            <w:u w:val="single"/>
-          </w:rPr>
-          <w:t>63篇</w:t>
-        </w:r>
-      </w:hyperlink>
-      <w:r>
-        <w:rPr>
-          <w:lang w:val="zh_TW" w:bidi="zh_TW"/>
-        </w:rPr>
-        <w:t>）。</w:t>
-      </w:r>
-    </w:p>
-    <w:p>
-      <w:pPr>
-        <w:pStyle w:val="Heading3"/>
-      </w:pPr>
-      <w:r>
-        <w:rPr>
-          <w:lang w:val="zh_TW" w:bidi="zh_TW"/>
-        </w:rPr>
-        <w:t>新約聖經中的團契</w:t>
-      </w:r>
-    </w:p>
-    <w:p>
-      <w:pPr/>
-      <w:r>
-        <w:rPr>
-          <w:lang w:val="zh_TW" w:bidi="zh_TW"/>
-        </w:rPr>
-      </w:r>
-      <w:r>
-        <w:rPr>
-          <w:lang w:val="zh_TW" w:bidi="zh_TW"/>
-        </w:rPr>
-        <w:t>因為耶穌在十架上所成就的工作，神如今住在每一位信徒心裡 （</w:t>
-      </w:r>
-      <w:hyperlink r:id="rId23">
-        <w:r>
-          <w:rPr>
-            <w:lang w:val="zh_TW" w:bidi="zh_TW"/>
-          </w:rPr>
-          <w:rPr>
-            <w:color w:val="0000EE"/>
-            <w:u w:val="single"/>
-          </w:rPr>
-          <w:t>約14:23</w:t>
-        </w:r>
-      </w:hyperlink>
-      <w:r>
-        <w:rPr>
-          <w:lang w:val="zh_TW" w:bidi="zh_TW"/>
-        </w:rPr>
-        <w:t>）。因此在新約之下，我們所擁有的關係，是信徒與耶穌之間那重要且屬靈的連結（</w:t>
-      </w:r>
-      <w:hyperlink r:id="rId24">
-        <w:r>
-          <w:rPr>
-            <w:lang w:val="zh_TW" w:bidi="zh_TW"/>
-          </w:rPr>
-          <w:rPr>
-            <w:color w:val="0000EE"/>
-            <w:u w:val="single"/>
-          </w:rPr>
-          <w:t>14:20–21</w:t>
-        </w:r>
-      </w:hyperlink>
-      <w:r>
-        <w:rPr>
-          <w:lang w:val="zh_TW" w:bidi="zh_TW"/>
-        </w:rPr>
-        <w:t>）。與神建立關係是基督徒生命的目標（</w:t>
-      </w:r>
-      <w:hyperlink r:id="rId25">
-        <w:r>
-          <w:rPr>
-            <w:lang w:val="zh_TW" w:bidi="zh_TW"/>
-          </w:rPr>
-          <w:rPr>
-            <w:color w:val="0000EE"/>
-            <w:u w:val="single"/>
-          </w:rPr>
-          <w:t>約一1:3</w:t>
-        </w:r>
-      </w:hyperlink>
-      <w:r>
-        <w:rPr>
-          <w:lang w:val="zh_TW" w:bidi="zh_TW"/>
-        </w:rPr>
-        <w:t>），而當我們與救主「面對面」（</w:t>
-      </w:r>
-      <w:hyperlink r:id="rId26">
-        <w:r>
-          <w:rPr>
-            <w:lang w:val="zh_TW" w:bidi="zh_TW"/>
-          </w:rPr>
-          <w:rPr>
-            <w:color w:val="0000EE"/>
-            <w:u w:val="single"/>
-          </w:rPr>
-          <w:t>林前13:12</w:t>
-        </w:r>
-      </w:hyperlink>
-      <w:r>
-        <w:rPr>
-          <w:lang w:val="zh_TW" w:bidi="zh_TW"/>
-        </w:rPr>
-        <w:t>）時，這關係就會變得成全，直到永遠。那時，神要永遠與祂的百姓同住（</w:t>
-      </w:r>
-      <w:hyperlink r:id="rId27">
-        <w:r>
-          <w:rPr>
-            <w:lang w:val="zh_TW" w:bidi="zh_TW"/>
-          </w:rPr>
-          <w:rPr>
-            <w:color w:val="0000EE"/>
-            <w:u w:val="single"/>
-          </w:rPr>
-          <w:t>啟21:3</w:t>
-        </w:r>
-      </w:hyperlink>
-      <w:r>
-        <w:rPr>
-          <w:lang w:val="zh_TW" w:bidi="zh_TW"/>
-        </w:rPr>
-        <w:t>）。</w:t>
-      </w:r>
-    </w:p>
-    <w:p>
-      <w:pPr/>
-      <w:r>
-        <w:rPr>
-          <w:lang w:val="zh_TW" w:bidi="zh_TW"/>
-        </w:rPr>
-      </w:r>
-      <w:r>
-        <w:rPr>
-          <w:lang w:val="zh_TW" w:bidi="zh_TW"/>
-        </w:rPr>
-        <w:t>福音的好消息恢復我們與神的關係，也恢復信徒彼此之間的關係。耶穌與門徒共進最後的晚餐，顯出我們與神的關係如何連結我們與其他人的關係（</w:t>
-      </w:r>
-      <w:hyperlink r:id="rId28">
-        <w:r>
-          <w:rPr>
-            <w:lang w:val="zh_TW" w:bidi="zh_TW"/>
-          </w:rPr>
-          <w:rPr>
-            <w:color w:val="0000EE"/>
-            <w:u w:val="single"/>
-          </w:rPr>
-          <w:t>可14:22–25</w:t>
-        </w:r>
-      </w:hyperlink>
-      <w:r>
-        <w:rPr>
-          <w:lang w:val="zh_TW" w:bidi="zh_TW"/>
-        </w:rPr>
-        <w:t>）。耶穌與門徒在樓房分享那特別的筵席；耶穌與跟隨祂的人以深切的愛和委身彼此相連。後來，門徒因共同忠於耶穌，他們的心就更緊密聯合起來。在耶穌釘十字架和聖靈降臨之後，教會就此誕生。教會是新的群體，這群人與神建立關係，也彼此建立關係。</w:t>
-      </w:r>
-    </w:p>
-    <w:p>
-      <w:pPr/>
-      <w:r>
-        <w:rPr>
-          <w:lang w:val="zh_TW" w:bidi="zh_TW"/>
-        </w:rPr>
-      </w:r>
-      <w:r>
-        <w:rPr>
-          <w:lang w:val="zh_TW" w:bidi="zh_TW"/>
-        </w:rPr>
-        <w:t>使徒行傳的開首幾章，顯出初代基督徒之間深厚的友誼。信徒在家中聚集，一同領受教導、團契、主的晚餐和禱告（</w:t>
-      </w:r>
-      <w:hyperlink r:id="rId29">
-        <w:r>
-          <w:rPr>
-            <w:lang w:val="zh_TW" w:bidi="zh_TW"/>
-          </w:rPr>
-          <w:rPr>
-            <w:color w:val="0000EE"/>
-            <w:u w:val="single"/>
-          </w:rPr>
-          <w:t>徒2:42、46</w:t>
-        </w:r>
-      </w:hyperlink>
-      <w:r>
-        <w:rPr>
-          <w:lang w:val="zh_TW" w:bidi="zh_TW"/>
-        </w:rPr>
-        <w:t>）。基督徒的合一意識強烈，甚至願意彼此分享所有財物，把這些物品分給有需要的弟兄姊妹（</w:t>
-      </w:r>
-      <w:hyperlink r:id="rId30">
-        <w:r>
-          <w:rPr>
-            <w:lang w:val="zh_TW" w:bidi="zh_TW"/>
-          </w:rPr>
-          <w:rPr>
-            <w:color w:val="0000EE"/>
-            <w:u w:val="single"/>
-          </w:rPr>
-          <w:t>2:44–45，</w:t>
-        </w:r>
-      </w:hyperlink>
-      <w:hyperlink r:id="rId31">
-        <w:r>
-          <w:rPr>
-            <w:lang w:val="zh_TW" w:bidi="zh_TW"/>
-          </w:rPr>
-          <w:rPr>
-            <w:color w:val="0000EE"/>
-            <w:u w:val="single"/>
-          </w:rPr>
-          <w:t>4:32–35</w:t>
-        </w:r>
-      </w:hyperlink>
-      <w:r>
-        <w:rPr>
-          <w:lang w:val="zh_TW" w:bidi="zh_TW"/>
-        </w:rPr>
-        <w:t>）。或許，這個初代基督徒團契的最大特色，就是信徒彼此相愛（</w:t>
-      </w:r>
-      <w:hyperlink r:id="rId32">
-        <w:r>
-          <w:rPr>
-            <w:lang w:val="zh_TW" w:bidi="zh_TW"/>
-          </w:rPr>
-          <w:rPr>
-            <w:color w:val="0000EE"/>
-            <w:u w:val="single"/>
-          </w:rPr>
-          <w:t>帖前4:9</w:t>
-        </w:r>
-      </w:hyperlink>
-      <w:r>
-        <w:rPr>
-          <w:lang w:val="zh_TW" w:bidi="zh_TW"/>
-        </w:rPr>
-        <w:t>；</w:t>
-      </w:r>
-      <w:hyperlink r:id="rId33">
-        <w:r>
-          <w:rPr>
-            <w:lang w:val="zh_TW" w:bidi="zh_TW"/>
-          </w:rPr>
-          <w:rPr>
-            <w:color w:val="0000EE"/>
-            <w:u w:val="single"/>
-          </w:rPr>
-          <w:t>彼前1:22</w:t>
-        </w:r>
-      </w:hyperlink>
-      <w:r>
-        <w:rPr>
-          <w:lang w:val="zh_TW" w:bidi="zh_TW"/>
-        </w:rPr>
-        <w:t>）。</w:t>
-      </w:r>
-    </w:p>
-    <w:p>
-      <w:pPr/>
-      <w:r>
-        <w:rPr>
-          <w:lang w:val="zh_TW" w:bidi="zh_TW"/>
-        </w:rPr>
-      </w:r>
-      <w:r>
-        <w:rPr>
-          <w:lang w:val="zh_TW" w:bidi="zh_TW"/>
-        </w:rPr>
-        <w:t>保羅出於愛心，在外邦各教會推動捐獻，要幫助在耶路撒冷生活困難的信徒。</w:t>
-      </w:r>
-      <w:hyperlink r:id="rId34">
-        <w:r>
-          <w:rPr>
-            <w:lang w:val="zh_TW" w:bidi="zh_TW"/>
-          </w:rPr>
-          <w:rPr>
-            <w:color w:val="0000EE"/>
-            <w:u w:val="single"/>
-          </w:rPr>
-          <w:t>羅馬書十五章26節</w:t>
-        </w:r>
-      </w:hyperlink>
-      <w:r>
-        <w:rPr>
-          <w:lang w:val="zh_TW" w:bidi="zh_TW"/>
-        </w:rPr>
-        <w:t>提到馬其頓和亞該亞的眾教會的捐獻。保羅用希臘文裡通常譯為「團契」的常見詞語，來形容這種「捐項」。同樣，腓立比教會與保羅所分享的團契，也以支持使徒工作的捐獻具體表達出來（</w:t>
-      </w:r>
-      <w:hyperlink r:id="rId35">
-        <w:r>
-          <w:rPr>
-            <w:lang w:val="zh_TW" w:bidi="zh_TW"/>
-          </w:rPr>
-          <w:rPr>
-            <w:color w:val="0000EE"/>
-            <w:u w:val="single"/>
-          </w:rPr>
-          <w:t>腓1:5，</w:t>
-        </w:r>
-      </w:hyperlink>
-      <w:hyperlink r:id="rId36">
-        <w:r>
-          <w:rPr>
-            <w:lang w:val="zh_TW" w:bidi="zh_TW"/>
-          </w:rPr>
-          <w:rPr>
-            <w:color w:val="0000EE"/>
-            <w:u w:val="single"/>
-          </w:rPr>
-          <w:t>4:14–15</w:t>
-        </w:r>
-      </w:hyperlink>
-      <w:r>
-        <w:rPr>
-          <w:lang w:val="zh_TW" w:bidi="zh_TW"/>
-        </w:rPr>
-        <w:t>）。</w:t>
-      </w:r>
-    </w:p>
-    <w:p>
-      <w:pPr/>
-      <w:r>
-        <w:rPr>
-          <w:lang w:val="zh_TW" w:bidi="zh_TW"/>
-        </w:rPr>
-      </w:r>
-      <w:r>
-        <w:rPr>
-          <w:lang w:val="zh_TW" w:bidi="zh_TW"/>
-        </w:rPr>
-        <w:t>聖經用多種意象，描述早期教會彼此相連的生命。首先，經文稱教會為「神的家」（</w:t>
-      </w:r>
-      <w:hyperlink r:id="rId37">
-        <w:r>
-          <w:rPr>
-            <w:lang w:val="zh_TW" w:bidi="zh_TW"/>
-          </w:rPr>
-          <w:rPr>
-            <w:color w:val="0000EE"/>
-            <w:u w:val="single"/>
-          </w:rPr>
-          <w:t>弗2:19</w:t>
-        </w:r>
-      </w:hyperlink>
-      <w:r>
-        <w:rPr>
-          <w:lang w:val="zh_TW" w:bidi="zh_TW"/>
-        </w:rPr>
-        <w:t>；</w:t>
-      </w:r>
-      <w:hyperlink r:id="rId38">
-        <w:r>
-          <w:rPr>
-            <w:lang w:val="zh_TW" w:bidi="zh_TW"/>
-          </w:rPr>
-          <w:rPr>
-            <w:color w:val="0000EE"/>
-            <w:u w:val="single"/>
-          </w:rPr>
-          <w:t>提前3:15</w:t>
-        </w:r>
-      </w:hyperlink>
-      <w:r>
-        <w:rPr>
-          <w:lang w:val="zh_TW" w:bidi="zh_TW"/>
-        </w:rPr>
-        <w:t>），或「信徒一家」（</w:t>
-      </w:r>
-      <w:hyperlink r:id="rId39">
-        <w:r>
-          <w:rPr>
-            <w:lang w:val="zh_TW" w:bidi="zh_TW"/>
-          </w:rPr>
-          <w:rPr>
-            <w:color w:val="0000EE"/>
-            <w:u w:val="single"/>
-          </w:rPr>
-          <w:t>加6:10</w:t>
-        </w:r>
-      </w:hyperlink>
-      <w:r>
-        <w:rPr>
-          <w:lang w:val="zh_TW" w:bidi="zh_TW"/>
-        </w:rPr>
-        <w:t>）。在神的家裡，愛與款待應成為生活常態（</w:t>
-      </w:r>
-      <w:hyperlink r:id="rId40">
-        <w:r>
-          <w:rPr>
-            <w:lang w:val="zh_TW" w:bidi="zh_TW"/>
-          </w:rPr>
-          <w:rPr>
-            <w:color w:val="0000EE"/>
-            <w:u w:val="single"/>
-          </w:rPr>
-          <w:t>來13:1–2</w:t>
-        </w:r>
-      </w:hyperlink>
-      <w:r>
-        <w:rPr>
-          <w:lang w:val="zh_TW" w:bidi="zh_TW"/>
-        </w:rPr>
-        <w:t>）。聖經也把教會描繪為在地上的神家（</w:t>
-      </w:r>
-      <w:hyperlink r:id="rId41">
-        <w:r>
-          <w:rPr>
-            <w:lang w:val="zh_TW" w:bidi="zh_TW"/>
-          </w:rPr>
-          <w:rPr>
-            <w:color w:val="0000EE"/>
-            <w:u w:val="single"/>
-          </w:rPr>
-          <w:t>弗3:15</w:t>
-        </w:r>
-      </w:hyperlink>
-      <w:r>
-        <w:rPr>
-          <w:lang w:val="zh_TW" w:bidi="zh_TW"/>
-        </w:rPr>
-        <w:t>），其中神就是父，信徒就是祂忠心的兒女。神的家應以愛、恩慈、憐憫和謙卑為生活方式（</w:t>
-      </w:r>
-      <w:hyperlink r:id="rId42">
-        <w:r>
-          <w:rPr>
-            <w:lang w:val="zh_TW" w:bidi="zh_TW"/>
-          </w:rPr>
-          <w:rPr>
-            <w:color w:val="0000EE"/>
-            <w:u w:val="single"/>
-          </w:rPr>
-          <w:t>腓2:1–4</w:t>
-        </w:r>
-      </w:hyperlink>
-      <w:r>
-        <w:rPr>
-          <w:lang w:val="zh_TW" w:bidi="zh_TW"/>
-        </w:rPr>
-        <w:t>）。最後，經文形容基督徒的團契為「一個新人」或「一體」（</w:t>
-      </w:r>
-      <w:hyperlink r:id="rId43">
-        <w:r>
-          <w:rPr>
-            <w:lang w:val="zh_TW" w:bidi="zh_TW"/>
-          </w:rPr>
-          <w:rPr>
-            <w:color w:val="0000EE"/>
-            <w:u w:val="single"/>
-          </w:rPr>
-          <w:t>弗2:15–16</w:t>
-        </w:r>
-      </w:hyperlink>
-      <w:r>
-        <w:rPr>
-          <w:lang w:val="zh_TW" w:bidi="zh_TW"/>
-        </w:rPr>
-        <w:t>）。雖然這身體內有許多天然的差異，但聖靈把信徒聯合，使他們成為一個生命體（</w:t>
-      </w:r>
-      <w:hyperlink r:id="rId44">
-        <w:r>
-          <w:rPr>
-            <w:lang w:val="zh_TW" w:bidi="zh_TW"/>
-          </w:rPr>
-          <w:rPr>
-            <w:color w:val="0000EE"/>
-            <w:u w:val="single"/>
-          </w:rPr>
-          <w:t>4:4–6</w:t>
-        </w:r>
-      </w:hyperlink>
-      <w:r>
-        <w:rPr>
-          <w:lang w:val="zh_TW" w:bidi="zh_TW"/>
-        </w:rPr>
-        <w:t>）。在這個以愛相連的團契中，每個信徒都不可或缺，神把各樣恩賜賜給每個成員，使整個身體得以靈命成長。</w:t>
-      </w:r>
-    </w:p>
-    <w:p>
-      <w:pPr>
-        <w:pStyle w:val="Heading3"/>
-      </w:pPr>
-      <w:r>
-        <w:rPr>
-          <w:lang w:val="zh_TW" w:bidi="zh_TW"/>
-        </w:rPr>
-        <w:t>基督徒團契指南</w:t>
-      </w:r>
-    </w:p>
-    <w:p>
-      <w:pPr/>
-      <w:r>
-        <w:rPr>
-          <w:lang w:val="zh_TW" w:bidi="zh_TW"/>
-        </w:rPr>
-      </w:r>
-      <w:r>
-        <w:rPr>
-          <w:lang w:val="zh_TW" w:bidi="zh_TW"/>
-        </w:rPr>
-        <w:t>聖經在</w:t>
-      </w:r>
-      <w:hyperlink r:id="rId45">
-        <w:r>
-          <w:rPr>
-            <w:lang w:val="zh_TW" w:bidi="zh_TW"/>
-          </w:rPr>
-          <w:rPr>
-            <w:color w:val="0000EE"/>
-            <w:u w:val="single"/>
-          </w:rPr>
-          <w:t>約翰一書一章7節</w:t>
-        </w:r>
-      </w:hyperlink>
-      <w:r>
-        <w:rPr>
-          <w:lang w:val="zh_TW" w:bidi="zh_TW"/>
-        </w:rPr>
-        <w:t>說明真實的團契是如何產生的：「我們若在光明中行，如同神在光明中，就彼此相交。」這句話表示，神本身就是真理，當我們按照神的真理而活，就能與其他信徒建立真實的屬靈相交（即藉著神的靈建立的特別關係）。耶穌基督使團契成為可能；唯有當我們先與耶穌保持親密關係，我們才能與其他信徒建立真正的團契。</w:t>
-      </w:r>
-    </w:p>
-    <w:p>
-      <w:pPr/>
-      <w:r>
-        <w:rPr>
-          <w:lang w:val="zh_TW" w:bidi="zh_TW"/>
-        </w:rPr>
-      </w:r>
-      <w:r>
-        <w:rPr>
-          <w:lang w:val="zh_TW" w:bidi="zh_TW"/>
-        </w:rPr>
-        <w:t>正如光明與黑暗無法共存，信徒也不能與不相信耶穌的人建立真實的團契。聖經也指出，基督徒不應與那些自稱信徒、卻有以下行為的人建立親密的團契：</w:t>
-      </w:r>
-    </w:p>
-    <w:p>
-      <w:pPr>
-        <w:pStyle w:val="ListBullet"/>
-        <w:spacing w:line="240" w:lineRule="auto"/>
-        <w:ind w:left="720"/>
-      </w:pPr>
-      <w:r>
-        <w:rPr>
-          <w:lang w:val="zh_TW" w:bidi="zh_TW"/>
-        </w:rPr>
-      </w:r>
-      <w:r>
-        <w:rPr>
-          <w:lang w:val="zh_TW" w:bidi="zh_TW"/>
-        </w:rPr>
-        <w:t>拒絕耶穌的教導（</w:t>
-      </w:r>
-      <w:hyperlink r:id="rId46">
-        <w:r>
-          <w:rPr>
-            <w:lang w:val="zh_TW" w:bidi="zh_TW"/>
-          </w:rPr>
-          <w:rPr>
-            <w:color w:val="0000EE"/>
-            <w:u w:val="single"/>
-          </w:rPr>
-          <w:t>約二1:9–11</w:t>
-        </w:r>
-      </w:hyperlink>
-      <w:r>
-        <w:rPr>
-          <w:lang w:val="zh_TW" w:bidi="zh_TW"/>
-        </w:rPr>
-        <w:t>）</w:t>
-      </w:r>
-    </w:p>
-    <w:p>
-      <w:pPr>
-        <w:pStyle w:val="ListBullet"/>
-        <w:spacing w:line="240" w:lineRule="auto"/>
-        <w:ind w:left="720"/>
-      </w:pPr>
-      <w:r>
-        <w:rPr>
-          <w:lang w:val="zh_TW" w:bidi="zh_TW"/>
-        </w:rPr>
-      </w:r>
-      <w:r>
-        <w:rPr>
-          <w:lang w:val="zh_TW" w:bidi="zh_TW"/>
-        </w:rPr>
-        <w:t>行惡</w:t>
-      </w:r>
-    </w:p>
-    <w:p>
-      <w:pPr>
-        <w:pStyle w:val="ListBullet"/>
-        <w:spacing w:line="240" w:lineRule="auto"/>
-        <w:ind w:left="720"/>
-      </w:pPr>
-      <w:r>
-        <w:rPr>
-          <w:lang w:val="zh_TW" w:bidi="zh_TW"/>
-        </w:rPr>
-      </w:r>
-      <w:r>
-        <w:rPr>
-          <w:lang w:val="zh_TW" w:bidi="zh_TW"/>
-        </w:rPr>
-        <w:t>敬拜假神</w:t>
-      </w:r>
-    </w:p>
-    <w:p>
-      <w:pPr>
-        <w:pStyle w:val="ListBullet"/>
-        <w:spacing w:line="240" w:lineRule="auto"/>
-        <w:ind w:left="720"/>
-      </w:pPr>
-      <w:r>
-        <w:rPr>
-          <w:lang w:val="zh_TW" w:bidi="zh_TW"/>
-        </w:rPr>
-      </w:r>
-      <w:r>
-        <w:rPr>
-          <w:lang w:val="zh_TW" w:bidi="zh_TW"/>
-        </w:rPr>
-        <w:t>經常醉酒</w:t>
-      </w:r>
-    </w:p>
-    <w:p>
-      <w:pPr>
-        <w:pStyle w:val="ListBullet"/>
-        <w:spacing w:line="240" w:lineRule="auto"/>
-        <w:ind w:left="720"/>
-      </w:pPr>
-      <w:r>
-        <w:rPr>
-          <w:lang w:val="zh_TW" w:bidi="zh_TW"/>
-        </w:rPr>
-      </w:r>
-      <w:r>
-        <w:rPr>
-          <w:lang w:val="zh_TW" w:bidi="zh_TW"/>
-        </w:rPr>
-        <w:t>偷竊他人財物（</w:t>
-      </w:r>
-      <w:hyperlink r:id="rId47">
-        <w:r>
-          <w:rPr>
-            <w:lang w:val="zh_TW" w:bidi="zh_TW"/>
-          </w:rPr>
-          <w:rPr>
-            <w:color w:val="0000EE"/>
-            <w:u w:val="single"/>
-          </w:rPr>
-          <w:t>林前5:11</w:t>
-        </w:r>
-      </w:hyperlink>
-      <w:r>
-        <w:rPr>
-          <w:lang w:val="zh_TW" w:bidi="zh_TW"/>
-        </w:rPr>
-        <w:t>）。</w:t>
-      </w:r>
-    </w:p>
-    <w:p>
-      <w:pPr/>
-      <w:r>
-        <w:rPr>
-          <w:lang w:val="zh_TW" w:bidi="zh_TW"/>
-        </w:rPr>
-      </w:r>
-      <w:r>
-        <w:rPr>
-          <w:lang w:val="zh_TW" w:bidi="zh_TW"/>
-        </w:rPr>
-        <w:t>聖經提供多項指引，幫助信徒在基督的身體裡增進相交：</w:t>
-      </w:r>
-    </w:p>
-    <w:p>
-      <w:pPr>
-        <w:pStyle w:val="ListNumber"/>
-        <w:numPr>
-          <w:ilvl w:val="0"/>
-          <w:numId w:val="14"/>
-        </w:numPr>
-        <w:spacing w:line="240" w:lineRule="auto"/>
-        <w:ind w:left="720"/>
-      </w:pPr>
-      <w:r>
-        <w:rPr>
-          <w:lang w:val="zh_TW" w:bidi="zh_TW"/>
-        </w:rPr>
-      </w:r>
-      <w:r>
-        <w:rPr>
-          <w:lang w:val="zh_TW" w:bidi="zh_TW"/>
-        </w:rPr>
-        <w:t>以耶穌對門徒那樣的憐憫彼此相愛（</w:t>
-      </w:r>
-      <w:hyperlink r:id="rId48">
-        <w:r>
-          <w:rPr>
-            <w:lang w:val="zh_TW" w:bidi="zh_TW"/>
-          </w:rPr>
-          <w:rPr>
-            <w:color w:val="0000EE"/>
-            <w:u w:val="single"/>
-          </w:rPr>
-          <w:t>約13:34–35，</w:t>
-        </w:r>
-      </w:hyperlink>
-      <w:hyperlink r:id="rId49">
-        <w:r>
-          <w:rPr>
-            <w:lang w:val="zh_TW" w:bidi="zh_TW"/>
-          </w:rPr>
-          <w:rPr>
-            <w:color w:val="0000EE"/>
-            <w:u w:val="single"/>
-          </w:rPr>
-          <w:t>15:12</w:t>
-        </w:r>
-      </w:hyperlink>
-      <w:r>
-        <w:rPr>
-          <w:lang w:val="zh_TW" w:bidi="zh_TW"/>
-        </w:rPr>
-        <w:t>）。團契的原則應以愛為準則（</w:t>
-      </w:r>
-      <w:hyperlink r:id="rId50">
-        <w:r>
-          <w:rPr>
-            <w:lang w:val="zh_TW" w:bidi="zh_TW"/>
-          </w:rPr>
-          <w:rPr>
-            <w:color w:val="0000EE"/>
-            <w:u w:val="single"/>
-          </w:rPr>
-          <w:t>來13:1</w:t>
-        </w:r>
-      </w:hyperlink>
-      <w:r>
-        <w:rPr>
-          <w:lang w:val="zh_TW" w:bidi="zh_TW"/>
-        </w:rPr>
-        <w:t>）。</w:t>
-      </w:r>
-    </w:p>
-    <w:p>
-      <w:pPr>
-        <w:pStyle w:val="ListNumber"/>
-        <w:spacing w:line="240" w:lineRule="auto"/>
-        <w:ind w:left="720"/>
-      </w:pPr>
-      <w:r>
-        <w:rPr>
-          <w:lang w:val="zh_TW" w:bidi="zh_TW"/>
-        </w:rPr>
-      </w:r>
-      <w:r>
-        <w:rPr>
-          <w:lang w:val="zh_TW" w:bidi="zh_TW"/>
-        </w:rPr>
-        <w:t>培養謙卑的心志，尊重他人（</w:t>
-      </w:r>
-      <w:hyperlink r:id="rId51">
-        <w:r>
-          <w:rPr>
-            <w:lang w:val="zh_TW" w:bidi="zh_TW"/>
-          </w:rPr>
-          <w:rPr>
-            <w:color w:val="0000EE"/>
-            <w:u w:val="single"/>
-          </w:rPr>
-          <w:t>腓2:3–5</w:t>
-        </w:r>
-      </w:hyperlink>
-      <w:r>
-        <w:rPr>
-          <w:lang w:val="zh_TW" w:bidi="zh_TW"/>
-        </w:rPr>
-        <w:t>）。</w:t>
-      </w:r>
-    </w:p>
-    <w:p>
-      <w:pPr>
-        <w:pStyle w:val="ListNumber"/>
-        <w:spacing w:line="240" w:lineRule="auto"/>
-        <w:ind w:left="720"/>
-      </w:pPr>
-      <w:r>
-        <w:rPr>
-          <w:lang w:val="zh_TW" w:bidi="zh_TW"/>
-        </w:rPr>
-      </w:r>
-      <w:r>
-        <w:rPr>
-          <w:lang w:val="zh_TW" w:bidi="zh_TW"/>
-        </w:rPr>
-        <w:t>與信徒分擔重擔（</w:t>
-      </w:r>
-      <w:hyperlink r:id="rId52">
-        <w:r>
-          <w:rPr>
-            <w:lang w:val="zh_TW" w:bidi="zh_TW"/>
-          </w:rPr>
-          <w:rPr>
-            <w:color w:val="0000EE"/>
-            <w:u w:val="single"/>
-          </w:rPr>
-          <w:t>加6:2</w:t>
-        </w:r>
-      </w:hyperlink>
-      <w:r>
-        <w:rPr>
-          <w:lang w:val="zh_TW" w:bidi="zh_TW"/>
-        </w:rPr>
-        <w:t>）。</w:t>
-      </w:r>
-    </w:p>
-    <w:p>
-      <w:pPr>
-        <w:pStyle w:val="ListNumber"/>
-        <w:spacing w:line="240" w:lineRule="auto"/>
-        <w:ind w:left="720"/>
-      </w:pPr>
-      <w:r>
-        <w:rPr>
-          <w:lang w:val="zh_TW" w:bidi="zh_TW"/>
-        </w:rPr>
-      </w:r>
-      <w:r>
-        <w:rPr>
-          <w:lang w:val="zh_TW" w:bidi="zh_TW"/>
-        </w:rPr>
-        <w:t>與有需要的弟兄姊妹分享金錢、食物等實際的祝福（</w:t>
-      </w:r>
-      <w:hyperlink r:id="rId53">
-        <w:r>
-          <w:rPr>
-            <w:lang w:val="zh_TW" w:bidi="zh_TW"/>
-          </w:rPr>
-          <w:rPr>
-            <w:color w:val="0000EE"/>
-            <w:u w:val="single"/>
-          </w:rPr>
-          <w:t>林後9:13</w:t>
-        </w:r>
-      </w:hyperlink>
-      <w:r>
-        <w:rPr>
-          <w:lang w:val="zh_TW" w:bidi="zh_TW"/>
-        </w:rPr>
-        <w:t>）。</w:t>
-      </w:r>
-    </w:p>
-    <w:p>
-      <w:pPr>
-        <w:pStyle w:val="ListNumber"/>
-        <w:spacing w:line="240" w:lineRule="auto"/>
-        <w:ind w:left="720"/>
-      </w:pPr>
-      <w:r>
-        <w:rPr>
-          <w:lang w:val="zh_TW" w:bidi="zh_TW"/>
-        </w:rPr>
-      </w:r>
-      <w:r>
-        <w:rPr>
-          <w:lang w:val="zh_TW" w:bidi="zh_TW"/>
-        </w:rPr>
-        <w:t>溫和糾正犯罪的人，協助他找到問題的出路（</w:t>
-      </w:r>
-      <w:hyperlink r:id="rId54">
-        <w:r>
-          <w:rPr>
-            <w:lang w:val="zh_TW" w:bidi="zh_TW"/>
-          </w:rPr>
-          <w:rPr>
-            <w:color w:val="0000EE"/>
-            <w:u w:val="single"/>
-          </w:rPr>
-          <w:t>加6:1</w:t>
-        </w:r>
-      </w:hyperlink>
-      <w:r>
-        <w:rPr>
-          <w:lang w:val="zh_TW" w:bidi="zh_TW"/>
-        </w:rPr>
-        <w:t>）。</w:t>
-      </w:r>
-    </w:p>
-    <w:p>
-      <w:pPr>
-        <w:pStyle w:val="ListNumber"/>
-        <w:spacing w:line="240" w:lineRule="auto"/>
-        <w:ind w:left="720"/>
-      </w:pPr>
-      <w:r>
-        <w:rPr>
-          <w:lang w:val="zh_TW" w:bidi="zh_TW"/>
-        </w:rPr>
-      </w:r>
-      <w:r>
-        <w:rPr>
-          <w:lang w:val="zh_TW" w:bidi="zh_TW"/>
-        </w:rPr>
-        <w:t>在信徒受苦時伸出援手（</w:t>
-      </w:r>
-      <w:hyperlink r:id="rId55">
-        <w:r>
-          <w:rPr>
-            <w:lang w:val="zh_TW" w:bidi="zh_TW"/>
-          </w:rPr>
-          <w:rPr>
-            <w:color w:val="0000EE"/>
-            <w:u w:val="single"/>
-          </w:rPr>
-          <w:t>林前12:26</w:t>
-        </w:r>
-      </w:hyperlink>
-      <w:r>
-        <w:rPr>
-          <w:lang w:val="zh_TW" w:bidi="zh_TW"/>
-        </w:rPr>
-        <w:t>）。</w:t>
-      </w:r>
-    </w:p>
-    <w:p>
-      <w:pPr>
-        <w:pStyle w:val="ListNumber"/>
-        <w:spacing w:line="240" w:lineRule="auto"/>
-        <w:ind w:left="720"/>
-      </w:pPr>
-      <w:r>
-        <w:rPr>
-          <w:lang w:val="zh_TW" w:bidi="zh_TW"/>
-        </w:rPr>
-      </w:r>
-      <w:r>
-        <w:rPr>
-          <w:lang w:val="zh_TW" w:bidi="zh_TW"/>
-        </w:rPr>
-        <w:t>在聖靈裡不住彼此禱告（</w:t>
-      </w:r>
-      <w:hyperlink r:id="rId56">
-        <w:r>
-          <w:rPr>
-            <w:lang w:val="zh_TW" w:bidi="zh_TW"/>
-          </w:rPr>
-          <w:rPr>
-            <w:color w:val="0000EE"/>
-            <w:u w:val="single"/>
-          </w:rPr>
-          <w:t>弗6:18</w:t>
-        </w:r>
-      </w:hyperlink>
-      <w:r>
-        <w:rPr>
-          <w:lang w:val="zh_TW" w:bidi="zh_TW"/>
-        </w:rPr>
-        <w:t>）。</w:t>
-      </w:r>
-    </w:p>
-    <w:p>
-      <w:pPr/>
-      <w:r>
-        <w:rPr>
-          <w:lang w:val="zh_TW" w:bidi="zh_TW"/>
-        </w:rPr>
-      </w:r>
-      <w:r>
-        <w:rPr>
-          <w:lang w:val="zh_TW" w:bidi="zh_TW"/>
-        </w:rPr>
-        <w:t>基督徒應認真思想一位無名聖徒的話：「當你遠離弟兄時，你就不能親近神。」</w:t>
+        <w:t>中所提到的散送冥人。此外，這兩處經文在提及他們時，都將其與何利人、以米人和利乏音人等巨人族聯繫在一起。</w:t>
       </w:r>
       <w:r>
         <w:rPr>
@@ -3296,12 +2181,6 @@
   </w:num>
   <w:num w:numId="13" w16cid:durableId="592781308">
     <w:abstractNumId w:val="11"/>
-  </w:num>
-  <w:num w:numId="14">
-    <w:abstractNumId w:val="3"/>
-    <w:lvlOverride w:ilvl="0">
-      <w:startOverride w:val="1"/>
-    </w:lvlOverride>
   </w:num>
   <w:numIdMacAtCleanup w:val="10"/>
 </w:numbering>

--- a/zht/docx/147.content.docx
+++ b/zht/docx/147.content.docx
@@ -19,7 +19,7 @@
         <w:rPr>
           <w:lang w:val="zh_TW" w:bidi="zh_TW"/>
         </w:rPr>
-        <w:t>Resource: Tyndale Open Bible Dictionary</w:t>
+        <w:t>Resource: Aquifer Open Bible Dictionary</w:t>
       </w:r>
       <w:r>
         <w:rPr>
@@ -112,7 +112,7 @@
         <w:rPr>
           <w:lang w:val="zh_TW" w:bidi="zh_TW"/>
         </w:rPr>
-        <w:t>Tyndale Open Bible Dictionary</w:t>
+        <w:t>Aquifer Open Bible Dictionary</w:t>
       </w:r>
     </w:p>
     <w:p>
@@ -149,7 +149,7 @@
         <w:rPr>
           <w:lang w:val="zh_TW" w:bidi="zh_TW"/>
         </w:rPr>
-        <w:t>su</w:t>
+        <w:t>si</w:t>
       </w:r>
       <w:r>
         <w:rPr>
@@ -212,7 +212,7 @@
         <w:rPr>
           <w:lang w:val="zh_TW" w:bidi="zh_TW"/>
         </w:rPr>
-        <w:t>蘇西人</w:t>
+        <w:t>死海</w:t>
       </w:r>
       <w:r>
         <w:rPr>
@@ -231,19 +231,7 @@
         <w:rPr>
           <w:lang w:val="zh_TW" w:bidi="zh_TW"/>
         </w:rPr>
-        <w:t>這是當時被</w:t>
-      </w:r>
-      <w:r>
-        <w:rPr>
-          <w:lang w:val="zh_TW" w:bidi="zh_TW"/>
-        </w:rPr>
-        <w:t>基大老瑪</w:t>
-      </w:r>
-      <w:r>
-        <w:rPr>
-          <w:lang w:val="zh_TW" w:bidi="zh_TW"/>
-        </w:rPr>
-        <w:t>聯軍擊潰的王國之一（</w:t>
+        <w:t>大型鹹水湖，約旦河流入其中。自希臘時期以來，西方文化稱其為「死海」。然而，在舊約聖經中，它常被稱為「鹽海」（</w:t>
       </w:r>
       <w:hyperlink r:id="rId13">
         <w:r>
@@ -254,14 +242,14 @@
             <w:color w:val="0000EE"/>
             <w:u w:val="single"/>
           </w:rPr>
-          <w:t>創14:5</w:t>
-        </w:r>
-      </w:hyperlink>
-      <w:r>
-        <w:rPr>
-          <w:lang w:val="zh_TW" w:bidi="zh_TW"/>
-        </w:rPr>
-        <w:t>），經文記載他們在含居住。由於基大老瑪大軍當時主要是沿著君王大道（King’s Highway）由北往南推進，因此蘇西人的所在地很可能是位於亞嫩河以北。考量到兩者在地理位置上的鄰近性，這些蘇西人或許就是</w:t>
+          <w:t>創14:3</w:t>
+        </w:r>
+      </w:hyperlink>
+      <w:r>
+        <w:rPr>
+          <w:lang w:val="zh_TW" w:bidi="zh_TW"/>
+        </w:rPr>
+        <w:t>；</w:t>
       </w:r>
       <w:hyperlink r:id="rId14">
         <w:r>
@@ -272,14 +260,4126 @@
             <w:color w:val="0000EE"/>
             <w:u w:val="single"/>
           </w:rPr>
-          <w:t>申命記二章20節</w:t>
-        </w:r>
-      </w:hyperlink>
-      <w:r>
-        <w:rPr>
-          <w:lang w:val="zh_TW" w:bidi="zh_TW"/>
-        </w:rPr>
-        <w:t>中所提到的散送冥人。此外，這兩處經文在提及他們時，都將其與何利人、以米人和利乏音人等巨人族聯繫在一起。</w:t>
+          <w:t>民34:3、12</w:t>
+        </w:r>
+      </w:hyperlink>
+      <w:r>
+        <w:rPr>
+          <w:lang w:val="zh_TW" w:bidi="zh_TW"/>
+        </w:rPr>
+        <w:t>；</w:t>
+      </w:r>
+      <w:hyperlink r:id="rId15">
+        <w:r>
+          <w:rPr>
+            <w:lang w:val="zh_TW" w:bidi="zh_TW"/>
+          </w:rPr>
+          <w:rPr>
+            <w:color w:val="0000EE"/>
+            <w:u w:val="single"/>
+          </w:rPr>
+          <w:t>申3:17</w:t>
+        </w:r>
+      </w:hyperlink>
+      <w:r>
+        <w:rPr>
+          <w:lang w:val="zh_TW" w:bidi="zh_TW"/>
+        </w:rPr>
+        <w:t>；</w:t>
+      </w:r>
+      <w:hyperlink r:id="rId16">
+        <w:r>
+          <w:rPr>
+            <w:lang w:val="zh_TW" w:bidi="zh_TW"/>
+          </w:rPr>
+          <w:rPr>
+            <w:color w:val="0000EE"/>
+            <w:u w:val="single"/>
+          </w:rPr>
+          <w:t>書3:16</w:t>
+        </w:r>
+      </w:hyperlink>
+      <w:r>
+        <w:rPr>
+          <w:lang w:val="zh_TW" w:bidi="zh_TW"/>
+        </w:rPr>
+        <w:t>，</w:t>
+      </w:r>
+      <w:hyperlink r:id="rId17">
+        <w:r>
+          <w:rPr>
+            <w:lang w:val="zh_TW" w:bidi="zh_TW"/>
+          </w:rPr>
+          <w:rPr>
+            <w:color w:val="0000EE"/>
+            <w:u w:val="single"/>
+          </w:rPr>
+          <w:t>12:3</w:t>
+        </w:r>
+      </w:hyperlink>
+      <w:r>
+        <w:rPr>
+          <w:lang w:val="zh_TW" w:bidi="zh_TW"/>
+        </w:rPr>
+        <w:t>，</w:t>
+      </w:r>
+      <w:hyperlink r:id="rId18">
+        <w:r>
+          <w:rPr>
+            <w:lang w:val="zh_TW" w:bidi="zh_TW"/>
+          </w:rPr>
+          <w:rPr>
+            <w:color w:val="0000EE"/>
+            <w:u w:val="single"/>
+          </w:rPr>
+          <w:t>15:2、5</w:t>
+        </w:r>
+      </w:hyperlink>
+      <w:r>
+        <w:rPr>
+          <w:lang w:val="zh_TW" w:bidi="zh_TW"/>
+        </w:rPr>
+        <w:t>，</w:t>
+      </w:r>
+      <w:hyperlink r:id="rId19">
+        <w:r>
+          <w:rPr>
+            <w:lang w:val="zh_TW" w:bidi="zh_TW"/>
+          </w:rPr>
+          <w:rPr>
+            <w:color w:val="0000EE"/>
+            <w:u w:val="single"/>
+          </w:rPr>
+          <w:t>18:19</w:t>
+        </w:r>
+      </w:hyperlink>
+      <w:r>
+        <w:rPr>
+          <w:lang w:val="zh_TW" w:bidi="zh_TW"/>
+        </w:rPr>
+        <w:t>）。該湖中含有大量的鹽，這在古代是寶貴的資源。聖經也稱死海為：</w:t>
+      </w:r>
+    </w:p>
+    <w:p>
+      <w:pPr>
+        <w:pStyle w:val="ListBullet"/>
+        <w:spacing w:line="240" w:lineRule="auto"/>
+        <w:ind w:left="720"/>
+      </w:pPr>
+      <w:r>
+        <w:rPr>
+          <w:lang w:val="zh_TW" w:bidi="zh_TW"/>
+        </w:rPr>
+      </w:r>
+      <w:r>
+        <w:rPr>
+          <w:lang w:val="zh_TW" w:bidi="zh_TW"/>
+        </w:rPr>
+        <w:t>亞拉巴海（</w:t>
+      </w:r>
+      <w:hyperlink r:id="rId15">
+        <w:r>
+          <w:rPr>
+            <w:lang w:val="zh_TW" w:bidi="zh_TW"/>
+          </w:rPr>
+          <w:rPr>
+            <w:color w:val="0000EE"/>
+            <w:u w:val="single"/>
+          </w:rPr>
+          <w:t>申3:17</w:t>
+        </w:r>
+      </w:hyperlink>
+      <w:r>
+        <w:rPr>
+          <w:lang w:val="zh_TW" w:bidi="zh_TW"/>
+        </w:rPr>
+        <w:t>，</w:t>
+      </w:r>
+      <w:hyperlink r:id="rId20">
+        <w:r>
+          <w:rPr>
+            <w:lang w:val="zh_TW" w:bidi="zh_TW"/>
+          </w:rPr>
+          <w:rPr>
+            <w:color w:val="0000EE"/>
+            <w:u w:val="single"/>
+          </w:rPr>
+          <w:t>4:49</w:t>
+        </w:r>
+      </w:hyperlink>
+      <w:r>
+        <w:rPr>
+          <w:lang w:val="zh_TW" w:bidi="zh_TW"/>
+        </w:rPr>
+        <w:t>；</w:t>
+      </w:r>
+      <w:hyperlink r:id="rId16">
+        <w:r>
+          <w:rPr>
+            <w:lang w:val="zh_TW" w:bidi="zh_TW"/>
+          </w:rPr>
+          <w:rPr>
+            <w:color w:val="0000EE"/>
+            <w:u w:val="single"/>
+          </w:rPr>
+          <w:t>書3:16</w:t>
+        </w:r>
+      </w:hyperlink>
+      <w:r>
+        <w:rPr>
+          <w:lang w:val="zh_TW" w:bidi="zh_TW"/>
+        </w:rPr>
+        <w:t>，</w:t>
+      </w:r>
+      <w:hyperlink r:id="rId17">
+        <w:r>
+          <w:rPr>
+            <w:lang w:val="zh_TW" w:bidi="zh_TW"/>
+          </w:rPr>
+          <w:rPr>
+            <w:color w:val="0000EE"/>
+            <w:u w:val="single"/>
+          </w:rPr>
+          <w:t>12:3</w:t>
+        </w:r>
+      </w:hyperlink>
+      <w:r>
+        <w:rPr>
+          <w:lang w:val="zh_TW" w:bidi="zh_TW"/>
+        </w:rPr>
+        <w:t>；</w:t>
+      </w:r>
+      <w:hyperlink r:id="rId21">
+        <w:r>
+          <w:rPr>
+            <w:lang w:val="zh_TW" w:bidi="zh_TW"/>
+          </w:rPr>
+          <w:rPr>
+            <w:color w:val="0000EE"/>
+            <w:u w:val="single"/>
+          </w:rPr>
+          <w:t>王下14:25</w:t>
+        </w:r>
+      </w:hyperlink>
+      <w:r>
+        <w:rPr>
+          <w:lang w:val="zh_TW" w:bidi="zh_TW"/>
+        </w:rPr>
+        <w:t>）</w:t>
+      </w:r>
+    </w:p>
+    <w:p>
+      <w:pPr>
+        <w:pStyle w:val="ListBullet"/>
+        <w:spacing w:line="240" w:lineRule="auto"/>
+        <w:ind w:left="720"/>
+      </w:pPr>
+      <w:r>
+        <w:rPr>
+          <w:lang w:val="zh_TW" w:bidi="zh_TW"/>
+        </w:rPr>
+      </w:r>
+      <w:r>
+        <w:rPr>
+          <w:lang w:val="zh_TW" w:bidi="zh_TW"/>
+        </w:rPr>
+        <w:t>東海（</w:t>
+      </w:r>
+      <w:hyperlink r:id="rId22">
+        <w:r>
+          <w:rPr>
+            <w:lang w:val="zh_TW" w:bidi="zh_TW"/>
+          </w:rPr>
+          <w:rPr>
+            <w:color w:val="0000EE"/>
+            <w:u w:val="single"/>
+          </w:rPr>
+          <w:t>結47:18</w:t>
+        </w:r>
+      </w:hyperlink>
+      <w:r>
+        <w:rPr>
+          <w:lang w:val="zh_TW" w:bidi="zh_TW"/>
+        </w:rPr>
+        <w:t>；</w:t>
+      </w:r>
+      <w:hyperlink r:id="rId23">
+        <w:r>
+          <w:rPr>
+            <w:lang w:val="zh_TW" w:bidi="zh_TW"/>
+          </w:rPr>
+          <w:rPr>
+            <w:color w:val="0000EE"/>
+            <w:u w:val="single"/>
+          </w:rPr>
+          <w:t>珥2:20</w:t>
+        </w:r>
+      </w:hyperlink>
+      <w:r>
+        <w:rPr>
+          <w:lang w:val="zh_TW" w:bidi="zh_TW"/>
+        </w:rPr>
+        <w:t>；</w:t>
+      </w:r>
+      <w:hyperlink r:id="rId24">
+        <w:r>
+          <w:rPr>
+            <w:lang w:val="zh_TW" w:bidi="zh_TW"/>
+          </w:rPr>
+          <w:rPr>
+            <w:color w:val="0000EE"/>
+            <w:u w:val="single"/>
+          </w:rPr>
+          <w:t>亞14:8</w:t>
+        </w:r>
+      </w:hyperlink>
+      <w:r>
+        <w:rPr>
+          <w:lang w:val="zh_TW" w:bidi="zh_TW"/>
+        </w:rPr>
+        <w:t>）</w:t>
+      </w:r>
+    </w:p>
+    <w:p>
+      <w:pPr/>
+      <w:r>
+        <w:rPr>
+          <w:lang w:val="zh_TW" w:bidi="zh_TW"/>
+        </w:rPr>
+      </w:r>
+      <w:r>
+        <w:rPr>
+          <w:lang w:val="zh_TW" w:bidi="zh_TW"/>
+        </w:rPr>
+        <w:t>其他古代作家將死海稱為：</w:t>
+      </w:r>
+    </w:p>
+    <w:p>
+      <w:pPr>
+        <w:pStyle w:val="ListBullet"/>
+        <w:spacing w:line="240" w:lineRule="auto"/>
+        <w:ind w:left="720"/>
+      </w:pPr>
+      <w:r>
+        <w:rPr>
+          <w:lang w:val="zh_TW" w:bidi="zh_TW"/>
+        </w:rPr>
+      </w:r>
+      <w:r>
+        <w:rPr>
+          <w:lang w:val="zh_TW" w:bidi="zh_TW"/>
+        </w:rPr>
+        <w:t>所多瑪海</w:t>
+      </w:r>
+    </w:p>
+    <w:p>
+      <w:pPr>
+        <w:pStyle w:val="ListBullet"/>
+        <w:spacing w:line="240" w:lineRule="auto"/>
+        <w:ind w:left="720"/>
+      </w:pPr>
+      <w:r>
+        <w:rPr>
+          <w:lang w:val="zh_TW" w:bidi="zh_TW"/>
+        </w:rPr>
+      </w:r>
+      <w:r>
+        <w:rPr>
+          <w:lang w:val="zh_TW" w:bidi="zh_TW"/>
+        </w:rPr>
+        <w:t>瀝青海</w:t>
+      </w:r>
+    </w:p>
+    <w:p>
+      <w:pPr>
+        <w:pStyle w:val="ListBullet"/>
+        <w:spacing w:line="240" w:lineRule="auto"/>
+        <w:ind w:left="720"/>
+      </w:pPr>
+      <w:r>
+        <w:rPr>
+          <w:lang w:val="zh_TW" w:bidi="zh_TW"/>
+        </w:rPr>
+      </w:r>
+      <w:r>
+        <w:rPr>
+          <w:lang w:val="zh_TW" w:bidi="zh_TW"/>
+        </w:rPr>
+        <w:t>羅得海</w:t>
+      </w:r>
+    </w:p>
+    <w:p>
+      <w:pPr/>
+      <w:r>
+        <w:rPr>
+          <w:lang w:val="zh_TW" w:bidi="zh_TW"/>
+        </w:rPr>
+      </w:r>
+      <w:r>
+        <w:rPr>
+          <w:lang w:val="zh_TW" w:bidi="zh_TW"/>
+        </w:rPr>
+        <w:t>新約聖經中沒有提到死海。</w:t>
+      </w:r>
+    </w:p>
+    <w:p>
+      <w:pPr>
+        <w:pStyle w:val="Heading3"/>
+      </w:pPr>
+      <w:r>
+        <w:rPr>
+          <w:lang w:val="zh_TW" w:bidi="zh_TW"/>
+        </w:rPr>
+        <w:t>死海位於何處？</w:t>
+      </w:r>
+    </w:p>
+    <w:p>
+      <w:pPr/>
+      <w:r>
+        <w:rPr>
+          <w:lang w:val="zh_TW" w:bidi="zh_TW"/>
+        </w:rPr>
+      </w:r>
+      <w:r>
+        <w:rPr>
+          <w:lang w:val="zh_TW" w:bidi="zh_TW"/>
+        </w:rPr>
+        <w:t>死海位於名為約旦谷的深谷中。這個谷也被稱為裂谷（the Rift Valley），因為它位於地球表面的狹長裂縫中。這個裂縫是世界上同類型裂縫中最長且最深的，始於土耳其南部的托羅斯山脈（Taurus Mountains），並穿過好幾個國家：敘利亞、黎巴嫩和巴勒斯坦。它還延伸穿過亞喀巴灣和紅海，最終到達東非的莫桑比克，在那裡被稱為非洲大裂谷（the Great African Rift Valley）。</w:t>
+      </w:r>
+    </w:p>
+    <w:p>
+      <w:pPr/>
+      <w:r>
+        <w:rPr>
+          <w:lang w:val="zh_TW" w:bidi="zh_TW"/>
+        </w:rPr>
+      </w:r>
+      <w:r>
+        <w:rPr>
+          <w:lang w:val="zh_TW" w:bidi="zh_TW"/>
+        </w:rPr>
+        <w:t>該谷寬3.2公里到24.1公里（2到15英里）不等。在最深處，靠近死海岸邊，裂谷下降到海平面以下396米（1300英尺），是地球上未被水覆蓋的最低點。</w:t>
+      </w:r>
+    </w:p>
+    <w:p>
+      <w:pPr>
+        <w:pStyle w:val="Heading3"/>
+      </w:pPr>
+      <w:r>
+        <w:rPr>
+          <w:lang w:val="zh_TW" w:bidi="zh_TW"/>
+        </w:rPr>
+        <w:t>死海有多大？</w:t>
+      </w:r>
+    </w:p>
+    <w:p>
+      <w:pPr/>
+      <w:r>
+        <w:rPr>
+          <w:lang w:val="zh_TW" w:bidi="zh_TW"/>
+        </w:rPr>
+      </w:r>
+      <w:r>
+        <w:rPr>
+          <w:lang w:val="zh_TW" w:bidi="zh_TW"/>
+        </w:rPr>
+        <w:t>死海呈矩形。由北向南，死海從約旦河流入的地方延伸約85公里（53英里）到南部的塞卜哈（Sebkha）鹽灘。死海寬約16公里（10英里）。陡峭的岩石懸崖在海的兩側拔地而起。</w:t>
+      </w:r>
+    </w:p>
+    <w:p>
+      <w:pPr/>
+      <w:r>
+        <w:rPr>
+          <w:lang w:val="zh_TW" w:bidi="zh_TW"/>
+        </w:rPr>
+      </w:r>
+      <w:r>
+        <w:rPr>
+          <w:lang w:val="zh_TW" w:bidi="zh_TW"/>
+        </w:rPr>
+        <w:t>死海被一片名為里桑半島的土地分為兩部分。這個半島從東岸延伸出約13.7公里（8.5英里）。死海北部較大且較深，最深點位於東北區域，深度約396米（1300英尺）。南部較淺，水深在1到9米（3到30英尺）之間。</w:t>
+      </w:r>
+    </w:p>
+    <w:p>
+      <w:pPr>
+        <w:pStyle w:val="Heading3"/>
+      </w:pPr>
+      <w:r>
+        <w:rPr>
+          <w:lang w:val="zh_TW" w:bidi="zh_TW"/>
+        </w:rPr>
+        <w:t>死海的水從哪裡來？</w:t>
+      </w:r>
+    </w:p>
+    <w:p>
+      <w:pPr/>
+      <w:r>
+        <w:rPr>
+          <w:lang w:val="zh_TW" w:bidi="zh_TW"/>
+        </w:rPr>
+      </w:r>
+      <w:r>
+        <w:rPr>
+          <w:lang w:val="zh_TW" w:bidi="zh_TW"/>
+        </w:rPr>
+        <w:t>死海的水有多個來源，約旦河是主要來源；也有來自全年流動的四到五條溪流，以及許多季節性溪流（稱為瓦迪，wadis）。每天約有640萬公噸（700萬噸）的水流入死海。然而，這些水只能通過蒸發消散，因為死海沒有出口。</w:t>
+      </w:r>
+    </w:p>
+    <w:p>
+      <w:pPr/>
+      <w:r>
+        <w:rPr>
+          <w:lang w:val="zh_TW" w:bidi="zh_TW"/>
+        </w:rPr>
+      </w:r>
+      <w:r>
+        <w:rPr>
+          <w:lang w:val="zh_TW" w:bidi="zh_TW"/>
+        </w:rPr>
+        <w:t>死海周圍地區非常乾燥。每年降雨量僅有5到13公分（2到5英寸）。天氣極其炎熱，尤其是在夏季，氣溫可達52攝氏度（125華氏度）。這種高溫導致大量水分蒸發，經常形成難以看透的濃霧。</w:t>
+      </w:r>
+    </w:p>
+    <w:p>
+      <w:pPr>
+        <w:pStyle w:val="Heading3"/>
+      </w:pPr>
+      <w:r>
+        <w:rPr>
+          <w:lang w:val="zh_TW" w:bidi="zh_TW"/>
+        </w:rPr>
+        <w:t>為什麼死海這麼鹹？</w:t>
+      </w:r>
+    </w:p>
+    <w:p>
+      <w:pPr/>
+      <w:r>
+        <w:rPr>
+          <w:lang w:val="zh_TW" w:bidi="zh_TW"/>
+        </w:rPr>
+      </w:r>
+      <w:r>
+        <w:rPr>
+          <w:lang w:val="zh_TW" w:bidi="zh_TW"/>
+        </w:rPr>
+        <w:t>流入死海的水已經非常鹹。這些水流經過含有氮和硫等礦物質的土壤，海底下的地下泉水為海水增加更多礦物質，包括溴、鎂和鈣。海岸有大量的硫磺和油泉沉積。</w:t>
+      </w:r>
+    </w:p>
+    <w:p>
+      <w:pPr/>
+      <w:r>
+        <w:rPr>
+          <w:lang w:val="zh_TW" w:bidi="zh_TW"/>
+        </w:rPr>
+      </w:r>
+      <w:r>
+        <w:rPr>
+          <w:lang w:val="zh_TW" w:bidi="zh_TW"/>
+        </w:rPr>
+        <w:t>在死海的東南部，有一個巨大的岩鹽礦床，可見的部分厚達91.4米（300英尺），但這僅是更大鹽層的頂部。整個鹽層約1371米（4500英尺）深，延伸約8公里（5英里）長。海底也有鹽晶體。</w:t>
+      </w:r>
+    </w:p>
+    <w:p>
+      <w:pPr/>
+      <w:r>
+        <w:rPr>
+          <w:lang w:val="zh_TW" w:bidi="zh_TW"/>
+        </w:rPr>
+      </w:r>
+      <w:r>
+        <w:rPr>
+          <w:lang w:val="zh_TW" w:bidi="zh_TW"/>
+        </w:rPr>
+        <w:t>所有這些因素使得死海非常鹹。死海水中含有約26%鹽分，而普通海水僅含有3.5%鹽分。這使得死海成為地球上最鹹的大型水域。死海的水鹹到沒有魚或植物可以生存，且鹽分含量還在增加。</w:t>
+      </w:r>
+    </w:p>
+    <w:p>
+      <w:pPr/>
+      <w:r>
+        <w:rPr>
+          <w:lang w:val="zh_TW" w:bidi="zh_TW"/>
+        </w:rPr>
+      </w:r>
+      <w:r>
+        <w:rPr>
+          <w:lang w:val="zh_TW" w:bidi="zh_TW"/>
+        </w:rPr>
+        <w:t>古代人們因為兩大原因而重視死海，就是其中的鹽和一種稱為瀝青的特殊物質。瀝青是天然的黑色物質，類似暴露在空氣中硬化後形成的焦油（tar）。人們用它來製作防水物品。</w:t>
+      </w:r>
+    </w:p>
+    <w:p>
+      <w:pPr/>
+      <w:r>
+        <w:rPr>
+          <w:lang w:val="zh_TW" w:bidi="zh_TW"/>
+        </w:rPr>
+      </w:r>
+      <w:r>
+        <w:rPr>
+          <w:lang w:val="zh_TW" w:bidi="zh_TW"/>
+        </w:rPr>
+        <w:t>在新約聖經時期，人稱納巴泰人的群體控制了來自死海的瀝青貿易。他們將這些瀝青賣給埃及，埃及人用它來保存屍體（這個過程稱為木乃伊化）。一些歷史學家認為，埃及的克麗奧佩特拉女王想要控制死海地區，以便掌控這項重要的瀝青貿易。</w:t>
+      </w:r>
+    </w:p>
+    <w:p>
+      <w:pPr>
+        <w:pStyle w:val="Heading3"/>
+      </w:pPr>
+      <w:r>
+        <w:rPr>
+          <w:lang w:val="zh_TW" w:bidi="zh_TW"/>
+        </w:rPr>
+        <w:t>聖經中的死海</w:t>
+      </w:r>
+    </w:p>
+    <w:p>
+      <w:pPr>
+        <w:pStyle w:val="Heading4"/>
+      </w:pPr>
+      <w:r>
+        <w:rPr>
+          <w:lang w:val="zh_TW" w:bidi="zh_TW"/>
+        </w:rPr>
+        <w:t>所多瑪和蛾摩拉</w:t>
+      </w:r>
+    </w:p>
+    <w:p>
+      <w:pPr/>
+      <w:r>
+        <w:rPr>
+          <w:lang w:val="zh_TW" w:bidi="zh_TW"/>
+        </w:rPr>
+      </w:r>
+      <w:r>
+        <w:rPr>
+          <w:lang w:val="zh_TW" w:bidi="zh_TW"/>
+        </w:rPr>
+        <w:t>今天，死海地區看起來空無一物且毫無生氣。這與我們所知的歷史相符。根據</w:t>
+      </w:r>
+      <w:hyperlink r:id="rId25">
+        <w:r>
+          <w:rPr>
+            <w:lang w:val="zh_TW" w:bidi="zh_TW"/>
+          </w:rPr>
+          <w:rPr>
+            <w:color w:val="0000EE"/>
+            <w:u w:val="single"/>
+          </w:rPr>
+          <w:t>創世記十九章</w:t>
+        </w:r>
+      </w:hyperlink>
+      <w:r>
+        <w:rPr>
+          <w:lang w:val="zh_TW" w:bidi="zh_TW"/>
+        </w:rPr>
+        <w:t>，這裡是古代城市所多瑪和蛾摩拉被毀滅的地方。位於海東南角的巨大鹽山，西頓山，因所多瑪城而得名。</w:t>
+      </w:r>
+    </w:p>
+    <w:p>
+      <w:pPr/>
+      <w:r>
+        <w:rPr>
+          <w:lang w:val="zh_TW" w:bidi="zh_TW"/>
+        </w:rPr>
+      </w:r>
+      <w:r>
+        <w:rPr>
+          <w:lang w:val="zh_TW" w:bidi="zh_TW"/>
+        </w:rPr>
+        <w:t>一位名叫尼爾森·格魯克（Nelson Glueck）的考古學家發現證據顯示，大約在5000年前（約公元前3000年），有多達70個城鎮存在於西頓山周圍地區。學者對於所多瑪和蛾摩拉如何被毀有不同看法。有些人認為是火山爆發造成的，另一些人則相信是地下富含石油的土壤自發爆炸所致。</w:t>
+      </w:r>
+    </w:p>
+    <w:p>
+      <w:pPr/>
+      <w:r>
+        <w:rPr>
+          <w:lang w:val="zh_TW" w:bidi="zh_TW"/>
+        </w:rPr>
+      </w:r>
+      <w:r>
+        <w:rPr>
+          <w:lang w:val="zh_TW" w:bidi="zh_TW"/>
+        </w:rPr>
+        <w:t>在這個地區，有許多由鹽製成的高柱。人們常稱這些柱子為「羅得的妻子」，因為在聖經故事中，羅得的妻子變成了一根鹽柱。</w:t>
+      </w:r>
+    </w:p>
+    <w:p>
+      <w:pPr>
+        <w:pStyle w:val="Heading4"/>
+      </w:pPr>
+      <w:r>
+        <w:rPr>
+          <w:lang w:val="zh_TW" w:bidi="zh_TW"/>
+        </w:rPr>
+        <w:t>死海作為藏身之所</w:t>
+      </w:r>
+    </w:p>
+    <w:p>
+      <w:pPr/>
+      <w:r>
+        <w:rPr>
+          <w:lang w:val="zh_TW" w:bidi="zh_TW"/>
+        </w:rPr>
+      </w:r>
+      <w:r>
+        <w:rPr>
+          <w:lang w:val="zh_TW" w:bidi="zh_TW"/>
+        </w:rPr>
+        <w:t>圍繞死海的空曠曠野，在歷史上一直是許多人藏身之地。後來成為以色列王的大衛，也曾在那裡躲避敵人（</w:t>
+      </w:r>
+      <w:hyperlink r:id="rId26">
+        <w:r>
+          <w:rPr>
+            <w:lang w:val="zh_TW" w:bidi="zh_TW"/>
+          </w:rPr>
+          <w:rPr>
+            <w:color w:val="0000EE"/>
+            <w:u w:val="single"/>
+          </w:rPr>
+          <w:t>撒上23:29–24:22</w:t>
+        </w:r>
+      </w:hyperlink>
+      <w:r>
+        <w:rPr>
+          <w:lang w:val="zh_TW" w:bidi="zh_TW"/>
+        </w:rPr>
+        <w:t>）。後來，一個名為愛色尼派的宗教團體在靠近死海的昆蘭居住，以便在平靜祥和中學習和禱告。在第二次猶太人反抗羅馬的過程中，猶太戰士也利用這個地區來藏身。</w:t>
+      </w:r>
+    </w:p>
+    <w:p>
+      <w:pPr>
+        <w:pStyle w:val="Heading4"/>
+      </w:pPr>
+      <w:r>
+        <w:rPr>
+          <w:lang w:val="zh_TW" w:bidi="zh_TW"/>
+        </w:rPr>
+        <w:t>預言中的死海</w:t>
+      </w:r>
+    </w:p>
+    <w:p>
+      <w:pPr/>
+      <w:r>
+        <w:rPr>
+          <w:lang w:val="zh_TW" w:bidi="zh_TW"/>
+        </w:rPr>
+      </w:r>
+      <w:r>
+        <w:rPr>
+          <w:lang w:val="zh_TW" w:bidi="zh_TW"/>
+        </w:rPr>
+        <w:t>先知以西結提及在未來的時候，死海將會改變（</w:t>
+      </w:r>
+      <w:hyperlink r:id="rId27">
+        <w:r>
+          <w:rPr>
+            <w:lang w:val="zh_TW" w:bidi="zh_TW"/>
+          </w:rPr>
+          <w:rPr>
+            <w:color w:val="0000EE"/>
+            <w:u w:val="single"/>
+          </w:rPr>
+          <w:t>結47:1–12</w:t>
+        </w:r>
+      </w:hyperlink>
+      <w:r>
+        <w:rPr>
+          <w:lang w:val="zh_TW" w:bidi="zh_TW"/>
+        </w:rPr>
+        <w:t>；參</w:t>
+      </w:r>
+      <w:hyperlink r:id="rId24">
+        <w:r>
+          <w:rPr>
+            <w:lang w:val="zh_TW" w:bidi="zh_TW"/>
+          </w:rPr>
+          <w:rPr>
+            <w:color w:val="0000EE"/>
+            <w:u w:val="single"/>
+          </w:rPr>
+          <w:t>亞14:8</w:t>
+        </w:r>
+      </w:hyperlink>
+      <w:r>
+        <w:rPr>
+          <w:lang w:val="zh_TW" w:bidi="zh_TW"/>
+        </w:rPr>
+        <w:t>）。他說有一天，海水會變甜，百物無法生活的海中將充滿生物。</w:t>
+      </w:r>
+      <w:r>
+        <w:rPr>
+          <w:lang w:val="zh_TW" w:bidi="zh_TW"/>
+        </w:rPr>
+      </w:r>
+      <w:r>
+        <w:rPr>
+          <w:lang w:val="zh_TW" w:bidi="zh_TW"/>
+        </w:rPr>
+      </w:r>
+    </w:p>
+    <w:p>
+      <w:pPr/>
+      <w:r>
+        <w:rPr>
+          <w:lang w:val="zh_TW" w:bidi="zh_TW"/>
+        </w:rPr>
+      </w:r>
+    </w:p>
+    <w:p>
+      <w:pPr>
+        <w:pStyle w:val="Heading2"/>
+      </w:pPr>
+      <w:r>
+        <w:rPr>
+          <w:lang w:val="zh_TW" w:bidi="zh_TW"/>
+        </w:rPr>
+        <w:t>死亡</w:t>
+      </w:r>
+      <w:r>
+        <w:rPr>
+          <w:lang w:val="zh_TW" w:bidi="zh_TW"/>
+        </w:rPr>
+      </w:r>
+    </w:p>
+    <w:p>
+      <w:pPr/>
+      <w:r>
+        <w:rPr>
+          <w:lang w:val="zh_TW" w:bidi="zh_TW"/>
+        </w:rPr>
+      </w:r>
+      <w:r>
+        <w:rPr>
+          <w:lang w:val="zh_TW" w:bidi="zh_TW"/>
+        </w:rPr>
+        <w:t>生命的終止（身體的死亡）或與神的分離（靈性的死亡）。</w:t>
+      </w:r>
+    </w:p>
+    <w:p>
+      <w:pPr>
+        <w:pStyle w:val="Heading3"/>
+      </w:pPr>
+      <w:r>
+        <w:rPr>
+          <w:lang w:val="zh_TW" w:bidi="zh_TW"/>
+        </w:rPr>
+        <w:t>舊約中的觀點</w:t>
+      </w:r>
+    </w:p>
+    <w:p>
+      <w:pPr/>
+      <w:r>
+        <w:rPr>
+          <w:lang w:val="zh_TW" w:bidi="zh_TW"/>
+        </w:rPr>
+      </w:r>
+      <w:r>
+        <w:rPr>
+          <w:lang w:val="zh_TW" w:bidi="zh_TW"/>
+        </w:rPr>
+        <w:t>在舊約中，死亡被視為生命的自然結束。一個以色列人的目標是過一個長壽而圓滿的生活，生養眾多的後代，並在兒孫滿堂的情況下，平安地去世。舊約多次表達對早逝的不滿（例如，希西家的哀求，</w:t>
+      </w:r>
+      <w:hyperlink r:id="rId28">
+        <w:r>
+          <w:rPr>
+            <w:lang w:val="zh_TW" w:bidi="zh_TW"/>
+          </w:rPr>
+          <w:rPr>
+            <w:color w:val="0000EE"/>
+            <w:u w:val="single"/>
+          </w:rPr>
+          <w:t>王下20:1–11</w:t>
+        </w:r>
+      </w:hyperlink>
+      <w:r>
+        <w:rPr>
+          <w:lang w:val="zh_TW" w:bidi="zh_TW"/>
+        </w:rPr>
+        <w:t>）。早逝可能被視為神審判的結果；因此，約伯認為需要在死亡之前為自己的品格辯護（</w:t>
+      </w:r>
+      <w:hyperlink r:id="rId29">
+        <w:r>
+          <w:rPr>
+            <w:lang w:val="zh_TW" w:bidi="zh_TW"/>
+          </w:rPr>
+          <w:rPr>
+            <w:color w:val="0000EE"/>
+            <w:u w:val="single"/>
+          </w:rPr>
+          <w:t>伯19:25–26</w:t>
+        </w:r>
+      </w:hyperlink>
+      <w:r>
+        <w:rPr>
+          <w:lang w:val="zh_TW" w:bidi="zh_TW"/>
+        </w:rPr>
+        <w:t>）。只有</w:t>
+      </w:r>
+      <w:hyperlink r:id="rId30">
+        <w:r>
+          <w:rPr>
+            <w:lang w:val="zh_TW" w:bidi="zh_TW"/>
+          </w:rPr>
+          <w:rPr>
+            <w:color w:val="0000EE"/>
+            <w:u w:val="single"/>
+          </w:rPr>
+          <w:t>傳道書三章19至20節</w:t>
+        </w:r>
+      </w:hyperlink>
+      <w:r>
+        <w:rPr>
+          <w:lang w:val="zh_TW" w:bidi="zh_TW"/>
+        </w:rPr>
+        <w:t>對死亡表達徹頭徹尾的悲觀情緒——該書可能受到當時非希伯來文化相當大的影響。</w:t>
+      </w:r>
+    </w:p>
+    <w:p>
+      <w:pPr/>
+      <w:r>
+        <w:rPr>
+          <w:lang w:val="zh_TW" w:bidi="zh_TW"/>
+        </w:rPr>
+      </w:r>
+      <w:r>
+        <w:rPr>
+          <w:lang w:val="zh_TW" w:bidi="zh_TW"/>
+        </w:rPr>
+        <w:t>雖然死亡是生命的自然終結，卻從未被視為是令人愉快的事。死亡將人與人類群體斷絕，也與神的同在和事奉隔絕。雖然神可能會在人面對死亡時提供安慰（</w:t>
+      </w:r>
+      <w:hyperlink r:id="rId31">
+        <w:r>
+          <w:rPr>
+            <w:lang w:val="zh_TW" w:bidi="zh_TW"/>
+          </w:rPr>
+          <w:rPr>
+            <w:color w:val="0000EE"/>
+            <w:u w:val="single"/>
+          </w:rPr>
+          <w:t>詩73:23–28</w:t>
+        </w:r>
+      </w:hyperlink>
+      <w:r>
+        <w:rPr>
+          <w:lang w:val="zh_TW" w:bidi="zh_TW"/>
+        </w:rPr>
+        <w:t>），但在聖經中，神很少被描述為與死者同在，只有在較晚期的聖經文獻中才有此描寫（</w:t>
+      </w:r>
+      <w:hyperlink r:id="rId32">
+        <w:r>
+          <w:rPr>
+            <w:lang w:val="zh_TW" w:bidi="zh_TW"/>
+          </w:rPr>
+          <w:rPr>
+            <w:color w:val="0000EE"/>
+            <w:u w:val="single"/>
+          </w:rPr>
+          <w:t>詩139:8</w:t>
+        </w:r>
+      </w:hyperlink>
+      <w:r>
+        <w:rPr>
+          <w:lang w:val="zh_TW" w:bidi="zh_TW"/>
+        </w:rPr>
+        <w:t>）。因此，死亡從未被視為通向更美好生命的門檻。</w:t>
+      </w:r>
+    </w:p>
+    <w:p>
+      <w:pPr/>
+      <w:r>
+        <w:rPr>
+          <w:lang w:val="zh_TW" w:bidi="zh_TW"/>
+        </w:rPr>
+      </w:r>
+      <w:r>
+        <w:rPr>
+          <w:lang w:val="zh_TW" w:bidi="zh_TW"/>
+        </w:rPr>
+        <w:t>罪與死亡的關係可以在摩西律法的死刑中一窺究竟。一位嚴重的罪犯會被處死。處罰性短語「他必被剪除」表明，儘管整個民族繼續存活，但犯罪者因死亡與民族分離。以色列人被警告，若不遵守神的誡命，可能會因與神的團契破裂而導致早逝（</w:t>
+      </w:r>
+      <w:hyperlink r:id="rId33">
+        <w:r>
+          <w:rPr>
+            <w:lang w:val="zh_TW" w:bidi="zh_TW"/>
+          </w:rPr>
+          <w:rPr>
+            <w:color w:val="0000EE"/>
+            <w:u w:val="single"/>
+          </w:rPr>
+          <w:t>申30:15–20</w:t>
+        </w:r>
+      </w:hyperlink>
+      <w:r>
+        <w:rPr>
+          <w:lang w:val="zh_TW" w:bidi="zh_TW"/>
+        </w:rPr>
+        <w:t>；</w:t>
+      </w:r>
+      <w:hyperlink r:id="rId34">
+        <w:r>
+          <w:rPr>
+            <w:lang w:val="zh_TW" w:bidi="zh_TW"/>
+          </w:rPr>
+          <w:rPr>
+            <w:color w:val="0000EE"/>
+            <w:u w:val="single"/>
+          </w:rPr>
+          <w:t>耶21:8</w:t>
+        </w:r>
+      </w:hyperlink>
+      <w:r>
+        <w:rPr>
+          <w:lang w:val="zh_TW" w:bidi="zh_TW"/>
+        </w:rPr>
+        <w:t>；</w:t>
+      </w:r>
+      <w:hyperlink r:id="rId35">
+        <w:r>
+          <w:rPr>
+            <w:lang w:val="zh_TW" w:bidi="zh_TW"/>
+          </w:rPr>
+          <w:rPr>
+            <w:color w:val="0000EE"/>
+            <w:u w:val="single"/>
+          </w:rPr>
+          <w:t>結18:21–32</w:t>
+        </w:r>
+      </w:hyperlink>
+      <w:r>
+        <w:rPr>
+          <w:lang w:val="zh_TW" w:bidi="zh_TW"/>
+        </w:rPr>
+        <w:t>）。</w:t>
+      </w:r>
+    </w:p>
+    <w:p>
+      <w:pPr/>
+      <w:r>
+        <w:rPr>
+          <w:lang w:val="zh_TW" w:bidi="zh_TW"/>
+        </w:rPr>
+      </w:r>
+      <w:r>
+        <w:rPr>
+          <w:lang w:val="zh_TW" w:bidi="zh_TW"/>
+        </w:rPr>
+        <w:t>在兩約之間時期，隨著猶太人對來世和復活的觀念更加明確，對死亡的思考也隨之發展。死亡本身，而非僅僅是早逝，開始被視為是罪惡的結果（</w:t>
+      </w:r>
+      <w:hyperlink r:id="rId36">
+        <w:r>
+          <w:rPr>
+            <w:lang w:val="zh_TW" w:bidi="zh_TW"/>
+          </w:rPr>
+          <w:rPr>
+            <w:color w:val="0000EE"/>
+            <w:u w:val="single"/>
+          </w:rPr>
+          <w:t>以斯拉二書3:7</w:t>
+        </w:r>
+      </w:hyperlink>
+      <w:r>
+        <w:rPr>
+          <w:lang w:val="zh_TW" w:bidi="zh_TW"/>
+        </w:rPr>
+        <w:t>；</w:t>
+      </w:r>
+      <w:hyperlink r:id="rId37">
+        <w:r>
+          <w:rPr>
+            <w:lang w:val="zh_TW" w:bidi="zh_TW"/>
+          </w:rPr>
+          <w:rPr>
+            <w:color w:val="0000EE"/>
+            <w:u w:val="single"/>
+          </w:rPr>
+          <w:t>便西拉智訓25:24</w:t>
+        </w:r>
+      </w:hyperlink>
+      <w:r>
+        <w:rPr>
+          <w:lang w:val="zh_TW" w:bidi="zh_TW"/>
+        </w:rPr>
+        <w:t>）。有時會將所有的死亡描繪為「第一次犯罪」（亞當和夏娃的悖逆）的結果。在其它記載中，人是因自己的罪而死。聖經中首次明確指出死人復活和最終審判或懲罰的概念出現在但以理書（</w:t>
+      </w:r>
+      <w:hyperlink r:id="rId38">
+        <w:r>
+          <w:rPr>
+            <w:lang w:val="zh_TW" w:bidi="zh_TW"/>
+          </w:rPr>
+          <w:rPr>
+            <w:color w:val="0000EE"/>
+            <w:u w:val="single"/>
+          </w:rPr>
+          <w:t>但12:2</w:t>
+        </w:r>
+      </w:hyperlink>
+      <w:r>
+        <w:rPr>
+          <w:lang w:val="zh_TW" w:bidi="zh_TW"/>
+        </w:rPr>
+        <w:t>），這是舊約中最後完成的書卷之一。這一教導在兩約中間期被反覆提及（以斯拉二書7:31–44）。在此期間，人們認為靈魂在死亡後依然存在，或者以某種永生的形式存在（所羅門智訓3:4，4:1；馬加比四書16:13，17:12）又或等待復活（以諾一書102章）。一些經外文獻融入了希臘的思想，認為身體是應該擺脫的負擔——這種觀念與希伯來思想格格不入。</w:t>
+      </w:r>
+    </w:p>
+    <w:p>
+      <w:pPr/>
+      <w:r>
+        <w:rPr>
+          <w:lang w:val="zh_TW" w:bidi="zh_TW"/>
+        </w:rPr>
+      </w:r>
+      <w:r>
+        <w:rPr>
+          <w:lang w:val="zh_TW" w:bidi="zh_TW"/>
+        </w:rPr>
+        <w:t>然而，復活以及從死亡中救贖生命的概念，為新約的啟示——聚焦於基督的復活及其勝過死亡的啟示——奠定了基礎。</w:t>
+      </w:r>
+    </w:p>
+    <w:p>
+      <w:pPr>
+        <w:pStyle w:val="Heading3"/>
+      </w:pPr>
+      <w:r>
+        <w:rPr>
+          <w:lang w:val="zh_TW" w:bidi="zh_TW"/>
+        </w:rPr>
+        <w:t>新約中的觀點</w:t>
+      </w:r>
+    </w:p>
+    <w:p>
+      <w:pPr/>
+      <w:r>
+        <w:rPr>
+          <w:lang w:val="zh_TW" w:bidi="zh_TW"/>
+        </w:rPr>
+      </w:r>
+      <w:r>
+        <w:rPr>
+          <w:lang w:val="zh_TW" w:bidi="zh_TW"/>
+        </w:rPr>
+        <w:t>在新約中，死亡被視為一個神學問題，而非僅僅是一個個人事件。死亡超越了僅僅是生命的結束，作者們幾乎毫無困難地接受這一事實。死亡被認為會影響個人生命的每一個層面。唯有神是不朽的，是世界上所有生命的源頭（</w:t>
+      </w:r>
+      <w:hyperlink r:id="rId39">
+        <w:r>
+          <w:rPr>
+            <w:lang w:val="zh_TW" w:bidi="zh_TW"/>
+          </w:rPr>
+          <w:rPr>
+            <w:color w:val="0000EE"/>
+            <w:u w:val="single"/>
+          </w:rPr>
+          <w:t>羅4:17</w:t>
+        </w:r>
+      </w:hyperlink>
+      <w:r>
+        <w:rPr>
+          <w:lang w:val="zh_TW" w:bidi="zh_TW"/>
+        </w:rPr>
+        <w:t>；</w:t>
+      </w:r>
+      <w:hyperlink r:id="rId40">
+        <w:r>
+          <w:rPr>
+            <w:lang w:val="zh_TW" w:bidi="zh_TW"/>
+          </w:rPr>
+          <w:rPr>
+            <w:color w:val="0000EE"/>
+            <w:u w:val="single"/>
+          </w:rPr>
+          <w:t>提前6:16</w:t>
+        </w:r>
+      </w:hyperlink>
+      <w:r>
+        <w:rPr>
+          <w:lang w:val="zh_TW" w:bidi="zh_TW"/>
+        </w:rPr>
+        <w:t>）。唯有當人與神的生命有適當的關係時，他們才能真正活著。但自從罪進入世界以來，人與神之間的個人交流已經變得不自然（</w:t>
+      </w:r>
+      <w:hyperlink r:id="rId41">
+        <w:r>
+          <w:rPr>
+            <w:lang w:val="zh_TW" w:bidi="zh_TW"/>
+          </w:rPr>
+          <w:rPr>
+            <w:color w:val="0000EE"/>
+            <w:u w:val="single"/>
+          </w:rPr>
+          <w:t>羅5:12、17–18</w:t>
+        </w:r>
+      </w:hyperlink>
+      <w:r>
+        <w:rPr>
+          <w:lang w:val="zh_TW" w:bidi="zh_TW"/>
+        </w:rPr>
+        <w:t>；</w:t>
+      </w:r>
+      <w:hyperlink r:id="rId42">
+        <w:r>
+          <w:rPr>
+            <w:lang w:val="zh_TW" w:bidi="zh_TW"/>
+          </w:rPr>
+          <w:rPr>
+            <w:color w:val="0000EE"/>
+            <w:u w:val="single"/>
+          </w:rPr>
+          <w:t>林前15:22</w:t>
+        </w:r>
+      </w:hyperlink>
+      <w:r>
+        <w:rPr>
+          <w:lang w:val="zh_TW" w:bidi="zh_TW"/>
+        </w:rPr>
+        <w:t>）。當亞當與神分離時，這種分離帶來了死亡。每個人都追隨亞當的腳步（</w:t>
+      </w:r>
+      <w:hyperlink r:id="rId43">
+        <w:r>
+          <w:rPr>
+            <w:lang w:val="zh_TW" w:bidi="zh_TW"/>
+          </w:rPr>
+          <w:rPr>
+            <w:color w:val="0000EE"/>
+            <w:u w:val="single"/>
+          </w:rPr>
+          <w:t>羅3:23，</w:t>
+        </w:r>
+      </w:hyperlink>
+      <w:hyperlink r:id="rId44">
+        <w:r>
+          <w:rPr>
+            <w:lang w:val="zh_TW" w:bidi="zh_TW"/>
+          </w:rPr>
+          <w:rPr>
+            <w:color w:val="0000EE"/>
+            <w:u w:val="single"/>
+          </w:rPr>
+          <w:t>5:12</w:t>
+        </w:r>
+      </w:hyperlink>
+      <w:r>
+        <w:rPr>
+          <w:lang w:val="zh_TW" w:bidi="zh_TW"/>
+        </w:rPr>
+        <w:t>），因此死亡成為每個人的必然結果（</w:t>
+      </w:r>
+      <w:hyperlink r:id="rId45">
+        <w:r>
+          <w:rPr>
+            <w:lang w:val="zh_TW" w:bidi="zh_TW"/>
+          </w:rPr>
+          <w:rPr>
+            <w:color w:val="0000EE"/>
+            <w:u w:val="single"/>
+          </w:rPr>
+          <w:t>羅6:23</w:t>
+        </w:r>
+      </w:hyperlink>
+      <w:r>
+        <w:rPr>
+          <w:lang w:val="zh_TW" w:bidi="zh_TW"/>
+        </w:rPr>
+        <w:t>；</w:t>
+      </w:r>
+      <w:hyperlink r:id="rId46">
+        <w:r>
+          <w:rPr>
+            <w:lang w:val="zh_TW" w:bidi="zh_TW"/>
+          </w:rPr>
+          <w:rPr>
+            <w:color w:val="0000EE"/>
+            <w:u w:val="single"/>
+          </w:rPr>
+          <w:t>來9:27</w:t>
+        </w:r>
+      </w:hyperlink>
+      <w:r>
+        <w:rPr>
+          <w:lang w:val="zh_TW" w:bidi="zh_TW"/>
+        </w:rPr>
+        <w:t>）。因此，死亡不僅僅是人生命結束時發生的事情，也體現在人與神的隔絕中。</w:t>
+      </w:r>
+    </w:p>
+    <w:p>
+      <w:pPr/>
+      <w:r>
+        <w:rPr>
+          <w:lang w:val="zh_TW" w:bidi="zh_TW"/>
+        </w:rPr>
+      </w:r>
+      <w:r>
+        <w:rPr>
+          <w:lang w:val="zh_TW" w:bidi="zh_TW"/>
+        </w:rPr>
+        <w:t>死亡的影響極其廣泛。它影響文化的每一個層面。所有人的生活都籠罩在對死亡的恐懼之下（</w:t>
+      </w:r>
+      <w:hyperlink r:id="rId47">
+        <w:r>
+          <w:rPr>
+            <w:lang w:val="zh_TW" w:bidi="zh_TW"/>
+          </w:rPr>
+          <w:rPr>
+            <w:color w:val="0000EE"/>
+            <w:u w:val="single"/>
+          </w:rPr>
+          <w:t>羅8:15</w:t>
+        </w:r>
+      </w:hyperlink>
+      <w:r>
+        <w:rPr>
+          <w:lang w:val="zh_TW" w:bidi="zh_TW"/>
+        </w:rPr>
+        <w:t>；</w:t>
+      </w:r>
+      <w:hyperlink r:id="rId48">
+        <w:r>
+          <w:rPr>
+            <w:lang w:val="zh_TW" w:bidi="zh_TW"/>
+          </w:rPr>
+          <w:rPr>
+            <w:color w:val="0000EE"/>
+            <w:u w:val="single"/>
+          </w:rPr>
+          <w:t>來2:15</w:t>
+        </w:r>
+      </w:hyperlink>
+      <w:r>
+        <w:rPr>
+          <w:lang w:val="zh_TW" w:bidi="zh_TW"/>
+        </w:rPr>
+        <w:t>）。死亡掌管一切「體貼肉體」的事物（</w:t>
+      </w:r>
+      <w:hyperlink r:id="rId49">
+        <w:r>
+          <w:rPr>
+            <w:lang w:val="zh_TW" w:bidi="zh_TW"/>
+          </w:rPr>
+          <w:rPr>
+            <w:color w:val="0000EE"/>
+            <w:u w:val="single"/>
+          </w:rPr>
+          <w:t>羅8:6</w:t>
+        </w:r>
+      </w:hyperlink>
+      <w:r>
+        <w:rPr>
+          <w:lang w:val="zh_TW" w:bidi="zh_TW"/>
+        </w:rPr>
+        <w:t>）。凡不與基督建立關係的人，都活在死亡的狀態中（</w:t>
+      </w:r>
+      <w:hyperlink r:id="rId50">
+        <w:r>
+          <w:rPr>
+            <w:lang w:val="zh_TW" w:bidi="zh_TW"/>
+          </w:rPr>
+          <w:rPr>
+            <w:color w:val="0000EE"/>
+            <w:u w:val="single"/>
+          </w:rPr>
+          <w:t>約3:16–18</w:t>
+        </w:r>
+      </w:hyperlink>
+      <w:r>
+        <w:rPr>
+          <w:lang w:val="zh_TW" w:bidi="zh_TW"/>
+        </w:rPr>
+        <w:t>；</w:t>
+      </w:r>
+      <w:hyperlink r:id="rId51">
+        <w:r>
+          <w:rPr>
+            <w:lang w:val="zh_TW" w:bidi="zh_TW"/>
+          </w:rPr>
+          <w:rPr>
+            <w:color w:val="0000EE"/>
+            <w:u w:val="single"/>
+          </w:rPr>
+          <w:t>約一5:12</w:t>
+        </w:r>
+      </w:hyperlink>
+      <w:r>
+        <w:rPr>
+          <w:lang w:val="zh_TW" w:bidi="zh_TW"/>
+        </w:rPr>
+        <w:t>）。統治世界的魔鬼被稱為死亡之主（</w:t>
+      </w:r>
+      <w:hyperlink r:id="rId52">
+        <w:r>
+          <w:rPr>
+            <w:lang w:val="zh_TW" w:bidi="zh_TW"/>
+          </w:rPr>
+          <w:rPr>
+            <w:color w:val="0000EE"/>
+            <w:u w:val="single"/>
+          </w:rPr>
+          <w:t>來2:14</w:t>
+        </w:r>
+      </w:hyperlink>
+      <w:r>
+        <w:rPr>
+          <w:lang w:val="zh_TW" w:bidi="zh_TW"/>
+        </w:rPr>
+        <w:t>）。有時，死亡被人格化為一個在世界上肆虐的鬼魔力量，但最終被基督自己制服，祂是唯一能戰勝死亡的（</w:t>
+      </w:r>
+      <w:hyperlink r:id="rId53">
+        <w:r>
+          <w:rPr>
+            <w:lang w:val="zh_TW" w:bidi="zh_TW"/>
+          </w:rPr>
+          <w:rPr>
+            <w:color w:val="0000EE"/>
+            <w:u w:val="single"/>
+          </w:rPr>
+          <w:t>林前15:26–27</w:t>
+        </w:r>
+      </w:hyperlink>
+      <w:r>
+        <w:rPr>
+          <w:lang w:val="zh_TW" w:bidi="zh_TW"/>
+        </w:rPr>
+        <w:t>；</w:t>
+      </w:r>
+      <w:hyperlink r:id="rId54">
+        <w:r>
+          <w:rPr>
+            <w:lang w:val="zh_TW" w:bidi="zh_TW"/>
+          </w:rPr>
+          <w:rPr>
+            <w:color w:val="0000EE"/>
+            <w:u w:val="single"/>
+          </w:rPr>
+          <w:t>啟6:8，</w:t>
+        </w:r>
+      </w:hyperlink>
+      <w:hyperlink r:id="rId55">
+        <w:r>
+          <w:rPr>
+            <w:lang w:val="zh_TW" w:bidi="zh_TW"/>
+          </w:rPr>
+          <w:rPr>
+            <w:color w:val="0000EE"/>
+            <w:u w:val="single"/>
+          </w:rPr>
+          <w:t>20:13–14</w:t>
+        </w:r>
+      </w:hyperlink>
+      <w:r>
+        <w:rPr>
+          <w:lang w:val="zh_TW" w:bidi="zh_TW"/>
+        </w:rPr>
+        <w:t>）。</w:t>
+      </w:r>
+    </w:p>
+    <w:p>
+      <w:pPr/>
+      <w:r>
+        <w:rPr>
+          <w:lang w:val="zh_TW" w:bidi="zh_TW"/>
+        </w:rPr>
+      </w:r>
+      <w:r>
+        <w:rPr>
+          <w:lang w:val="zh_TW" w:bidi="zh_TW"/>
+        </w:rPr>
+        <w:t>基督死了，埋葬了，並在第三天復活（</w:t>
+      </w:r>
+      <w:hyperlink r:id="rId56">
+        <w:r>
+          <w:rPr>
+            <w:lang w:val="zh_TW" w:bidi="zh_TW"/>
+          </w:rPr>
+          <w:rPr>
+            <w:color w:val="0000EE"/>
+            <w:u w:val="single"/>
+          </w:rPr>
+          <w:t>羅4:25</w:t>
+        </w:r>
+      </w:hyperlink>
+      <w:r>
+        <w:rPr>
+          <w:lang w:val="zh_TW" w:bidi="zh_TW"/>
+        </w:rPr>
+        <w:t>；</w:t>
+      </w:r>
+      <w:hyperlink r:id="rId57">
+        <w:r>
+          <w:rPr>
+            <w:lang w:val="zh_TW" w:bidi="zh_TW"/>
+          </w:rPr>
+          <w:rPr>
+            <w:color w:val="0000EE"/>
+            <w:u w:val="single"/>
+          </w:rPr>
+          <w:t>林前15:3–4</w:t>
+        </w:r>
+      </w:hyperlink>
+      <w:r>
+        <w:rPr>
+          <w:lang w:val="zh_TW" w:bidi="zh_TW"/>
+        </w:rPr>
+        <w:t>；</w:t>
+      </w:r>
+      <w:hyperlink r:id="rId58">
+        <w:r>
+          <w:rPr>
+            <w:lang w:val="zh_TW" w:bidi="zh_TW"/>
+          </w:rPr>
+          <w:rPr>
+            <w:color w:val="0000EE"/>
+            <w:u w:val="single"/>
+          </w:rPr>
+          <w:t>帖前4:14</w:t>
+        </w:r>
+      </w:hyperlink>
+      <w:r>
+        <w:rPr>
+          <w:lang w:val="zh_TW" w:bidi="zh_TW"/>
+        </w:rPr>
+        <w:t>）。通過這一歷史事件，死亡的權勢被破壞了。新約以多種方式表達基督降服於死亡是為了贖罪。祂順服以至於死（</w:t>
+      </w:r>
+      <w:hyperlink r:id="rId59">
+        <w:r>
+          <w:rPr>
+            <w:lang w:val="zh_TW" w:bidi="zh_TW"/>
+          </w:rPr>
+          <w:rPr>
+            <w:color w:val="0000EE"/>
+            <w:u w:val="single"/>
+          </w:rPr>
+          <w:t>腓2:8</w:t>
+        </w:r>
+      </w:hyperlink>
+      <w:r>
+        <w:rPr>
+          <w:lang w:val="zh_TW" w:bidi="zh_TW"/>
+        </w:rPr>
+        <w:t>）；祂為所有人的罪獻上自己（</w:t>
+      </w:r>
+      <w:hyperlink r:id="rId60">
+        <w:r>
+          <w:rPr>
+            <w:lang w:val="zh_TW" w:bidi="zh_TW"/>
+          </w:rPr>
+          <w:rPr>
+            <w:color w:val="0000EE"/>
+            <w:u w:val="single"/>
+          </w:rPr>
+          <w:t>林前5:7</w:t>
+        </w:r>
+      </w:hyperlink>
+      <w:r>
+        <w:rPr>
+          <w:lang w:val="zh_TW" w:bidi="zh_TW"/>
+        </w:rPr>
+        <w:t>；</w:t>
+      </w:r>
+      <w:hyperlink r:id="rId61">
+        <w:r>
+          <w:rPr>
+            <w:lang w:val="zh_TW" w:bidi="zh_TW"/>
+          </w:rPr>
+          <w:rPr>
+            <w:color w:val="0000EE"/>
+            <w:u w:val="single"/>
+          </w:rPr>
+          <w:t>林後5:15</w:t>
+        </w:r>
+      </w:hyperlink>
+      <w:r>
+        <w:rPr>
+          <w:lang w:val="zh_TW" w:bidi="zh_TW"/>
+        </w:rPr>
+        <w:t>）；並降入陰間，也就是死者之地（</w:t>
+      </w:r>
+      <w:hyperlink r:id="rId62">
+        <w:r>
+          <w:rPr>
+            <w:lang w:val="zh_TW" w:bidi="zh_TW"/>
+          </w:rPr>
+          <w:rPr>
+            <w:color w:val="0000EE"/>
+            <w:u w:val="single"/>
+          </w:rPr>
+          <w:t>彼前3:18–19</w:t>
+        </w:r>
+      </w:hyperlink>
+      <w:r>
+        <w:rPr>
+          <w:lang w:val="zh_TW" w:bidi="zh_TW"/>
+        </w:rPr>
+        <w:t>）。所有這些經文的主要點在於，祂沒有停留在死亡中，而是戰勝了魔鬼，奪去了死亡的權柄（鑰匙），並以得勝的姿態升天（</w:t>
+      </w:r>
+      <w:hyperlink r:id="rId63">
+        <w:r>
+          <w:rPr>
+            <w:lang w:val="zh_TW" w:bidi="zh_TW"/>
+          </w:rPr>
+          <w:rPr>
+            <w:color w:val="0000EE"/>
+            <w:u w:val="single"/>
+          </w:rPr>
+          <w:t>來2:14–15</w:t>
+        </w:r>
+      </w:hyperlink>
+      <w:r>
+        <w:rPr>
+          <w:lang w:val="zh_TW" w:bidi="zh_TW"/>
+        </w:rPr>
+        <w:t>；</w:t>
+      </w:r>
+      <w:hyperlink r:id="rId64">
+        <w:r>
+          <w:rPr>
+            <w:lang w:val="zh_TW" w:bidi="zh_TW"/>
+          </w:rPr>
+          <w:rPr>
+            <w:color w:val="0000EE"/>
+            <w:u w:val="single"/>
+          </w:rPr>
+          <w:t>啟1:17–18</w:t>
+        </w:r>
+      </w:hyperlink>
+      <w:r>
+        <w:rPr>
+          <w:lang w:val="zh_TW" w:bidi="zh_TW"/>
+        </w:rPr>
+        <w:t>）。耶穌基督的工作並非為了祂自己，而是為了那些歸向祂的人（</w:t>
+      </w:r>
+      <w:hyperlink r:id="rId65">
+        <w:r>
+          <w:rPr>
+            <w:lang w:val="zh_TW" w:bidi="zh_TW"/>
+          </w:rPr>
+          <w:rPr>
+            <w:color w:val="0000EE"/>
+            <w:u w:val="single"/>
+          </w:rPr>
+          <w:t>可10:45</w:t>
+        </w:r>
+      </w:hyperlink>
+      <w:r>
+        <w:rPr>
+          <w:lang w:val="zh_TW" w:bidi="zh_TW"/>
+        </w:rPr>
+        <w:t>；</w:t>
+      </w:r>
+      <w:hyperlink r:id="rId66">
+        <w:r>
+          <w:rPr>
+            <w:lang w:val="zh_TW" w:bidi="zh_TW"/>
+          </w:rPr>
+          <w:rPr>
+            <w:color w:val="0000EE"/>
+            <w:u w:val="single"/>
+          </w:rPr>
+          <w:t>羅5:6–8</w:t>
+        </w:r>
+      </w:hyperlink>
+      <w:r>
+        <w:rPr>
+          <w:lang w:val="zh_TW" w:bidi="zh_TW"/>
+        </w:rPr>
+        <w:t>；</w:t>
+      </w:r>
+      <w:hyperlink r:id="rId67">
+        <w:r>
+          <w:rPr>
+            <w:lang w:val="zh_TW" w:bidi="zh_TW"/>
+          </w:rPr>
+          <w:rPr>
+            <w:color w:val="0000EE"/>
+            <w:u w:val="single"/>
+          </w:rPr>
+          <w:t>帖前5:9–10</w:t>
+        </w:r>
+      </w:hyperlink>
+      <w:r>
+        <w:rPr>
+          <w:lang w:val="zh_TW" w:bidi="zh_TW"/>
+        </w:rPr>
+        <w:t>）。通過接受基督不應得的死亡，基督為祂的追隨者打破了死亡的權勢。</w:t>
+      </w:r>
+    </w:p>
+    <w:p>
+      <w:pPr/>
+      <w:r>
+        <w:rPr>
+          <w:lang w:val="zh_TW" w:bidi="zh_TW"/>
+        </w:rPr>
+      </w:r>
+      <w:r>
+        <w:rPr>
+          <w:lang w:val="zh_TW" w:bidi="zh_TW"/>
+        </w:rPr>
+        <w:t>因此，基督徒藉著基督的大能，從「這取死的身體」中被拯救出來（</w:t>
+      </w:r>
+      <w:hyperlink r:id="rId68">
+        <w:r>
+          <w:rPr>
+            <w:lang w:val="zh_TW" w:bidi="zh_TW"/>
+          </w:rPr>
+          <w:rPr>
+            <w:color w:val="0000EE"/>
+            <w:u w:val="single"/>
+          </w:rPr>
+          <w:t>羅7:24</w:t>
+        </w:r>
+      </w:hyperlink>
+      <w:r>
+        <w:rPr>
+          <w:lang w:val="zh_TW" w:bidi="zh_TW"/>
+        </w:rPr>
+        <w:t>）。救恩通過受洗歸入基督的死而來（</w:t>
+      </w:r>
+      <w:hyperlink r:id="rId69">
+        <w:r>
+          <w:rPr>
+            <w:lang w:val="zh_TW" w:bidi="zh_TW"/>
+          </w:rPr>
+          <w:rPr>
+            <w:color w:val="0000EE"/>
+            <w:u w:val="single"/>
+          </w:rPr>
+          <w:t>6:3–4</w:t>
+        </w:r>
+      </w:hyperlink>
+      <w:r>
+        <w:rPr>
+          <w:lang w:val="zh_TW" w:bidi="zh_TW"/>
+        </w:rPr>
+        <w:t>），並且「與基督同死」於這個世界和律法之下（</w:t>
+      </w:r>
+      <w:hyperlink r:id="rId70">
+        <w:r>
+          <w:rPr>
+            <w:lang w:val="zh_TW" w:bidi="zh_TW"/>
+          </w:rPr>
+          <w:rPr>
+            <w:color w:val="0000EE"/>
+            <w:u w:val="single"/>
+          </w:rPr>
+          <w:t>羅7:6</w:t>
+        </w:r>
+      </w:hyperlink>
+      <w:r>
+        <w:rPr>
+          <w:lang w:val="zh_TW" w:bidi="zh_TW"/>
+        </w:rPr>
+        <w:t>；</w:t>
+      </w:r>
+      <w:hyperlink r:id="rId71">
+        <w:r>
+          <w:rPr>
+            <w:lang w:val="zh_TW" w:bidi="zh_TW"/>
+          </w:rPr>
+          <w:rPr>
+            <w:color w:val="0000EE"/>
+            <w:u w:val="single"/>
+          </w:rPr>
+          <w:t>加6:14</w:t>
+        </w:r>
+      </w:hyperlink>
+      <w:r>
+        <w:rPr>
+          <w:lang w:val="zh_TW" w:bidi="zh_TW"/>
+        </w:rPr>
+        <w:t>；</w:t>
+      </w:r>
+      <w:hyperlink r:id="rId72">
+        <w:r>
+          <w:rPr>
+            <w:lang w:val="zh_TW" w:bidi="zh_TW"/>
+          </w:rPr>
+          <w:rPr>
+            <w:color w:val="0000EE"/>
+            <w:u w:val="single"/>
+          </w:rPr>
+          <w:t>西2:20</w:t>
+        </w:r>
+      </w:hyperlink>
+      <w:r>
+        <w:rPr>
+          <w:lang w:val="zh_TW" w:bidi="zh_TW"/>
+        </w:rPr>
+        <w:t>）。也就是說，神將基督的死視為信徒的死。叛逆世界的罪（</w:t>
+      </w:r>
+      <w:hyperlink r:id="rId73">
+        <w:r>
+          <w:rPr>
+            <w:lang w:val="zh_TW" w:bidi="zh_TW"/>
+          </w:rPr>
+          <w:rPr>
+            <w:color w:val="0000EE"/>
+            <w:u w:val="single"/>
+          </w:rPr>
+          <w:t>羅6:6</w:t>
+        </w:r>
+      </w:hyperlink>
+      <w:r>
+        <w:rPr>
+          <w:lang w:val="zh_TW" w:bidi="zh_TW"/>
+        </w:rPr>
+        <w:t>）和自我崇拜（為自己而活，</w:t>
+      </w:r>
+      <w:hyperlink r:id="rId74">
+        <w:r>
+          <w:rPr>
+            <w:lang w:val="zh_TW" w:bidi="zh_TW"/>
+          </w:rPr>
+          <w:rPr>
+            <w:color w:val="0000EE"/>
+            <w:u w:val="single"/>
+          </w:rPr>
+          <w:t>林後5:14–15</w:t>
+        </w:r>
+      </w:hyperlink>
+      <w:r>
+        <w:rPr>
+          <w:lang w:val="zh_TW" w:bidi="zh_TW"/>
+        </w:rPr>
+        <w:t>）都成為過去。耶穌為祂的子民而死，成為將祂的生命賜給他們的方式（</w:t>
+      </w:r>
+      <w:hyperlink r:id="rId75">
+        <w:r>
+          <w:rPr>
+            <w:lang w:val="zh_TW" w:bidi="zh_TW"/>
+          </w:rPr>
+          <w:rPr>
+            <w:color w:val="0000EE"/>
+            <w:u w:val="single"/>
+          </w:rPr>
+          <w:t>4:10</w:t>
+        </w:r>
+      </w:hyperlink>
+      <w:r>
+        <w:rPr>
+          <w:lang w:val="zh_TW" w:bidi="zh_TW"/>
+        </w:rPr>
+        <w:t>）。結果是信徒與世界分離，就像他們曾經與神隔絕一樣。從世界的角度來看，他們是死的；基督是他們唯一的生命（</w:t>
+      </w:r>
+      <w:hyperlink r:id="rId76">
+        <w:r>
+          <w:rPr>
+            <w:lang w:val="zh_TW" w:bidi="zh_TW"/>
+          </w:rPr>
+          <w:rPr>
+            <w:color w:val="0000EE"/>
+            <w:u w:val="single"/>
+          </w:rPr>
+          <w:t>西3:3</w:t>
+        </w:r>
+      </w:hyperlink>
+      <w:r>
+        <w:rPr>
+          <w:lang w:val="zh_TW" w:bidi="zh_TW"/>
+        </w:rPr>
+        <w:t>）。</w:t>
+      </w:r>
+    </w:p>
+    <w:p>
+      <w:pPr/>
+      <w:r>
+        <w:rPr>
+          <w:lang w:val="zh_TW" w:bidi="zh_TW"/>
+        </w:rPr>
+      </w:r>
+      <w:r>
+        <w:rPr>
+          <w:lang w:val="zh_TW" w:bidi="zh_TW"/>
+        </w:rPr>
+        <w:t>使徒約翰以稍微不同的方式表達了這一點。耶穌來到世上是為了將生命賜給死人（</w:t>
+      </w:r>
+      <w:hyperlink r:id="rId77">
+        <w:r>
+          <w:rPr>
+            <w:lang w:val="zh_TW" w:bidi="zh_TW"/>
+          </w:rPr>
+          <w:rPr>
+            <w:color w:val="0000EE"/>
+            <w:u w:val="single"/>
+          </w:rPr>
+          <w:t>約5:24</w:t>
+        </w:r>
+      </w:hyperlink>
+      <w:r>
+        <w:rPr>
+          <w:lang w:val="zh_TW" w:bidi="zh_TW"/>
+        </w:rPr>
+        <w:t>）。這生命的賜予不會發生在復活時，而是已經發生了。所有歸向耶穌的人立即從死亡進入生命。或者換句話說，那些遵守（順服）祂話語的人，永遠不會見到死亡（</w:t>
+      </w:r>
+      <w:hyperlink r:id="rId78">
+        <w:r>
+          <w:rPr>
+            <w:lang w:val="zh_TW" w:bidi="zh_TW"/>
+          </w:rPr>
+          <w:rPr>
+            <w:color w:val="0000EE"/>
+            <w:u w:val="single"/>
+          </w:rPr>
+          <w:t>8:51–52</w:t>
+        </w:r>
+      </w:hyperlink>
+      <w:r>
+        <w:rPr>
+          <w:lang w:val="zh_TW" w:bidi="zh_TW"/>
+        </w:rPr>
+        <w:t>）。重點在於所有不在基督裡的人，已經是死的，而那些信靠基督的人已經在享受生命。基督徒與非基督徒之間的根本差異在生與死的差別。</w:t>
+      </w:r>
+    </w:p>
+    <w:p>
+      <w:pPr/>
+      <w:r>
+        <w:rPr>
+          <w:lang w:val="zh_TW" w:bidi="zh_TW"/>
+        </w:rPr>
+      </w:r>
+      <w:r>
+        <w:rPr>
+          <w:lang w:val="zh_TW" w:bidi="zh_TW"/>
+        </w:rPr>
+        <w:t>新約作者自然知道基督徒也會死亡；他們的問題是如何找到合適的詞語來解釋其與非基督徒死亡的不同。肉體上死亡的信徒被說成是「在基督裡死了」（</w:t>
+      </w:r>
+      <w:hyperlink r:id="rId79">
+        <w:r>
+          <w:rPr>
+            <w:lang w:val="zh_TW" w:bidi="zh_TW"/>
+          </w:rPr>
+          <w:rPr>
+            <w:color w:val="0000EE"/>
+            <w:u w:val="single"/>
+          </w:rPr>
+          <w:t>帖前4:16）</w:t>
+        </w:r>
+      </w:hyperlink>
+      <w:r>
+        <w:rPr>
+          <w:lang w:val="zh_TW" w:bidi="zh_TW"/>
+        </w:rPr>
+        <w:t>。或者，他們根本不是死了，而只是「睡了」（</w:t>
+      </w:r>
+      <w:hyperlink r:id="rId80">
+        <w:r>
+          <w:rPr>
+            <w:lang w:val="zh_TW" w:bidi="zh_TW"/>
+          </w:rPr>
+          <w:rPr>
+            <w:color w:val="0000EE"/>
+            <w:u w:val="single"/>
+          </w:rPr>
+          <w:t>林前15:6、18、20、51</w:t>
+        </w:r>
+      </w:hyperlink>
+      <w:r>
+        <w:rPr>
+          <w:lang w:val="zh_TW" w:bidi="zh_TW"/>
+        </w:rPr>
+        <w:t>；</w:t>
+      </w:r>
+      <w:hyperlink r:id="rId81">
+        <w:r>
+          <w:rPr>
+            <w:lang w:val="zh_TW" w:bidi="zh_TW"/>
+          </w:rPr>
+          <w:rPr>
+            <w:color w:val="0000EE"/>
+            <w:u w:val="single"/>
+          </w:rPr>
+          <w:t>帖前4:13–15</w:t>
+        </w:r>
+      </w:hyperlink>
+      <w:r>
+        <w:rPr>
+          <w:lang w:val="zh_TW" w:bidi="zh_TW"/>
+        </w:rPr>
+        <w:t>；參</w:t>
+      </w:r>
+      <w:hyperlink r:id="rId82">
+        <w:r>
+          <w:rPr>
+            <w:lang w:val="zh_TW" w:bidi="zh_TW"/>
+          </w:rPr>
+          <w:rPr>
+            <w:color w:val="0000EE"/>
+            <w:u w:val="single"/>
+          </w:rPr>
+          <w:t>約11:11–14</w:t>
+        </w:r>
+      </w:hyperlink>
+      <w:r>
+        <w:rPr>
+          <w:lang w:val="zh_TW" w:bidi="zh_TW"/>
+        </w:rPr>
+        <w:t>耶穌的話）。雖然他們的肉身死了，但已故信徒並未與基督分離；也就是說，他們並不是真的死了。死亡與陰間的一切權勢都無法使信徒與基督分離（</w:t>
+      </w:r>
+      <w:hyperlink r:id="rId83">
+        <w:r>
+          <w:rPr>
+            <w:lang w:val="zh_TW" w:bidi="zh_TW"/>
+          </w:rPr>
+          <w:rPr>
+            <w:color w:val="0000EE"/>
+            <w:u w:val="single"/>
+          </w:rPr>
+          <w:t>羅8:38–39</w:t>
+        </w:r>
+      </w:hyperlink>
+      <w:r>
+        <w:rPr>
+          <w:lang w:val="zh_TW" w:bidi="zh_TW"/>
+        </w:rPr>
+        <w:t>）。對他們來說，死亡不是損失，而是得益；它使他們更接近基督（</w:t>
+      </w:r>
+      <w:hyperlink r:id="rId84">
+        <w:r>
+          <w:rPr>
+            <w:lang w:val="zh_TW" w:bidi="zh_TW"/>
+          </w:rPr>
+          <w:rPr>
+            <w:color w:val="0000EE"/>
+            <w:u w:val="single"/>
+          </w:rPr>
+          <w:t>林後5:1–10</w:t>
+        </w:r>
+      </w:hyperlink>
+      <w:r>
+        <w:rPr>
+          <w:lang w:val="zh_TW" w:bidi="zh_TW"/>
+        </w:rPr>
+        <w:t>；</w:t>
+      </w:r>
+      <w:hyperlink r:id="rId85">
+        <w:r>
+          <w:rPr>
+            <w:lang w:val="zh_TW" w:bidi="zh_TW"/>
+          </w:rPr>
+          <w:rPr>
+            <w:color w:val="0000EE"/>
+            <w:u w:val="single"/>
+          </w:rPr>
+          <w:t>腓1:20–21</w:t>
+        </w:r>
+      </w:hyperlink>
+      <w:r>
+        <w:rPr>
+          <w:lang w:val="zh_TW" w:bidi="zh_TW"/>
+        </w:rPr>
+        <w:t>）。更重要的是，信徒還將分享基督對肉體死亡的勝利。因為祂是那些從死裡復活之人的「初熟的果子」（</w:t>
+      </w:r>
+      <w:hyperlink r:id="rId86">
+        <w:r>
+          <w:rPr>
+            <w:lang w:val="zh_TW" w:bidi="zh_TW"/>
+          </w:rPr>
+          <w:rPr>
+            <w:color w:val="0000EE"/>
+            <w:u w:val="single"/>
+          </w:rPr>
+          <w:t>林前15:20</w:t>
+        </w:r>
+      </w:hyperlink>
+      <w:r>
+        <w:rPr>
+          <w:lang w:val="zh_TW" w:bidi="zh_TW"/>
+        </w:rPr>
+        <w:t>；</w:t>
+      </w:r>
+      <w:hyperlink r:id="rId87">
+        <w:r>
+          <w:rPr>
+            <w:lang w:val="zh_TW" w:bidi="zh_TW"/>
+          </w:rPr>
+          <w:rPr>
+            <w:color w:val="0000EE"/>
+            <w:u w:val="single"/>
+          </w:rPr>
+          <w:t>西1:18</w:t>
+        </w:r>
+      </w:hyperlink>
+      <w:r>
+        <w:rPr>
+          <w:lang w:val="zh_TW" w:bidi="zh_TW"/>
+        </w:rPr>
+        <w:t>），那些「在基督裡」的人將在「末日」復活與祂同在，完全且完整。</w:t>
+      </w:r>
+    </w:p>
+    <w:p>
+      <w:pPr/>
+      <w:r>
+        <w:rPr>
+          <w:lang w:val="zh_TW" w:bidi="zh_TW"/>
+        </w:rPr>
+      </w:r>
+      <w:r>
+        <w:rPr>
+          <w:lang w:val="zh_TW" w:bidi="zh_TW"/>
+        </w:rPr>
+        <w:t>另一方面，對於那些不屬於基督的人，最終將與神完全分離。在最後的審判中，所有名字未記錄在「生命冊」上的人都將被投入火湖，與死亡和陰間為伴。這種與神的最終分離就是「第二次的死」（</w:t>
+      </w:r>
+      <w:hyperlink r:id="rId88">
+        <w:r>
+          <w:rPr>
+            <w:lang w:val="zh_TW" w:bidi="zh_TW"/>
+          </w:rPr>
+          <w:rPr>
+            <w:color w:val="0000EE"/>
+            <w:u w:val="single"/>
+          </w:rPr>
+          <w:t>啟20:14</w:t>
+        </w:r>
+      </w:hyperlink>
+      <w:r>
+        <w:rPr>
+          <w:lang w:val="zh_TW" w:bidi="zh_TW"/>
+        </w:rPr>
+        <w:t>）。然而，基督徒已經從死亡中得救（</w:t>
+      </w:r>
+      <w:hyperlink r:id="rId89">
+        <w:r>
+          <w:rPr>
+            <w:lang w:val="zh_TW" w:bidi="zh_TW"/>
+          </w:rPr>
+          <w:rPr>
+            <w:color w:val="0000EE"/>
+            <w:u w:val="single"/>
+          </w:rPr>
+          <w:t>雅5:20</w:t>
+        </w:r>
+      </w:hyperlink>
+      <w:r>
+        <w:rPr>
+          <w:lang w:val="zh_TW" w:bidi="zh_TW"/>
+        </w:rPr>
+        <w:t>；</w:t>
+      </w:r>
+      <w:hyperlink r:id="rId90">
+        <w:r>
+          <w:rPr>
+            <w:lang w:val="zh_TW" w:bidi="zh_TW"/>
+          </w:rPr>
+          <w:rPr>
+            <w:color w:val="0000EE"/>
+            <w:u w:val="single"/>
+          </w:rPr>
+          <w:t>約一3:14</w:t>
+        </w:r>
+      </w:hyperlink>
+      <w:r>
+        <w:rPr>
+          <w:lang w:val="zh_TW" w:bidi="zh_TW"/>
+        </w:rPr>
+        <w:t>）。第二次的死對那些忠於基督的人毫無權勢（</w:t>
+      </w:r>
+      <w:hyperlink r:id="rId91">
+        <w:r>
+          <w:rPr>
+            <w:lang w:val="zh_TW" w:bidi="zh_TW"/>
+          </w:rPr>
+          <w:rPr>
+            <w:color w:val="0000EE"/>
+            <w:u w:val="single"/>
+          </w:rPr>
+          <w:t>啟2:11，</w:t>
+        </w:r>
+      </w:hyperlink>
+      <w:hyperlink r:id="rId92">
+        <w:r>
+          <w:rPr>
+            <w:lang w:val="zh_TW" w:bidi="zh_TW"/>
+          </w:rPr>
+          <w:rPr>
+            <w:color w:val="0000EE"/>
+            <w:u w:val="single"/>
+          </w:rPr>
+          <w:t>20:6</w:t>
+        </w:r>
+      </w:hyperlink>
+      <w:r>
+        <w:rPr>
+          <w:lang w:val="zh_TW" w:bidi="zh_TW"/>
+        </w:rPr>
+        <w:t>）。相反，他們將與神同住，在神的同在中不再有死亡，因為神本身就是生命（</w:t>
+      </w:r>
+      <w:hyperlink r:id="rId93">
+        <w:r>
+          <w:rPr>
+            <w:lang w:val="zh_TW" w:bidi="zh_TW"/>
+          </w:rPr>
+          <w:rPr>
+            <w:color w:val="0000EE"/>
+            <w:u w:val="single"/>
+          </w:rPr>
+          <w:t>21:4</w:t>
+        </w:r>
+      </w:hyperlink>
+      <w:r>
+        <w:rPr>
+          <w:lang w:val="zh_TW" w:bidi="zh_TW"/>
+        </w:rPr>
+        <w:t>）。</w:t>
+      </w:r>
+    </w:p>
+    <w:p>
+      <w:pPr/>
+      <w:r>
+        <w:rPr>
+          <w:lang w:val="zh_TW" w:bidi="zh_TW"/>
+        </w:rPr>
+      </w:r>
+      <w:r>
+        <w:rPr>
+          <w:i/>
+          <w:lang w:val="zh_TW" w:bidi="zh_TW"/>
+        </w:rPr>
+        <w:t>另見</w:t>
+      </w:r>
+      <w:r>
+        <w:rPr>
+          <w:lang w:val="zh_TW" w:bidi="zh_TW"/>
+        </w:rPr>
+        <w:t xml:space="preserve"> </w:t>
+      </w:r>
+      <w:r>
+        <w:rPr>
+          <w:lang w:val="zh_TW" w:bidi="zh_TW"/>
+        </w:rPr>
+        <w:t>死者之地</w:t>
+      </w:r>
+      <w:r>
+        <w:rPr>
+          <w:lang w:val="zh_TW" w:bidi="zh_TW"/>
+        </w:rPr>
+        <w:t>；</w:t>
+      </w:r>
+      <w:r>
+        <w:rPr>
+          <w:lang w:val="zh_TW" w:bidi="zh_TW"/>
+        </w:rPr>
+        <w:t>中間狀態</w:t>
+      </w:r>
+      <w:r>
+        <w:rPr>
+          <w:lang w:val="zh_TW" w:bidi="zh_TW"/>
+        </w:rPr>
+        <w:t>；</w:t>
+      </w:r>
+      <w:r>
+        <w:rPr>
+          <w:lang w:val="zh_TW" w:bidi="zh_TW"/>
+        </w:rPr>
+        <w:t>神的忿怒</w:t>
+      </w:r>
+      <w:r>
+        <w:rPr>
+          <w:lang w:val="zh_TW" w:bidi="zh_TW"/>
+        </w:rPr>
+        <w:t>。</w:t>
+      </w:r>
+      <w:r>
+        <w:rPr>
+          <w:lang w:val="zh_TW" w:bidi="zh_TW"/>
+        </w:rPr>
+      </w:r>
+      <w:r>
+        <w:rPr>
+          <w:lang w:val="zh_TW" w:bidi="zh_TW"/>
+        </w:rPr>
+      </w:r>
+    </w:p>
+    <w:p>
+      <w:pPr/>
+      <w:r>
+        <w:rPr>
+          <w:lang w:val="zh_TW" w:bidi="zh_TW"/>
+        </w:rPr>
+      </w:r>
+    </w:p>
+    <w:p>
+      <w:pPr>
+        <w:pStyle w:val="Heading2"/>
+      </w:pPr>
+      <w:r>
+        <w:rPr>
+          <w:lang w:val="zh_TW" w:bidi="zh_TW"/>
+        </w:rPr>
+        <w:t>死者之地</w:t>
+      </w:r>
+      <w:r>
+        <w:rPr>
+          <w:lang w:val="zh_TW" w:bidi="zh_TW"/>
+        </w:rPr>
+      </w:r>
+    </w:p>
+    <w:p>
+      <w:pPr/>
+      <w:r>
+        <w:rPr>
+          <w:lang w:val="zh_TW" w:bidi="zh_TW"/>
+        </w:rPr>
+      </w:r>
+      <w:r>
+        <w:rPr>
+          <w:lang w:val="zh_TW" w:bidi="zh_TW"/>
+        </w:rPr>
+        <w:t>此用語涵蓋聖經多個指向死者歸宿的描述式意象，包括舊約中的「陰間（Sheol）」和「坑」，以及新約中的「陰間（Hades）」、「地獄（Gehenna）」、「樂園（Paradise）」和「亞伯拉罕的懷裡」。隨著希伯來人愈來愈理解生命和死後之事，他們對死亡的觀念，初期模糊認知，得以發展到新約更為完整的概念。</w:t>
+      </w:r>
+    </w:p>
+    <w:p>
+      <w:pPr>
+        <w:pStyle w:val="Heading3"/>
+      </w:pPr>
+      <w:r>
+        <w:rPr>
+          <w:lang w:val="zh_TW" w:bidi="zh_TW"/>
+        </w:rPr>
+        <w:t>舊約聖經</w:t>
+      </w:r>
+    </w:p>
+    <w:p>
+      <w:pPr/>
+      <w:r>
+        <w:rPr>
+          <w:lang w:val="zh_TW" w:bidi="zh_TW"/>
+        </w:rPr>
+      </w:r>
+      <w:r>
+        <w:rPr>
+          <w:lang w:val="zh_TW" w:bidi="zh_TW"/>
+        </w:rPr>
+        <w:t>舊約關於死者的信息有限。根據某些經文，死亡之後，人下降到陰間（常被翻譯為「墳墓」、「地獄」、「坑」或簡單稱為「死裡」），在某些情況下，僅僅指埋葬的墳墓（</w:t>
+      </w:r>
+      <w:hyperlink r:id="rId94">
+        <w:r>
+          <w:rPr>
+            <w:lang w:val="zh_TW" w:bidi="zh_TW"/>
+          </w:rPr>
+          <w:rPr>
+            <w:color w:val="0000EE"/>
+            <w:u w:val="single"/>
+          </w:rPr>
+          <w:t>民16:30、33</w:t>
+        </w:r>
+      </w:hyperlink>
+      <w:r>
+        <w:rPr>
+          <w:lang w:val="zh_TW" w:bidi="zh_TW"/>
+        </w:rPr>
+        <w:t>），但更多時候是指一個地下世界。這個死者的居所被描繪為地下的地方，人會「下到」那裡（</w:t>
+      </w:r>
+      <w:hyperlink r:id="rId95">
+        <w:r>
+          <w:rPr>
+            <w:lang w:val="zh_TW" w:bidi="zh_TW"/>
+          </w:rPr>
+          <w:rPr>
+            <w:color w:val="0000EE"/>
+            <w:u w:val="single"/>
+          </w:rPr>
+          <w:t>創42:38</w:t>
+        </w:r>
+      </w:hyperlink>
+      <w:r>
+        <w:rPr>
+          <w:lang w:val="zh_TW" w:bidi="zh_TW"/>
+        </w:rPr>
+        <w:t>；</w:t>
+      </w:r>
+      <w:hyperlink r:id="rId96">
+        <w:r>
+          <w:rPr>
+            <w:lang w:val="zh_TW" w:bidi="zh_TW"/>
+          </w:rPr>
+          <w:rPr>
+            <w:color w:val="0000EE"/>
+            <w:u w:val="single"/>
+          </w:rPr>
+          <w:t>箴15:24</w:t>
+        </w:r>
+      </w:hyperlink>
+      <w:r>
+        <w:rPr>
+          <w:lang w:val="zh_TW" w:bidi="zh_TW"/>
+        </w:rPr>
+        <w:t>；</w:t>
+      </w:r>
+      <w:hyperlink r:id="rId97">
+        <w:r>
+          <w:rPr>
+            <w:lang w:val="zh_TW" w:bidi="zh_TW"/>
+          </w:rPr>
+          <w:rPr>
+            <w:color w:val="0000EE"/>
+            <w:u w:val="single"/>
+          </w:rPr>
+          <w:t>結26:20</w:t>
+        </w:r>
+      </w:hyperlink>
+      <w:r>
+        <w:rPr>
+          <w:lang w:val="zh_TW" w:bidi="zh_TW"/>
+        </w:rPr>
+        <w:t>），並且是幽暗（</w:t>
+      </w:r>
+      <w:hyperlink r:id="rId98">
+        <w:r>
+          <w:rPr>
+            <w:lang w:val="zh_TW" w:bidi="zh_TW"/>
+          </w:rPr>
+          <w:rPr>
+            <w:color w:val="0000EE"/>
+            <w:u w:val="single"/>
+          </w:rPr>
+          <w:t>伯10:21–22</w:t>
+        </w:r>
+      </w:hyperlink>
+      <w:r>
+        <w:rPr>
+          <w:lang w:val="zh_TW" w:bidi="zh_TW"/>
+        </w:rPr>
+        <w:t>）、寂靜（</w:t>
+      </w:r>
+      <w:hyperlink r:id="rId99">
+        <w:r>
+          <w:rPr>
+            <w:lang w:val="zh_TW" w:bidi="zh_TW"/>
+          </w:rPr>
+          <w:rPr>
+            <w:color w:val="0000EE"/>
+            <w:u w:val="single"/>
+          </w:rPr>
+          <w:t>詩94:17，</w:t>
+        </w:r>
+      </w:hyperlink>
+      <w:hyperlink r:id="rId100">
+        <w:r>
+          <w:rPr>
+            <w:lang w:val="zh_TW" w:bidi="zh_TW"/>
+          </w:rPr>
+          <w:rPr>
+            <w:color w:val="0000EE"/>
+            <w:u w:val="single"/>
+          </w:rPr>
+          <w:t>115:17</w:t>
+        </w:r>
+      </w:hyperlink>
+      <w:r>
+        <w:rPr>
+          <w:lang w:val="zh_TW" w:bidi="zh_TW"/>
+        </w:rPr>
+        <w:t>）和忘記之地（</w:t>
+      </w:r>
+      <w:hyperlink r:id="rId101">
+        <w:r>
+          <w:rPr>
+            <w:lang w:val="zh_TW" w:bidi="zh_TW"/>
+          </w:rPr>
+          <w:rPr>
+            <w:color w:val="0000EE"/>
+            <w:u w:val="single"/>
+          </w:rPr>
+          <w:t>詩88:12</w:t>
+        </w:r>
+      </w:hyperlink>
+      <w:r>
+        <w:rPr>
+          <w:lang w:val="zh_TW" w:bidi="zh_TW"/>
+        </w:rPr>
+        <w:t>）。神不會在「陰間」被記念，也不再有人歌頌祂（</w:t>
+      </w:r>
+      <w:hyperlink r:id="rId102">
+        <w:r>
+          <w:rPr>
+            <w:lang w:val="zh_TW" w:bidi="zh_TW"/>
+          </w:rPr>
+          <w:rPr>
+            <w:color w:val="0000EE"/>
+            <w:u w:val="single"/>
+          </w:rPr>
+          <w:t>詩6:5，</w:t>
+        </w:r>
+      </w:hyperlink>
+      <w:hyperlink r:id="rId103">
+        <w:r>
+          <w:rPr>
+            <w:lang w:val="zh_TW" w:bidi="zh_TW"/>
+          </w:rPr>
+          <w:rPr>
+            <w:color w:val="0000EE"/>
+            <w:u w:val="single"/>
+          </w:rPr>
+          <w:t>30:9，</w:t>
+        </w:r>
+      </w:hyperlink>
+      <w:hyperlink r:id="rId100">
+        <w:r>
+          <w:rPr>
+            <w:lang w:val="zh_TW" w:bidi="zh_TW"/>
+          </w:rPr>
+          <w:rPr>
+            <w:color w:val="0000EE"/>
+            <w:u w:val="single"/>
+          </w:rPr>
+          <w:t>115:17</w:t>
+        </w:r>
+      </w:hyperlink>
+      <w:r>
+        <w:rPr>
+          <w:lang w:val="zh_TW" w:bidi="zh_TW"/>
+        </w:rPr>
+        <w:t>），甚至人們相信，連神也不會記念那裡的人（</w:t>
+      </w:r>
+      <w:hyperlink r:id="rId104">
+        <w:r>
+          <w:rPr>
+            <w:lang w:val="zh_TW" w:bidi="zh_TW"/>
+          </w:rPr>
+          <w:rPr>
+            <w:color w:val="0000EE"/>
+            <w:u w:val="single"/>
+          </w:rPr>
+          <w:t>詩88:5、11</w:t>
+        </w:r>
+      </w:hyperlink>
+      <w:r>
+        <w:rPr>
+          <w:lang w:val="zh_TW" w:bidi="zh_TW"/>
+        </w:rPr>
+        <w:t>；</w:t>
+      </w:r>
+      <w:hyperlink r:id="rId105">
+        <w:r>
+          <w:rPr>
+            <w:lang w:val="zh_TW" w:bidi="zh_TW"/>
+          </w:rPr>
+          <w:rPr>
+            <w:color w:val="0000EE"/>
+            <w:u w:val="single"/>
+          </w:rPr>
+          <w:t>賽38:18</w:t>
+        </w:r>
+      </w:hyperlink>
+      <w:r>
+        <w:rPr>
+          <w:lang w:val="zh_TW" w:bidi="zh_TW"/>
+        </w:rPr>
+        <w:t>）。死者被視為永久與神隔絕，無法參與祂在歷史中的作為。雖然生與死之間的界線有時可說是模糊不清（如在</w:t>
+      </w:r>
+      <w:hyperlink r:id="rId106">
+        <w:r>
+          <w:rPr>
+            <w:lang w:val="zh_TW" w:bidi="zh_TW"/>
+          </w:rPr>
+          <w:rPr>
+            <w:color w:val="0000EE"/>
+            <w:u w:val="single"/>
+          </w:rPr>
+          <w:t>列王紀下四章32至37節</w:t>
+        </w:r>
+      </w:hyperlink>
+      <w:r>
+        <w:rPr>
+          <w:lang w:val="zh_TW" w:bidi="zh_TW"/>
+        </w:rPr>
+        <w:t>中的復活，又在</w:t>
+      </w:r>
+      <w:hyperlink r:id="rId107">
+        <w:r>
+          <w:rPr>
+            <w:lang w:val="zh_TW" w:bidi="zh_TW"/>
+          </w:rPr>
+          <w:rPr>
+            <w:color w:val="0000EE"/>
+            <w:u w:val="single"/>
+          </w:rPr>
+          <w:t>撒母耳記上二十八章7至25節</w:t>
+        </w:r>
+      </w:hyperlink>
+      <w:r>
+        <w:rPr>
+          <w:lang w:val="zh_TW" w:bidi="zh_TW"/>
+        </w:rPr>
+        <w:t>中，撒母耳的鬼魂所示），但猶太人明確禁止與死者溝通（</w:t>
+      </w:r>
+      <w:hyperlink r:id="rId108">
+        <w:r>
+          <w:rPr>
+            <w:lang w:val="zh_TW" w:bidi="zh_TW"/>
+          </w:rPr>
+          <w:rPr>
+            <w:color w:val="0000EE"/>
+            <w:u w:val="single"/>
+          </w:rPr>
+          <w:t>申18:11</w:t>
+        </w:r>
+      </w:hyperlink>
+      <w:r>
+        <w:rPr>
+          <w:lang w:val="zh_TW" w:bidi="zh_TW"/>
+        </w:rPr>
+        <w:t>）。（拜祭死者在以色列周邊的列國中，是普遍的習俗。）</w:t>
+      </w:r>
+    </w:p>
+    <w:p>
+      <w:pPr/>
+      <w:r>
+        <w:rPr>
+          <w:lang w:val="zh_TW" w:bidi="zh_TW"/>
+        </w:rPr>
+      </w:r>
+      <w:r>
+        <w:rPr>
+          <w:lang w:val="zh_TW" w:bidi="zh_TW"/>
+        </w:rPr>
+        <w:t>雖然人在陰間的命運不能真正稱為生命，但它仍被視為一種存在狀態，或許還可能與同胞和祖先相伴（</w:t>
+      </w:r>
+      <w:hyperlink r:id="rId109">
+        <w:r>
+          <w:rPr>
+            <w:lang w:val="zh_TW" w:bidi="zh_TW"/>
+          </w:rPr>
+          <w:rPr>
+            <w:color w:val="0000EE"/>
+            <w:u w:val="single"/>
+          </w:rPr>
+          <w:t>創25:8</w:t>
+        </w:r>
+      </w:hyperlink>
+      <w:r>
+        <w:rPr>
+          <w:lang w:val="zh_TW" w:bidi="zh_TW"/>
+        </w:rPr>
+        <w:t>；</w:t>
+      </w:r>
+      <w:hyperlink r:id="rId110">
+        <w:r>
+          <w:rPr>
+            <w:lang w:val="zh_TW" w:bidi="zh_TW"/>
+          </w:rPr>
+          <w:rPr>
+            <w:color w:val="0000EE"/>
+            <w:u w:val="single"/>
+          </w:rPr>
+          <w:t>結32:17–30</w:t>
+        </w:r>
+      </w:hyperlink>
+      <w:r>
+        <w:rPr>
+          <w:lang w:val="zh_TW" w:bidi="zh_TW"/>
+        </w:rPr>
+        <w:t>）。然而，陰間並不在神的能力範圍之外（</w:t>
+      </w:r>
+      <w:hyperlink r:id="rId32">
+        <w:r>
+          <w:rPr>
+            <w:lang w:val="zh_TW" w:bidi="zh_TW"/>
+          </w:rPr>
+          <w:rPr>
+            <w:color w:val="0000EE"/>
+            <w:u w:val="single"/>
+          </w:rPr>
+          <w:t>詩139:8</w:t>
+        </w:r>
+      </w:hyperlink>
+      <w:r>
+        <w:rPr>
+          <w:lang w:val="zh_TW" w:bidi="zh_TW"/>
+        </w:rPr>
+        <w:t>；</w:t>
+      </w:r>
+      <w:hyperlink r:id="rId111">
+        <w:r>
+          <w:rPr>
+            <w:lang w:val="zh_TW" w:bidi="zh_TW"/>
+          </w:rPr>
+          <w:rPr>
+            <w:color w:val="0000EE"/>
+            <w:u w:val="single"/>
+          </w:rPr>
+          <w:t>摩9:2</w:t>
+        </w:r>
+      </w:hyperlink>
+      <w:r>
+        <w:rPr>
+          <w:lang w:val="zh_TW" w:bidi="zh_TW"/>
+        </w:rPr>
+        <w:t>；</w:t>
+      </w:r>
+      <w:hyperlink r:id="rId112">
+        <w:r>
+          <w:rPr>
+            <w:lang w:val="zh_TW" w:bidi="zh_TW"/>
+          </w:rPr>
+          <w:rPr>
+            <w:color w:val="0000EE"/>
+            <w:u w:val="single"/>
+          </w:rPr>
+          <w:t>拿2:2</w:t>
+        </w:r>
+      </w:hyperlink>
+      <w:r>
+        <w:rPr>
+          <w:lang w:val="zh_TW" w:bidi="zh_TW"/>
+        </w:rPr>
+        <w:t>）。雖然陰間被描繪成貪婪飢渴的怪物，會吞噬活人（</w:t>
+      </w:r>
+      <w:hyperlink r:id="rId113">
+        <w:r>
+          <w:rPr>
+            <w:lang w:val="zh_TW" w:bidi="zh_TW"/>
+          </w:rPr>
+          <w:rPr>
+            <w:color w:val="0000EE"/>
+            <w:u w:val="single"/>
+          </w:rPr>
+          <w:t>箴27:20，</w:t>
+        </w:r>
+      </w:hyperlink>
+      <w:hyperlink r:id="rId114">
+        <w:r>
+          <w:rPr>
+            <w:lang w:val="zh_TW" w:bidi="zh_TW"/>
+          </w:rPr>
+          <w:rPr>
+            <w:color w:val="0000EE"/>
+            <w:u w:val="single"/>
+          </w:rPr>
+          <w:t>30:16</w:t>
+        </w:r>
+      </w:hyperlink>
+      <w:r>
+        <w:rPr>
+          <w:lang w:val="zh_TW" w:bidi="zh_TW"/>
+        </w:rPr>
+        <w:t>），但神的大能仍能拯救人脫離掌控（</w:t>
+      </w:r>
+      <w:hyperlink r:id="rId115">
+        <w:r>
+          <w:rPr>
+            <w:lang w:val="zh_TW" w:bidi="zh_TW"/>
+          </w:rPr>
+          <w:rPr>
+            <w:color w:val="0000EE"/>
+            <w:u w:val="single"/>
+          </w:rPr>
+          <w:t>詩49:15，</w:t>
+        </w:r>
+      </w:hyperlink>
+      <w:hyperlink r:id="rId116">
+        <w:r>
+          <w:rPr>
+            <w:lang w:val="zh_TW" w:bidi="zh_TW"/>
+          </w:rPr>
+          <w:rPr>
+            <w:color w:val="0000EE"/>
+            <w:u w:val="single"/>
+          </w:rPr>
+          <w:t>86:13</w:t>
+        </w:r>
+      </w:hyperlink>
+      <w:r>
+        <w:rPr>
+          <w:lang w:val="zh_TW" w:bidi="zh_TW"/>
+        </w:rPr>
+        <w:t>）。到舊約時期末期，人們甚至有希望最終從陰間得救（</w:t>
+      </w:r>
+      <w:hyperlink r:id="rId117">
+        <w:r>
+          <w:rPr>
+            <w:lang w:val="zh_TW" w:bidi="zh_TW"/>
+          </w:rPr>
+          <w:rPr>
+            <w:color w:val="0000EE"/>
+            <w:u w:val="single"/>
+          </w:rPr>
+          <w:t>伯14:13–22，</w:t>
+        </w:r>
+      </w:hyperlink>
+      <w:hyperlink r:id="rId118">
+        <w:r>
+          <w:rPr>
+            <w:lang w:val="zh_TW" w:bidi="zh_TW"/>
+          </w:rPr>
+          <w:rPr>
+            <w:color w:val="0000EE"/>
+            <w:u w:val="single"/>
+          </w:rPr>
+          <w:t>19:25–27</w:t>
+        </w:r>
+      </w:hyperlink>
+      <w:r>
+        <w:rPr>
+          <w:lang w:val="zh_TW" w:bidi="zh_TW"/>
+        </w:rPr>
+        <w:t>；</w:t>
+      </w:r>
+      <w:hyperlink r:id="rId115">
+        <w:r>
+          <w:rPr>
+            <w:lang w:val="zh_TW" w:bidi="zh_TW"/>
+          </w:rPr>
+          <w:rPr>
+            <w:color w:val="0000EE"/>
+            <w:u w:val="single"/>
+          </w:rPr>
+          <w:t>詩49:15，</w:t>
+        </w:r>
+      </w:hyperlink>
+      <w:hyperlink r:id="rId31">
+        <w:r>
+          <w:rPr>
+            <w:lang w:val="zh_TW" w:bidi="zh_TW"/>
+          </w:rPr>
+          <w:rPr>
+            <w:color w:val="0000EE"/>
+            <w:u w:val="single"/>
+          </w:rPr>
+          <w:t>73:23–28</w:t>
+        </w:r>
+      </w:hyperlink>
+      <w:r>
+        <w:rPr>
+          <w:lang w:val="zh_TW" w:bidi="zh_TW"/>
+        </w:rPr>
+        <w:t>），但只有但以理書明確表達了這份盼望（</w:t>
+      </w:r>
+      <w:hyperlink r:id="rId119">
+        <w:r>
+          <w:rPr>
+            <w:lang w:val="zh_TW" w:bidi="zh_TW"/>
+          </w:rPr>
+          <w:rPr>
+            <w:color w:val="0000EE"/>
+            <w:u w:val="single"/>
+          </w:rPr>
+          <w:t>但12:1–2</w:t>
+        </w:r>
+      </w:hyperlink>
+      <w:r>
+        <w:rPr>
+          <w:lang w:val="zh_TW" w:bidi="zh_TW"/>
+        </w:rPr>
+        <w:t>）。因此，雖然古代希伯來人並未像新約使徒保羅那樣，可以坦然面對死亡（</w:t>
+      </w:r>
+      <w:hyperlink r:id="rId120">
+        <w:r>
+          <w:rPr>
+            <w:lang w:val="zh_TW" w:bidi="zh_TW"/>
+          </w:rPr>
+          <w:rPr>
+            <w:color w:val="0000EE"/>
+            <w:u w:val="single"/>
+          </w:rPr>
+          <w:t>林後5:1–8</w:t>
+        </w:r>
+      </w:hyperlink>
+      <w:r>
+        <w:rPr>
+          <w:lang w:val="zh_TW" w:bidi="zh_TW"/>
+        </w:rPr>
+        <w:t>；</w:t>
+      </w:r>
+      <w:hyperlink r:id="rId121">
+        <w:r>
+          <w:rPr>
+            <w:lang w:val="zh_TW" w:bidi="zh_TW"/>
+          </w:rPr>
+          <w:rPr>
+            <w:color w:val="0000EE"/>
+            <w:u w:val="single"/>
+          </w:rPr>
+          <w:t>腓1:21–23</w:t>
+        </w:r>
+      </w:hyperlink>
+      <w:r>
+        <w:rPr>
+          <w:lang w:val="zh_TW" w:bidi="zh_TW"/>
+        </w:rPr>
+        <w:t>），但他們逐漸明白死亡並非一個毫無盼望的狀態。</w:t>
+      </w:r>
+    </w:p>
+    <w:p>
+      <w:pPr>
+        <w:pStyle w:val="Heading3"/>
+      </w:pPr>
+      <w:r>
+        <w:rPr>
+          <w:lang w:val="zh_TW" w:bidi="zh_TW"/>
+        </w:rPr>
+        <w:t>兩約之間的著作</w:t>
+      </w:r>
+    </w:p>
+    <w:p>
+      <w:pPr/>
+      <w:r>
+        <w:rPr>
+          <w:lang w:val="zh_TW" w:bidi="zh_TW"/>
+        </w:rPr>
+      </w:r>
+      <w:r>
+        <w:rPr>
+          <w:lang w:val="zh_TW" w:bidi="zh_TW"/>
+        </w:rPr>
+        <w:t>在被擄與新約時期的開始之間（公元前586–公元30，與舊約結束的時期部分重疊），與波斯和希臘宗教的接觸，促使猶太人釐清他們對死後生命的觀念。舊約翻譯成希臘文時，人們用希臘文Hades（陰間的名稱）來翻譯希伯來文的Sheol。在新約中，Hades成為死者居所的通用名稱。</w:t>
+      </w:r>
+    </w:p>
+    <w:p>
+      <w:pPr/>
+      <w:r>
+        <w:rPr>
+          <w:lang w:val="zh_TW" w:bidi="zh_TW"/>
+        </w:rPr>
+      </w:r>
+      <w:r>
+        <w:rPr>
+          <w:lang w:val="zh_TW" w:bidi="zh_TW"/>
+        </w:rPr>
+        <w:t>新名稱的出現也帶來了新的觀念，有多個關於死者歸宿的觀點開始流傳。一個常見的觀點出現在偽經以諾一書第二十二章中，描述死者被安置在一座大山的中空位置，等待最後的審判。其中有一個相對愉快的區域，是為義人預備的；另一個則是為惡人準備，充滿痛苦的地方。其他作者則延續舊約Hades或Sheol的概念，視其為一個與神和幸福隔絕的地方（</w:t>
+      </w:r>
+      <w:hyperlink r:id="rId122">
+        <w:r>
+          <w:rPr>
+            <w:lang w:val="zh_TW" w:bidi="zh_TW"/>
+          </w:rPr>
+          <w:rPr>
+            <w:color w:val="0000EE"/>
+            <w:u w:val="single"/>
+          </w:rPr>
+          <w:t>便西拉智訓14:12、16，</w:t>
+        </w:r>
+      </w:hyperlink>
+      <w:hyperlink r:id="rId123">
+        <w:r>
+          <w:rPr>
+            <w:lang w:val="zh_TW" w:bidi="zh_TW"/>
+          </w:rPr>
+          <w:rPr>
+            <w:color w:val="0000EE"/>
+            <w:u w:val="single"/>
+          </w:rPr>
+          <w:t>17:27–28</w:t>
+        </w:r>
+      </w:hyperlink>
+      <w:r>
+        <w:rPr>
+          <w:lang w:val="zh_TW" w:bidi="zh_TW"/>
+        </w:rPr>
+        <w:t>）。</w:t>
+      </w:r>
+    </w:p>
+    <w:p>
+      <w:pPr/>
+      <w:r>
+        <w:rPr>
+          <w:lang w:val="zh_TW" w:bidi="zh_TW"/>
+        </w:rPr>
+      </w:r>
+      <w:r>
+        <w:rPr>
+          <w:lang w:val="zh_TW" w:bidi="zh_TW"/>
+        </w:rPr>
+        <w:t>在那段時期，猶太人也開始使用新詞「地獄」（Gehenna，希伯來文Hinnom），是一個山谷的名字，位於耶路撒冷南方。該山谷在舊約時期以獻兒童為祭的可憎行為著稱（</w:t>
+      </w:r>
+      <w:hyperlink r:id="rId124">
+        <w:r>
+          <w:rPr>
+            <w:lang w:val="zh_TW" w:bidi="zh_TW"/>
+          </w:rPr>
+          <w:rPr>
+            <w:color w:val="0000EE"/>
+            <w:u w:val="single"/>
+          </w:rPr>
+          <w:t>王下23:10;</w:t>
+        </w:r>
+      </w:hyperlink>
+      <w:r>
+        <w:rPr>
+          <w:lang w:val="zh_TW" w:bidi="zh_TW"/>
+        </w:rPr>
+        <w:t xml:space="preserve"> </w:t>
+      </w:r>
+      <w:hyperlink r:id="rId125">
+        <w:r>
+          <w:rPr>
+            <w:lang w:val="zh_TW" w:bidi="zh_TW"/>
+          </w:rPr>
+          <w:rPr>
+            <w:color w:val="0000EE"/>
+            <w:u w:val="single"/>
+          </w:rPr>
+          <w:t>歷代志下</w:t>
+        </w:r>
+      </w:hyperlink>
+      <w:r>
+        <w:rPr>
+          <w:lang w:val="zh_TW" w:bidi="zh_TW"/>
+        </w:rPr>
+        <w:t xml:space="preserve"> 28:3; </w:t>
+      </w:r>
+      <w:hyperlink r:id="rId126">
+        <w:r>
+          <w:rPr>
+            <w:lang w:val="zh_TW" w:bidi="zh_TW"/>
+          </w:rPr>
+          <w:rPr>
+            <w:color w:val="0000EE"/>
+            <w:u w:val="single"/>
+          </w:rPr>
+          <w:t xml:space="preserve">33:6 </w:t>
+        </w:r>
+      </w:hyperlink>
+      <w:r>
+        <w:rPr>
+          <w:lang w:val="zh_TW" w:bidi="zh_TW"/>
+        </w:rPr>
+        <w:t>)，而在新約時期則以焚燒垃圾聞名。地獄成為惡人死後歸宿的稱呼，是一個充滿火焰折磨的地方（以諾一書90:20–27；</w:t>
+      </w:r>
+      <w:hyperlink r:id="rId127">
+        <w:r>
+          <w:rPr>
+            <w:lang w:val="zh_TW" w:bidi="zh_TW"/>
+          </w:rPr>
+          <w:rPr>
+            <w:color w:val="0000EE"/>
+            <w:u w:val="single"/>
+          </w:rPr>
+          <w:t>以斯拉二書7:70</w:t>
+        </w:r>
+      </w:hyperlink>
+      <w:r>
+        <w:rPr>
+          <w:lang w:val="zh_TW" w:bidi="zh_TW"/>
+        </w:rPr>
+        <w:t>）。與此懲罰之地相對的是「樂園」（paradise，源自波斯文，指快樂園地），義人在那裡享受福樂。</w:t>
+      </w:r>
+    </w:p>
+    <w:p>
+      <w:pPr/>
+      <w:r>
+        <w:rPr>
+          <w:lang w:val="zh_TW" w:bidi="zh_TW"/>
+        </w:rPr>
+      </w:r>
+      <w:r>
+        <w:rPr>
+          <w:lang w:val="zh_TW" w:bidi="zh_TW"/>
+        </w:rPr>
+        <w:t>所有這些概念——陰間、地獄、樂園，都被新約作者塑造成最適切基督啟示的形式。</w:t>
+      </w:r>
+    </w:p>
+    <w:p>
+      <w:pPr>
+        <w:pStyle w:val="Heading3"/>
+      </w:pPr>
+      <w:r>
+        <w:rPr>
+          <w:lang w:val="zh_TW" w:bidi="zh_TW"/>
+        </w:rPr>
+        <w:t>新約聖經</w:t>
+      </w:r>
+    </w:p>
+    <w:p>
+      <w:pPr/>
+      <w:r>
+        <w:rPr>
+          <w:lang w:val="zh_TW" w:bidi="zh_TW"/>
+        </w:rPr>
+      </w:r>
+      <w:r>
+        <w:rPr>
+          <w:lang w:val="zh_TW" w:bidi="zh_TW"/>
+        </w:rPr>
+        <w:t>雖然新約使用了多種詞語來描述死者的居所，但實際提及的次數相當少，總共只有約35節經文。這些經文主要集中在福音書和啟示錄。使徒保羅對天堂多有言說，但只有耶穌和約翰對地獄有較多的描述。</w:t>
+      </w:r>
+    </w:p>
+    <w:p>
+      <w:pPr/>
+      <w:r>
+        <w:rPr>
+          <w:lang w:val="zh_TW" w:bidi="zh_TW"/>
+        </w:rPr>
+      </w:r>
+      <w:r>
+        <w:rPr>
+          <w:lang w:val="zh_TW" w:bidi="zh_TW"/>
+        </w:rPr>
+        <w:t>「陰間（Hades）」這個詞僅在耶穌的比喻中出現一次，即財主和拉撒路的比喻（</w:t>
+      </w:r>
+      <w:hyperlink r:id="rId128">
+        <w:r>
+          <w:rPr>
+            <w:lang w:val="zh_TW" w:bidi="zh_TW"/>
+          </w:rPr>
+          <w:rPr>
+            <w:color w:val="0000EE"/>
+            <w:u w:val="single"/>
+          </w:rPr>
+          <w:t>路16:23</w:t>
+        </w:r>
+      </w:hyperlink>
+      <w:r>
+        <w:rPr>
+          <w:lang w:val="zh_TW" w:bidi="zh_TW"/>
+        </w:rPr>
+        <w:t>）。在該比喻中，陰間是一個充滿痛苦的地方，是惡人死後的去處。這種痛苦被描述為「火焰」，即使肉體已死，仍能對人造成身體上的折磨。凡在痛苦中的人，皆不會得到任何安慰。</w:t>
+      </w:r>
+    </w:p>
+    <w:p>
+      <w:pPr/>
+      <w:r>
+        <w:rPr>
+          <w:lang w:val="zh_TW" w:bidi="zh_TW"/>
+        </w:rPr>
+      </w:r>
+      <w:r>
+        <w:rPr>
+          <w:lang w:val="zh_TW" w:bidi="zh_TW"/>
+        </w:rPr>
+        <w:t>雖然惡人在死後立即進入陰間，但他們的最終歸宿是地獄，一個充滿火和蟲的地方，象徵著腐敗（</w:t>
+      </w:r>
+      <w:hyperlink r:id="rId129">
+        <w:r>
+          <w:rPr>
+            <w:lang w:val="zh_TW" w:bidi="zh_TW"/>
+          </w:rPr>
+          <w:rPr>
+            <w:color w:val="0000EE"/>
+            <w:u w:val="single"/>
+          </w:rPr>
+          <w:t>太5:22、29–30，</w:t>
+        </w:r>
+      </w:hyperlink>
+      <w:hyperlink r:id="rId130">
+        <w:r>
+          <w:rPr>
+            <w:lang w:val="zh_TW" w:bidi="zh_TW"/>
+          </w:rPr>
+          <w:rPr>
+            <w:color w:val="0000EE"/>
+            <w:u w:val="single"/>
+          </w:rPr>
+          <w:t>18:9</w:t>
+        </w:r>
+      </w:hyperlink>
+      <w:r>
+        <w:rPr>
+          <w:lang w:val="zh_TW" w:bidi="zh_TW"/>
+        </w:rPr>
+        <w:t>；</w:t>
+      </w:r>
+      <w:hyperlink r:id="rId131">
+        <w:r>
+          <w:rPr>
+            <w:lang w:val="zh_TW" w:bidi="zh_TW"/>
+          </w:rPr>
+          <w:rPr>
+            <w:color w:val="0000EE"/>
+            <w:u w:val="single"/>
+          </w:rPr>
+          <w:t>可9:48</w:t>
+        </w:r>
+      </w:hyperlink>
+      <w:r>
+        <w:rPr>
+          <w:lang w:val="zh_TW" w:bidi="zh_TW"/>
+        </w:rPr>
+        <w:t>，引用自</w:t>
+      </w:r>
+      <w:hyperlink r:id="rId132">
+        <w:r>
+          <w:rPr>
+            <w:lang w:val="zh_TW" w:bidi="zh_TW"/>
+          </w:rPr>
+          <w:rPr>
+            <w:color w:val="0000EE"/>
+            <w:u w:val="single"/>
+          </w:rPr>
+          <w:t>賽66:24</w:t>
+        </w:r>
+      </w:hyperlink>
+      <w:r>
+        <w:rPr>
+          <w:lang w:val="zh_TW" w:bidi="zh_TW"/>
+        </w:rPr>
+        <w:t>）。耶穌也稱地獄為「外邊黑暗」，那裡將有「哀哭切齒」（</w:t>
+      </w:r>
+      <w:hyperlink r:id="rId133">
+        <w:r>
+          <w:rPr>
+            <w:lang w:val="zh_TW" w:bidi="zh_TW"/>
+          </w:rPr>
+          <w:rPr>
+            <w:color w:val="0000EE"/>
+            <w:u w:val="single"/>
+          </w:rPr>
+          <w:t>太8:12，</w:t>
+        </w:r>
+      </w:hyperlink>
+      <w:hyperlink r:id="rId134">
+        <w:r>
+          <w:rPr>
+            <w:lang w:val="zh_TW" w:bidi="zh_TW"/>
+          </w:rPr>
+          <w:rPr>
+            <w:color w:val="0000EE"/>
+            <w:u w:val="single"/>
+          </w:rPr>
+          <w:t>22:13</w:t>
+        </w:r>
+      </w:hyperlink>
+      <w:r>
+        <w:rPr>
+          <w:lang w:val="zh_TW" w:bidi="zh_TW"/>
+        </w:rPr>
+        <w:t>）。顯然，在最後的審判之後，惡人將被基督的命令送往那裡（</w:t>
+      </w:r>
+      <w:hyperlink r:id="rId135">
+        <w:r>
+          <w:rPr>
+            <w:lang w:val="zh_TW" w:bidi="zh_TW"/>
+          </w:rPr>
+          <w:rPr>
+            <w:color w:val="0000EE"/>
+            <w:u w:val="single"/>
+          </w:rPr>
+          <w:t>約5:22、27</w:t>
+        </w:r>
+      </w:hyperlink>
+      <w:r>
+        <w:rPr>
+          <w:lang w:val="zh_TW" w:bidi="zh_TW"/>
+        </w:rPr>
+        <w:t>；</w:t>
+      </w:r>
+      <w:hyperlink r:id="rId136">
+        <w:r>
+          <w:rPr>
+            <w:lang w:val="zh_TW" w:bidi="zh_TW"/>
+          </w:rPr>
+          <w:rPr>
+            <w:color w:val="0000EE"/>
+            <w:u w:val="single"/>
+          </w:rPr>
+          <w:t>徒10:42，</w:t>
+        </w:r>
+      </w:hyperlink>
+      <w:hyperlink r:id="rId137">
+        <w:r>
+          <w:rPr>
+            <w:lang w:val="zh_TW" w:bidi="zh_TW"/>
+          </w:rPr>
+          <w:rPr>
+            <w:color w:val="0000EE"/>
+            <w:u w:val="single"/>
+          </w:rPr>
+          <w:t>17:31</w:t>
+        </w:r>
+      </w:hyperlink>
+      <w:r>
+        <w:rPr>
+          <w:lang w:val="zh_TW" w:bidi="zh_TW"/>
+        </w:rPr>
+        <w:t>；</w:t>
+      </w:r>
+      <w:hyperlink r:id="rId138">
+        <w:r>
+          <w:rPr>
+            <w:lang w:val="zh_TW" w:bidi="zh_TW"/>
+          </w:rPr>
+          <w:rPr>
+            <w:color w:val="0000EE"/>
+            <w:u w:val="single"/>
+          </w:rPr>
+          <w:t>提後4:1</w:t>
+        </w:r>
+      </w:hyperlink>
+      <w:r>
+        <w:rPr>
+          <w:lang w:val="zh_TW" w:bidi="zh_TW"/>
+        </w:rPr>
+        <w:t>）。那個折磨之地，承接舊約陰間作為與神分離之地的負面概念。</w:t>
+      </w:r>
+    </w:p>
+    <w:p>
+      <w:pPr/>
+      <w:r>
+        <w:rPr>
+          <w:lang w:val="zh_TW" w:bidi="zh_TW"/>
+        </w:rPr>
+      </w:r>
+      <w:r>
+        <w:rPr>
+          <w:lang w:val="zh_TW" w:bidi="zh_TW"/>
+        </w:rPr>
+        <w:t>耶穌宣揚悔改的信息，強調地獄的危險，較少提到義人死後所到之處。然而，義人終會在最後的審判後進入「國」，而非地獄（</w:t>
+      </w:r>
+      <w:hyperlink r:id="rId139">
+        <w:r>
+          <w:rPr>
+            <w:lang w:val="zh_TW" w:bidi="zh_TW"/>
+          </w:rPr>
+          <w:rPr>
+            <w:color w:val="0000EE"/>
+            <w:u w:val="single"/>
+          </w:rPr>
+          <w:t>太25:34</w:t>
+        </w:r>
+      </w:hyperlink>
+      <w:r>
+        <w:rPr>
+          <w:lang w:val="zh_TW" w:bidi="zh_TW"/>
+        </w:rPr>
+        <w:t>）。耶穌兩次暗示義人在死後立即進入蒙福的狀態。</w:t>
+      </w:r>
+      <w:hyperlink r:id="rId140">
+        <w:r>
+          <w:rPr>
+            <w:lang w:val="zh_TW" w:bidi="zh_TW"/>
+          </w:rPr>
+          <w:rPr>
+            <w:color w:val="0000EE"/>
+            <w:u w:val="single"/>
+          </w:rPr>
+          <w:t>路加福音十六章22節</w:t>
+        </w:r>
+      </w:hyperlink>
+      <w:r>
+        <w:rPr>
+          <w:lang w:val="zh_TW" w:bidi="zh_TW"/>
+        </w:rPr>
+        <w:t>提到死去的拉撒路在「亞伯拉罕的懷裡」，那是一個充滿安慰和平安的地方。在</w:t>
+      </w:r>
+      <w:hyperlink r:id="rId141">
+        <w:r>
+          <w:rPr>
+            <w:lang w:val="zh_TW" w:bidi="zh_TW"/>
+          </w:rPr>
+          <w:rPr>
+            <w:color w:val="0000EE"/>
+            <w:u w:val="single"/>
+          </w:rPr>
+          <w:t>路加福音二十三章43節</w:t>
+        </w:r>
+      </w:hyperlink>
+      <w:r>
+        <w:rPr>
+          <w:lang w:val="zh_TW" w:bidi="zh_TW"/>
+        </w:rPr>
+        <w:t>中，耶穌應許將與垂死的強盜一起進入天堂，那裡稱為樂園。保羅的措辭表明樂園似乎與天堂一致（</w:t>
+      </w:r>
+      <w:hyperlink r:id="rId142">
+        <w:r>
+          <w:rPr>
+            <w:lang w:val="zh_TW" w:bidi="zh_TW"/>
+          </w:rPr>
+          <w:rPr>
+            <w:color w:val="0000EE"/>
+            <w:u w:val="single"/>
+          </w:rPr>
+          <w:t>林後12:2–3</w:t>
+        </w:r>
+      </w:hyperlink>
+      <w:r>
+        <w:rPr>
+          <w:lang w:val="zh_TW" w:bidi="zh_TW"/>
+        </w:rPr>
+        <w:t>），而約翰則將樂園與新天新地聯繫起來（</w:t>
+      </w:r>
+      <w:hyperlink r:id="rId143">
+        <w:r>
+          <w:rPr>
+            <w:lang w:val="zh_TW" w:bidi="zh_TW"/>
+          </w:rPr>
+          <w:rPr>
+            <w:color w:val="0000EE"/>
+            <w:u w:val="single"/>
+          </w:rPr>
+          <w:t>啟2:7，</w:t>
+        </w:r>
+      </w:hyperlink>
+      <w:hyperlink r:id="rId144">
+        <w:r>
+          <w:rPr>
+            <w:lang w:val="zh_TW" w:bidi="zh_TW"/>
+          </w:rPr>
+          <w:rPr>
+            <w:color w:val="0000EE"/>
+            <w:u w:val="single"/>
+          </w:rPr>
+          <w:t>21:1–2，</w:t>
+        </w:r>
+      </w:hyperlink>
+      <w:hyperlink r:id="rId145">
+        <w:r>
+          <w:rPr>
+            <w:lang w:val="zh_TW" w:bidi="zh_TW"/>
+          </w:rPr>
+          <w:rPr>
+            <w:color w:val="0000EE"/>
+            <w:u w:val="single"/>
+          </w:rPr>
+          <w:t>22:1–2</w:t>
+        </w:r>
+      </w:hyperlink>
+      <w:r>
+        <w:rPr>
+          <w:lang w:val="zh_TW" w:bidi="zh_TW"/>
+        </w:rPr>
+        <w:t>）。</w:t>
+      </w:r>
+    </w:p>
+    <w:p>
+      <w:pPr/>
+      <w:r>
+        <w:rPr>
+          <w:lang w:val="zh_TW" w:bidi="zh_TW"/>
+        </w:rPr>
+      </w:r>
+      <w:r>
+        <w:rPr>
+          <w:lang w:val="zh_TW" w:bidi="zh_TW"/>
+        </w:rPr>
+        <w:t>保羅和新約書信的其他作者，對惡人死後的居所所言不多。保羅僅在路過時提到「無底坑（the abyss）」（譯註：和合本譯為陰間）——他對陰間之坑的稱呼（</w:t>
+      </w:r>
+      <w:hyperlink r:id="rId146">
+        <w:r>
+          <w:rPr>
+            <w:lang w:val="zh_TW" w:bidi="zh_TW"/>
+          </w:rPr>
+          <w:rPr>
+            <w:color w:val="0000EE"/>
+            <w:u w:val="single"/>
+          </w:rPr>
+          <w:t>羅10:7</w:t>
+        </w:r>
+      </w:hyperlink>
+      <w:r>
+        <w:rPr>
+          <w:lang w:val="zh_TW" w:bidi="zh_TW"/>
+        </w:rPr>
+        <w:t>）。他提到基督降在「地下」（</w:t>
+      </w:r>
+      <w:hyperlink r:id="rId147">
+        <w:r>
+          <w:rPr>
+            <w:lang w:val="zh_TW" w:bidi="zh_TW"/>
+          </w:rPr>
+          <w:rPr>
+            <w:color w:val="0000EE"/>
+            <w:u w:val="single"/>
+          </w:rPr>
+          <w:t>弗4:9</w:t>
+        </w:r>
+      </w:hyperlink>
+      <w:r>
+        <w:rPr>
+          <w:lang w:val="zh_TW" w:bidi="zh_TW"/>
+        </w:rPr>
+        <w:t>），可能只是表達基督在死後去了死者的居所（「地下」是猶太拉比用來指陰間/地獄的用語）。彼得提到基督在死後，藉著「靈」去到某個「監獄」，向那裡的「靈」傳道（</w:t>
+      </w:r>
+      <w:hyperlink r:id="rId148">
+        <w:r>
+          <w:rPr>
+            <w:lang w:val="zh_TW" w:bidi="zh_TW"/>
+          </w:rPr>
+          <w:rPr>
+            <w:color w:val="0000EE"/>
+            <w:u w:val="single"/>
+          </w:rPr>
+          <w:t>彼前3:18–20</w:t>
+        </w:r>
+      </w:hyperlink>
+      <w:r>
+        <w:rPr>
+          <w:lang w:val="zh_TW" w:bidi="zh_TW"/>
+        </w:rPr>
+        <w:t>）。人們對該經文有不同解釋。一些人認為基督進入陰間（Hades），向挪亞時代墮落的天使（「神的兒子們」，</w:t>
+      </w:r>
+      <w:hyperlink r:id="rId149">
+        <w:r>
+          <w:rPr>
+            <w:lang w:val="zh_TW" w:bidi="zh_TW"/>
+          </w:rPr>
+          <w:rPr>
+            <w:color w:val="0000EE"/>
+            <w:u w:val="single"/>
+          </w:rPr>
+          <w:t>創6:1–4</w:t>
+        </w:r>
+      </w:hyperlink>
+      <w:r>
+        <w:rPr>
+          <w:lang w:val="zh_TW" w:bidi="zh_TW"/>
+        </w:rPr>
+        <w:t>）傳道，而不是向被囚禁的人類靈魂傳道。在</w:t>
+      </w:r>
+      <w:hyperlink r:id="rId150">
+        <w:r>
+          <w:rPr>
+            <w:lang w:val="zh_TW" w:bidi="zh_TW"/>
+          </w:rPr>
+          <w:rPr>
+            <w:color w:val="0000EE"/>
+            <w:u w:val="single"/>
+          </w:rPr>
+          <w:t>彼得後書二章4節</w:t>
+        </w:r>
+      </w:hyperlink>
+      <w:r>
+        <w:rPr>
+          <w:lang w:val="zh_TW" w:bidi="zh_TW"/>
+        </w:rPr>
+        <w:t>中，用於描述靈魂監獄的用語（通常譯為「地獄」）來自「塔耳塔洛斯」（Tartarus），是另一個指冥界的希臘文名稱。</w:t>
+      </w:r>
+    </w:p>
+    <w:p>
+      <w:pPr/>
+      <w:r>
+        <w:rPr>
+          <w:lang w:val="zh_TW" w:bidi="zh_TW"/>
+        </w:rPr>
+      </w:r>
+      <w:r>
+        <w:rPr>
+          <w:lang w:val="zh_TW" w:bidi="zh_TW"/>
+        </w:rPr>
+        <w:t>保羅多次提及義人死後的居所。最早期的幾卷書信中，他從未提到義人死後的所在地，只提到他們將會復活（</w:t>
+      </w:r>
+      <w:hyperlink r:id="rId151">
+        <w:r>
+          <w:rPr>
+            <w:lang w:val="zh_TW" w:bidi="zh_TW"/>
+          </w:rPr>
+          <w:rPr>
+            <w:color w:val="0000EE"/>
+            <w:u w:val="single"/>
+          </w:rPr>
+          <w:t>林前15章</w:t>
+        </w:r>
+      </w:hyperlink>
+      <w:r>
+        <w:rPr>
+          <w:lang w:val="zh_TW" w:bidi="zh_TW"/>
+        </w:rPr>
+        <w:t>；</w:t>
+      </w:r>
+      <w:hyperlink r:id="rId152">
+        <w:r>
+          <w:rPr>
+            <w:lang w:val="zh_TW" w:bidi="zh_TW"/>
+          </w:rPr>
+          <w:rPr>
+            <w:color w:val="0000EE"/>
+            <w:u w:val="single"/>
+          </w:rPr>
+          <w:t>帖前4:13–17</w:t>
+        </w:r>
+      </w:hyperlink>
+      <w:r>
+        <w:rPr>
+          <w:lang w:val="zh_TW" w:bidi="zh_TW"/>
+        </w:rPr>
+        <w:t>）。在幾乎必死後（</w:t>
+      </w:r>
+      <w:hyperlink r:id="rId153">
+        <w:r>
+          <w:rPr>
+            <w:lang w:val="zh_TW" w:bidi="zh_TW"/>
+          </w:rPr>
+          <w:rPr>
+            <w:color w:val="0000EE"/>
+            <w:u w:val="single"/>
+          </w:rPr>
+          <w:t>林後1:8–11</w:t>
+        </w:r>
+      </w:hyperlink>
+      <w:r>
+        <w:rPr>
+          <w:lang w:val="zh_TW" w:bidi="zh_TW"/>
+        </w:rPr>
+        <w:t>），他開始討論死者「去了哪裡」。保羅說，死亡意味著與基督同在，是比活著更好（</w:t>
+      </w:r>
+      <w:hyperlink r:id="rId154">
+        <w:r>
+          <w:rPr>
+            <w:lang w:val="zh_TW" w:bidi="zh_TW"/>
+          </w:rPr>
+          <w:rPr>
+            <w:color w:val="0000EE"/>
+            <w:u w:val="single"/>
+          </w:rPr>
+          <w:t>腓1:23</w:t>
+        </w:r>
+      </w:hyperlink>
+      <w:r>
+        <w:rPr>
+          <w:lang w:val="zh_TW" w:bidi="zh_TW"/>
+        </w:rPr>
+        <w:t>）。「離開身體」就是「與主同住」（</w:t>
+      </w:r>
+      <w:hyperlink r:id="rId155">
+        <w:r>
+          <w:rPr>
+            <w:lang w:val="zh_TW" w:bidi="zh_TW"/>
+          </w:rPr>
+          <w:rPr>
+            <w:color w:val="0000EE"/>
+            <w:u w:val="single"/>
+          </w:rPr>
+          <w:t>林後5:8</w:t>
+        </w:r>
+      </w:hyperlink>
+      <w:r>
+        <w:rPr>
+          <w:lang w:val="zh_TW" w:bidi="zh_TW"/>
+        </w:rPr>
+        <w:t>）。保羅可能指義人死後直接進入樂園與耶穌同在（參</w:t>
+      </w:r>
+      <w:hyperlink r:id="rId156">
+        <w:r>
+          <w:rPr>
+            <w:lang w:val="zh_TW" w:bidi="zh_TW"/>
+          </w:rPr>
+          <w:rPr>
+            <w:color w:val="0000EE"/>
+            <w:u w:val="single"/>
+          </w:rPr>
+          <w:t>林後12:2–4</w:t>
+        </w:r>
+      </w:hyperlink>
+      <w:r>
+        <w:rPr>
+          <w:lang w:val="zh_TW" w:bidi="zh_TW"/>
+        </w:rPr>
+        <w:t>，保羅稱天堂為第三層天）。死亡絕對無法使基督徒與基督分離（</w:t>
+      </w:r>
+      <w:hyperlink r:id="rId83">
+        <w:r>
+          <w:rPr>
+            <w:lang w:val="zh_TW" w:bidi="zh_TW"/>
+          </w:rPr>
+          <w:rPr>
+            <w:color w:val="0000EE"/>
+            <w:u w:val="single"/>
+          </w:rPr>
+          <w:t>羅8:38–39</w:t>
+        </w:r>
+      </w:hyperlink>
+      <w:r>
+        <w:rPr>
+          <w:lang w:val="zh_TW" w:bidi="zh_TW"/>
+        </w:rPr>
+        <w:t>），反而使他們進入神的同在。</w:t>
+      </w:r>
+    </w:p>
+    <w:p>
+      <w:pPr/>
+      <w:r>
+        <w:rPr>
+          <w:lang w:val="zh_TW" w:bidi="zh_TW"/>
+        </w:rPr>
+      </w:r>
+      <w:r>
+        <w:rPr>
+          <w:lang w:val="zh_TW" w:bidi="zh_TW"/>
+        </w:rPr>
+        <w:t>啟示錄對於死者的居所，特別是惡人死後的居所，有大量描述。它用兩個名稱來描述那地方，分別是「無底坑」，指所有邪靈的居所或監獄；以及「陰間」，指人類死後的居所。無底坑會出現折磨人類的鬼魔形態（</w:t>
+      </w:r>
+      <w:hyperlink r:id="rId157">
+        <w:r>
+          <w:rPr>
+            <w:lang w:val="zh_TW" w:bidi="zh_TW"/>
+          </w:rPr>
+          <w:rPr>
+            <w:color w:val="0000EE"/>
+            <w:u w:val="single"/>
+          </w:rPr>
+          <w:t>啟9:1–11</w:t>
+        </w:r>
+      </w:hyperlink>
+      <w:r>
+        <w:rPr>
+          <w:lang w:val="zh_TW" w:bidi="zh_TW"/>
+        </w:rPr>
+        <w:t>）和撒但的「獸」，後者殺死兩個見證人，並帶同「大淫婦」（</w:t>
+      </w:r>
+      <w:hyperlink r:id="rId158">
+        <w:r>
+          <w:rPr>
+            <w:lang w:val="zh_TW" w:bidi="zh_TW"/>
+          </w:rPr>
+          <w:rPr>
+            <w:color w:val="0000EE"/>
+            <w:u w:val="single"/>
+          </w:rPr>
+          <w:t>11:7，</w:t>
+        </w:r>
+      </w:hyperlink>
+      <w:hyperlink r:id="rId159">
+        <w:r>
+          <w:rPr>
+            <w:lang w:val="zh_TW" w:bidi="zh_TW"/>
+          </w:rPr>
+          <w:rPr>
+            <w:color w:val="0000EE"/>
+            <w:u w:val="single"/>
+          </w:rPr>
+          <w:t>17章</w:t>
+        </w:r>
+      </w:hyperlink>
+      <w:r>
+        <w:rPr>
+          <w:lang w:val="zh_TW" w:bidi="zh_TW"/>
+        </w:rPr>
+        <w:t>）。撒但自己將被囚禁在那裡（</w:t>
+      </w:r>
+      <w:hyperlink r:id="rId160">
+        <w:r>
+          <w:rPr>
+            <w:lang w:val="zh_TW" w:bidi="zh_TW"/>
+          </w:rPr>
+          <w:rPr>
+            <w:color w:val="0000EE"/>
+            <w:u w:val="single"/>
+          </w:rPr>
+          <w:t>20:2–3</w:t>
+        </w:r>
+      </w:hyperlink>
+      <w:r>
+        <w:rPr>
+          <w:lang w:val="zh_TW" w:bidi="zh_TW"/>
+        </w:rPr>
+        <w:t>）。耶穌將其描述為一個魔鬼及其使者預備的地方（參見</w:t>
+      </w:r>
+      <w:hyperlink r:id="rId161">
+        <w:r>
+          <w:rPr>
+            <w:lang w:val="zh_TW" w:bidi="zh_TW"/>
+          </w:rPr>
+          <w:rPr>
+            <w:color w:val="0000EE"/>
+            <w:u w:val="single"/>
+          </w:rPr>
+          <w:t>太25:41</w:t>
+        </w:r>
+      </w:hyperlink>
+      <w:r>
+        <w:rPr>
+          <w:lang w:val="zh_TW" w:bidi="zh_TW"/>
+        </w:rPr>
+        <w:t>）。對基督徒來說，這裡的好消息是，無底坑或陰間並不是一個自主的領域。啟示錄開篇時，耶穌宣告他握有陰間的鑰匙（</w:t>
+      </w:r>
+      <w:hyperlink r:id="rId162">
+        <w:r>
+          <w:rPr>
+            <w:lang w:val="zh_TW" w:bidi="zh_TW"/>
+          </w:rPr>
+          <w:rPr>
+            <w:color w:val="0000EE"/>
+            <w:u w:val="single"/>
+          </w:rPr>
+          <w:t>啟1:18</w:t>
+        </w:r>
+      </w:hyperlink>
+      <w:r>
+        <w:rPr>
+          <w:lang w:val="zh_TW" w:bidi="zh_TW"/>
+        </w:rPr>
+        <w:t>），最後祂將迫使它交出死者（</w:t>
+      </w:r>
+      <w:hyperlink r:id="rId163">
+        <w:r>
+          <w:rPr>
+            <w:lang w:val="zh_TW" w:bidi="zh_TW"/>
+          </w:rPr>
+          <w:rPr>
+            <w:color w:val="0000EE"/>
+            <w:u w:val="single"/>
+          </w:rPr>
+          <w:t>20:13</w:t>
+        </w:r>
+      </w:hyperlink>
+      <w:r>
+        <w:rPr>
+          <w:lang w:val="zh_TW" w:bidi="zh_TW"/>
+        </w:rPr>
+        <w:t>）。在此之前，無底坑的鑰匙不在撒但手中，而是掛在天上的鑰匙圈上，只分給神的使者（</w:t>
+      </w:r>
+      <w:hyperlink r:id="rId164">
+        <w:r>
+          <w:rPr>
+            <w:lang w:val="zh_TW" w:bidi="zh_TW"/>
+          </w:rPr>
+          <w:rPr>
+            <w:color w:val="0000EE"/>
+            <w:u w:val="single"/>
+          </w:rPr>
+          <w:t>9:1，</w:t>
+        </w:r>
+      </w:hyperlink>
+      <w:hyperlink r:id="rId165">
+        <w:r>
+          <w:rPr>
+            <w:lang w:val="zh_TW" w:bidi="zh_TW"/>
+          </w:rPr>
+          <w:rPr>
+            <w:color w:val="0000EE"/>
+            <w:u w:val="single"/>
+          </w:rPr>
+          <w:t>20:1</w:t>
+        </w:r>
+      </w:hyperlink>
+      <w:r>
+        <w:rPr>
+          <w:lang w:val="zh_TW" w:bidi="zh_TW"/>
+        </w:rPr>
+        <w:t>）。最終，陰間、死亡和惡人將被投入火湖（地獄），在那裡他們將遭受永恆的折磨（</w:t>
+      </w:r>
+      <w:hyperlink r:id="rId166">
+        <w:r>
+          <w:rPr>
+            <w:lang w:val="zh_TW" w:bidi="zh_TW"/>
+          </w:rPr>
+          <w:rPr>
+            <w:color w:val="0000EE"/>
+            <w:u w:val="single"/>
+          </w:rPr>
+          <w:t>19:20</w:t>
+        </w:r>
+      </w:hyperlink>
+      <w:hyperlink r:id="rId167">
+        <w:r>
+          <w:rPr>
+            <w:lang w:val="zh_TW" w:bidi="zh_TW"/>
+          </w:rPr>
+          <w:rPr>
+            <w:color w:val="0000EE"/>
+            <w:u w:val="single"/>
+          </w:rPr>
+          <w:t>，20:10、14–15，</w:t>
+        </w:r>
+      </w:hyperlink>
+      <w:hyperlink r:id="rId168">
+        <w:r>
+          <w:rPr>
+            <w:lang w:val="zh_TW" w:bidi="zh_TW"/>
+          </w:rPr>
+          <w:rPr>
+            <w:color w:val="0000EE"/>
+            <w:u w:val="single"/>
+          </w:rPr>
+          <w:t>21:8</w:t>
+        </w:r>
+      </w:hyperlink>
+      <w:r>
+        <w:rPr>
+          <w:lang w:val="zh_TW" w:bidi="zh_TW"/>
+        </w:rPr>
+        <w:t>）。</w:t>
+      </w:r>
+    </w:p>
+    <w:p>
+      <w:pPr/>
+      <w:r>
+        <w:rPr>
+          <w:lang w:val="zh_TW" w:bidi="zh_TW"/>
+        </w:rPr>
+      </w:r>
+      <w:r>
+        <w:rPr>
+          <w:lang w:val="zh_TW" w:bidi="zh_TW"/>
+        </w:rPr>
+        <w:t>啟示錄的作者約翰同意保羅的看法，義人死後的命運不會與惡人相同。他們不會去陰間，而是去天堂。殉道者出現在祭壇下，為他們向神呼求伸冤（</w:t>
+      </w:r>
+      <w:hyperlink r:id="rId169">
+        <w:r>
+          <w:rPr>
+            <w:lang w:val="zh_TW" w:bidi="zh_TW"/>
+          </w:rPr>
+          <w:rPr>
+            <w:color w:val="0000EE"/>
+            <w:u w:val="single"/>
+          </w:rPr>
+          <w:t>啟6:9–11</w:t>
+        </w:r>
+      </w:hyperlink>
+      <w:r>
+        <w:rPr>
+          <w:lang w:val="zh_TW" w:bidi="zh_TW"/>
+        </w:rPr>
+        <w:t>）。在另一個意象中，無數的基督徒出現在神的寶座前讚美祂（</w:t>
+      </w:r>
+      <w:hyperlink r:id="rId170">
+        <w:r>
+          <w:rPr>
+            <w:lang w:val="zh_TW" w:bidi="zh_TW"/>
+          </w:rPr>
+          <w:rPr>
+            <w:color w:val="0000EE"/>
+            <w:u w:val="single"/>
+          </w:rPr>
+          <w:t>7:9–17</w:t>
+        </w:r>
+      </w:hyperlink>
+      <w:r>
+        <w:rPr>
+          <w:lang w:val="zh_TW" w:bidi="zh_TW"/>
+        </w:rPr>
+        <w:t>）。這些信徒由基督親自牧養，不再忍受飢餓、口渴、不適或悲傷。</w:t>
+      </w:r>
+    </w:p>
+    <w:p>
+      <w:pPr>
+        <w:pStyle w:val="Heading3"/>
+      </w:pPr>
+      <w:r>
+        <w:rPr>
+          <w:lang w:val="zh_TW" w:bidi="zh_TW"/>
+        </w:rPr>
+        <w:t>結論</w:t>
+      </w:r>
+    </w:p>
+    <w:p>
+      <w:pPr/>
+      <w:r>
+        <w:rPr>
+          <w:lang w:val="zh_TW" w:bidi="zh_TW"/>
+        </w:rPr>
+      </w:r>
+      <w:r>
+        <w:rPr>
+          <w:lang w:val="zh_TW" w:bidi="zh_TW"/>
+        </w:rPr>
+        <w:t>總而言之，在舊約中，對於死者的所在地最初是一種模糊不清的概念，指一個與生命和神分離的地方。後來的作者認為，不應只有一個共同的地方（陰間〔Sheol〕），而應有兩個地方。根據基督教的教導，惡人進入陰間（Hades），這是一個充滿痛苦的地方，他們將在那裡受苦，直到審判之日；最終，他們將被丟入火湖，即地獄（Gehenna）。然而，陰間的掌管者不是魔鬼，而是基督，他掌控著整個受造世界。義人不會進入陰間，而是直接進入樂園（「亞伯拉罕的懷裡」或天堂）。在那裡，他們與基督同在；憑著信心已經親眼看見，痛苦已化為祝福，禱告也化為讚美。基督徒相信，死亡雖然令人敬畏，是「末了的仇敵」，卻不會折磨他們。死亡無法使他們與主分離，反而帶他們面對面與所愛的主相見。</w:t>
+      </w:r>
+    </w:p>
+    <w:p>
+      <w:pPr/>
+      <w:r>
+        <w:rPr>
+          <w:lang w:val="zh_TW" w:bidi="zh_TW"/>
+        </w:rPr>
+      </w:r>
+      <w:r>
+        <w:rPr>
+          <w:lang w:val="zh_TW" w:bidi="zh_TW"/>
+        </w:rPr>
+        <w:t>這次相會可能是在人死後立即發生，也可能是在復活之時發生——中間的時間毫無意義，不過如同睡眠。換句話說，對於信徒而言，死後的下一個經歷便是與基督相會。</w:t>
+      </w:r>
+    </w:p>
+    <w:p>
+      <w:pPr/>
+      <w:r>
+        <w:rPr>
+          <w:lang w:val="zh_TW" w:bidi="zh_TW"/>
+        </w:rPr>
+      </w:r>
+      <w:r>
+        <w:rPr>
+          <w:lang w:val="zh_TW" w:bidi="zh_TW"/>
+        </w:rPr>
+        <w:t>舊約和新約都將死亡描述為睡眠。在舊約中，當一個人死時，常被描述為「與列祖同睡」（例如，</w:t>
+      </w:r>
+      <w:hyperlink r:id="rId171">
+        <w:r>
+          <w:rPr>
+            <w:lang w:val="zh_TW" w:bidi="zh_TW"/>
+          </w:rPr>
+          <w:rPr>
+            <w:color w:val="0000EE"/>
+            <w:u w:val="single"/>
+          </w:rPr>
+          <w:t>申31:16</w:t>
+        </w:r>
+      </w:hyperlink>
+      <w:r>
+        <w:rPr>
+          <w:lang w:val="zh_TW" w:bidi="zh_TW"/>
+        </w:rPr>
+        <w:t>；</w:t>
+      </w:r>
+      <w:hyperlink r:id="rId172">
+        <w:r>
+          <w:rPr>
+            <w:lang w:val="zh_TW" w:bidi="zh_TW"/>
+          </w:rPr>
+          <w:rPr>
+            <w:color w:val="0000EE"/>
+            <w:u w:val="single"/>
+          </w:rPr>
+          <w:t>撒下7:12</w:t>
+        </w:r>
+      </w:hyperlink>
+      <w:r>
+        <w:rPr>
+          <w:lang w:val="zh_TW" w:bidi="zh_TW"/>
+        </w:rPr>
+        <w:t>）。耶穌自己也將死亡稱為睡眠（</w:t>
+      </w:r>
+      <w:hyperlink r:id="rId173">
+        <w:r>
+          <w:rPr>
+            <w:lang w:val="zh_TW" w:bidi="zh_TW"/>
+          </w:rPr>
+          <w:rPr>
+            <w:color w:val="0000EE"/>
+            <w:u w:val="single"/>
+          </w:rPr>
+          <w:t>太9:24</w:t>
+        </w:r>
+      </w:hyperlink>
+      <w:r>
+        <w:rPr>
+          <w:lang w:val="zh_TW" w:bidi="zh_TW"/>
+        </w:rPr>
+        <w:t>；</w:t>
+      </w:r>
+      <w:hyperlink r:id="rId174">
+        <w:r>
+          <w:rPr>
+            <w:lang w:val="zh_TW" w:bidi="zh_TW"/>
+          </w:rPr>
+          <w:rPr>
+            <w:color w:val="0000EE"/>
+            <w:u w:val="single"/>
+          </w:rPr>
+          <w:t>約11:11</w:t>
+        </w:r>
+      </w:hyperlink>
+      <w:r>
+        <w:rPr>
+          <w:lang w:val="zh_TW" w:bidi="zh_TW"/>
+        </w:rPr>
+        <w:t>）。使徒保羅也持相同看法（</w:t>
+      </w:r>
+      <w:hyperlink r:id="rId175">
+        <w:r>
+          <w:rPr>
+            <w:lang w:val="zh_TW" w:bidi="zh_TW"/>
+          </w:rPr>
+          <w:rPr>
+            <w:color w:val="0000EE"/>
+            <w:u w:val="single"/>
+          </w:rPr>
+          <w:t>林前11:30，</w:t>
+        </w:r>
+      </w:hyperlink>
+      <w:hyperlink r:id="rId176">
+        <w:r>
+          <w:rPr>
+            <w:lang w:val="zh_TW" w:bidi="zh_TW"/>
+          </w:rPr>
+          <w:rPr>
+            <w:color w:val="0000EE"/>
+            <w:u w:val="single"/>
+          </w:rPr>
+          <w:t>15:20、51</w:t>
+        </w:r>
+      </w:hyperlink>
+      <w:r>
+        <w:rPr>
+          <w:lang w:val="zh_TW" w:bidi="zh_TW"/>
+        </w:rPr>
+        <w:t>；</w:t>
+      </w:r>
+      <w:hyperlink r:id="rId58">
+        <w:r>
+          <w:rPr>
+            <w:lang w:val="zh_TW" w:bidi="zh_TW"/>
+          </w:rPr>
+          <w:rPr>
+            <w:color w:val="0000EE"/>
+            <w:u w:val="single"/>
+          </w:rPr>
+          <w:t>帖前4:14</w:t>
+        </w:r>
+      </w:hyperlink>
+      <w:r>
+        <w:rPr>
+          <w:lang w:val="zh_TW" w:bidi="zh_TW"/>
+        </w:rPr>
+        <w:t>），至少在部分經文中，表明死亡只屬暫時。因此，它被稱為睡眠。舊約</w:t>
+      </w:r>
+      <w:hyperlink r:id="rId38">
+        <w:r>
+          <w:rPr>
+            <w:lang w:val="zh_TW" w:bidi="zh_TW"/>
+          </w:rPr>
+          <w:rPr>
+            <w:color w:val="0000EE"/>
+            <w:u w:val="single"/>
+          </w:rPr>
+          <w:t>但以理書十二章2節</w:t>
+        </w:r>
+      </w:hyperlink>
+      <w:r>
+        <w:rPr>
+          <w:lang w:val="zh_TW" w:bidi="zh_TW"/>
+        </w:rPr>
+        <w:t>也指出死亡如同睡眠，直到死者復活——有些進入永生，有些進入羞辱和永遠的憎惡之中。</w:t>
+      </w:r>
+    </w:p>
+    <w:p>
+      <w:pPr/>
+      <w:r>
+        <w:rPr>
+          <w:lang w:val="zh_TW" w:bidi="zh_TW"/>
+        </w:rPr>
+      </w:r>
+      <w:r>
+        <w:rPr>
+          <w:i/>
+          <w:lang w:val="zh_TW" w:bidi="zh_TW"/>
+        </w:rPr>
+        <w:t>另見</w:t>
+      </w:r>
+      <w:r>
+        <w:rPr>
+          <w:lang w:val="zh_TW" w:bidi="zh_TW"/>
+        </w:rPr>
+        <w:t xml:space="preserve"> </w:t>
+      </w:r>
+      <w:r>
+        <w:rPr>
+          <w:lang w:val="zh_TW" w:bidi="zh_TW"/>
+        </w:rPr>
+        <w:t>地獄（欣嫩子谷）；</w:t>
+      </w:r>
+      <w:r>
+        <w:rPr>
+          <w:lang w:val="zh_TW" w:bidi="zh_TW"/>
+        </w:rPr>
+        <w:t>陰間；</w:t>
+      </w:r>
+      <w:r>
+        <w:rPr>
+          <w:lang w:val="zh_TW" w:bidi="zh_TW"/>
+        </w:rPr>
+        <w:t>天（天堂）；</w:t>
+      </w:r>
+      <w:r>
+        <w:rPr>
+          <w:lang w:val="zh_TW" w:bidi="zh_TW"/>
+        </w:rPr>
+        <w:t>地獄；</w:t>
+      </w:r>
+      <w:r>
+        <w:rPr>
+          <w:lang w:val="zh_TW" w:bidi="zh_TW"/>
+        </w:rPr>
+        <w:t>中間狀態；</w:t>
+      </w:r>
+      <w:r>
+        <w:rPr>
+          <w:lang w:val="zh_TW" w:bidi="zh_TW"/>
+        </w:rPr>
+        <w:t>樂園；</w:t>
+      </w:r>
+      <w:r>
+        <w:rPr>
+          <w:lang w:val="zh_TW" w:bidi="zh_TW"/>
+        </w:rPr>
+        <w:t>陰間</w:t>
+      </w:r>
+      <w:r>
+        <w:rPr>
+          <w:lang w:val="zh_TW" w:bidi="zh_TW"/>
+        </w:rPr>
+        <w:t>。</w:t>
       </w:r>
       <w:r>
         <w:rPr>

--- a/zht/docx/147.content.docx
+++ b/zht/docx/147.content.docx
@@ -149,7 +149,7 @@
         <w:rPr>
           <w:lang w:val="zh_TW" w:bidi="zh_TW"/>
         </w:rPr>
-        <w:t>shan</w:t>
+        <w:t>sang</w:t>
       </w:r>
       <w:r>
         <w:rPr>
@@ -212,7 +212,7 @@
         <w:rPr>
           <w:lang w:val="zh_TW" w:bidi="zh_TW"/>
         </w:rPr>
-        <w:t>閃</w:t>
+        <w:t>桑拉</w:t>
       </w:r>
       <w:r>
         <w:rPr>
@@ -231,7 +231,7 @@
         <w:rPr>
           <w:lang w:val="zh_TW" w:bidi="zh_TW"/>
         </w:rPr>
-        <w:t>挪亞的長子（</w:t>
+        <w:t>來自瑪士利加的以東的一位王。在以色列有君王統治之前，桑拉已經作王（</w:t>
       </w:r>
       <w:hyperlink r:id="rId13">
         <w:r>
@@ -242,14 +242,14 @@
             <w:color w:val="0000EE"/>
             <w:u w:val="single"/>
           </w:rPr>
-          <w:t>創5:32</w:t>
+          <w:t>創36:36–37</w:t>
         </w:r>
       </w:hyperlink>
       <w:r>
         <w:rPr>
           <w:lang w:val="zh_TW" w:bidi="zh_TW"/>
         </w:rPr>
-        <w:t>，</w:t>
+        <w:t>；</w:t>
       </w:r>
       <w:hyperlink r:id="rId14">
         <w:r>
@@ -260,744 +260,7 @@
             <w:color w:val="0000EE"/>
             <w:u w:val="single"/>
           </w:rPr>
-          <w:t>6:10</w:t>
-        </w:r>
-      </w:hyperlink>
-      <w:r>
-        <w:rPr>
-          <w:lang w:val="zh_TW" w:bidi="zh_TW"/>
-        </w:rPr>
-        <w:t>，</w:t>
-      </w:r>
-      <w:hyperlink r:id="rId15">
-        <w:r>
-          <w:rPr>
-            <w:lang w:val="zh_TW" w:bidi="zh_TW"/>
-          </w:rPr>
-          <w:rPr>
-            <w:color w:val="0000EE"/>
-            <w:u w:val="single"/>
-          </w:rPr>
-          <w:t>7:13</w:t>
-        </w:r>
-      </w:hyperlink>
-      <w:r>
-        <w:rPr>
-          <w:lang w:val="zh_TW" w:bidi="zh_TW"/>
-        </w:rPr>
-        <w:t>，</w:t>
-      </w:r>
-      <w:hyperlink r:id="rId16">
-        <w:r>
-          <w:rPr>
-            <w:lang w:val="zh_TW" w:bidi="zh_TW"/>
-          </w:rPr>
-          <w:rPr>
-            <w:color w:val="0000EE"/>
-            <w:u w:val="single"/>
-          </w:rPr>
-          <w:t>9:18</w:t>
-        </w:r>
-      </w:hyperlink>
-      <w:r>
-        <w:rPr>
-          <w:lang w:val="zh_TW" w:bidi="zh_TW"/>
-        </w:rPr>
-        <w:t>、</w:t>
-      </w:r>
-      <w:hyperlink r:id="rId16">
-        <w:r>
-          <w:rPr>
-            <w:lang w:val="zh_TW" w:bidi="zh_TW"/>
-          </w:rPr>
-          <w:rPr>
-            <w:color w:val="0000EE"/>
-            <w:u w:val="single"/>
-          </w:rPr>
-          <w:t>23</w:t>
-        </w:r>
-      </w:hyperlink>
-      <w:r>
-        <w:rPr>
-          <w:lang w:val="zh_TW" w:bidi="zh_TW"/>
-        </w:rPr>
-        <w:t>、</w:t>
-      </w:r>
-      <w:hyperlink r:id="rId16">
-        <w:r>
-          <w:rPr>
-            <w:lang w:val="zh_TW" w:bidi="zh_TW"/>
-          </w:rPr>
-          <w:rPr>
-            <w:color w:val="0000EE"/>
-            <w:u w:val="single"/>
-          </w:rPr>
-          <w:t>26</w:t>
-        </w:r>
-      </w:hyperlink>
-      <w:hyperlink r:id="rId17">
-        <w:r>
-          <w:rPr>
-            <w:lang w:val="zh_TW" w:bidi="zh_TW"/>
-          </w:rPr>
-          <w:rPr>
-            <w:color w:val="0000EE"/>
-            <w:u w:val="single"/>
-          </w:rPr>
-          <w:t>–</w:t>
-        </w:r>
-      </w:hyperlink>
-      <w:hyperlink r:id="rId16">
-        <w:r>
-          <w:rPr>
-            <w:lang w:val="zh_TW" w:bidi="zh_TW"/>
-          </w:rPr>
-          <w:rPr>
-            <w:color w:val="0000EE"/>
-            <w:u w:val="single"/>
-          </w:rPr>
-          <w:t>27</w:t>
-        </w:r>
-      </w:hyperlink>
-      <w:r>
-        <w:rPr>
-          <w:lang w:val="zh_TW" w:bidi="zh_TW"/>
-        </w:rPr>
-        <w:t>，</w:t>
-      </w:r>
-      <w:hyperlink r:id="rId18">
-        <w:r>
-          <w:rPr>
-            <w:lang w:val="zh_TW" w:bidi="zh_TW"/>
-          </w:rPr>
-          <w:rPr>
-            <w:color w:val="0000EE"/>
-            <w:u w:val="single"/>
-          </w:rPr>
-          <w:t>11:10</w:t>
-        </w:r>
-      </w:hyperlink>
-      <w:r>
-        <w:rPr>
-          <w:lang w:val="zh_TW" w:bidi="zh_TW"/>
-        </w:rPr>
-        <w:t>；</w:t>
-      </w:r>
-      <w:hyperlink r:id="rId19">
-        <w:r>
-          <w:rPr>
-            <w:lang w:val="zh_TW" w:bidi="zh_TW"/>
-          </w:rPr>
-          <w:rPr>
-            <w:color w:val="0000EE"/>
-            <w:u w:val="single"/>
-          </w:rPr>
-          <w:t>代上1:4</w:t>
-        </w:r>
-      </w:hyperlink>
-      <w:r>
-        <w:rPr>
-          <w:lang w:val="zh_TW" w:bidi="zh_TW"/>
-        </w:rPr>
-        <w:t>、</w:t>
-      </w:r>
-      <w:hyperlink r:id="rId19">
-        <w:r>
-          <w:rPr>
-            <w:lang w:val="zh_TW" w:bidi="zh_TW"/>
-          </w:rPr>
-          <w:rPr>
-            <w:color w:val="0000EE"/>
-            <w:u w:val="single"/>
-          </w:rPr>
-          <w:t>17</w:t>
-        </w:r>
-      </w:hyperlink>
-      <w:hyperlink r:id="rId20">
-        <w:r>
-          <w:rPr>
-            <w:lang w:val="zh_TW" w:bidi="zh_TW"/>
-          </w:rPr>
-          <w:rPr>
-            <w:color w:val="0000EE"/>
-            <w:u w:val="single"/>
-          </w:rPr>
-          <w:t>–</w:t>
-        </w:r>
-      </w:hyperlink>
-      <w:hyperlink r:id="rId19">
-        <w:r>
-          <w:rPr>
-            <w:lang w:val="zh_TW" w:bidi="zh_TW"/>
-          </w:rPr>
-          <w:rPr>
-            <w:color w:val="0000EE"/>
-            <w:u w:val="single"/>
-          </w:rPr>
-          <w:t>27</w:t>
-        </w:r>
-      </w:hyperlink>
-      <w:r>
-        <w:rPr>
-          <w:lang w:val="zh_TW" w:bidi="zh_TW"/>
-        </w:rPr>
-        <w:t>；</w:t>
-      </w:r>
-      <w:hyperlink r:id="rId21">
-        <w:r>
-          <w:rPr>
-            <w:lang w:val="zh_TW" w:bidi="zh_TW"/>
-          </w:rPr>
-          <w:rPr>
-            <w:color w:val="0000EE"/>
-            <w:u w:val="single"/>
-          </w:rPr>
-          <w:t>路3:36</w:t>
-        </w:r>
-      </w:hyperlink>
-      <w:r>
-        <w:rPr>
-          <w:lang w:val="zh_TW" w:bidi="zh_TW"/>
-        </w:rPr>
-        <w:t>）和閃族的祖先（</w:t>
-      </w:r>
-      <w:hyperlink r:id="rId22">
-        <w:r>
-          <w:rPr>
-            <w:lang w:val="zh_TW" w:bidi="zh_TW"/>
-          </w:rPr>
-          <w:rPr>
-            <w:color w:val="0000EE"/>
-            <w:u w:val="single"/>
-          </w:rPr>
-          <w:t>創10:1</w:t>
-        </w:r>
-      </w:hyperlink>
-      <w:r>
-        <w:rPr>
-          <w:lang w:val="zh_TW" w:bidi="zh_TW"/>
-        </w:rPr>
-        <w:t>、</w:t>
-      </w:r>
-      <w:hyperlink r:id="rId22">
-        <w:r>
-          <w:rPr>
-            <w:lang w:val="zh_TW" w:bidi="zh_TW"/>
-          </w:rPr>
-          <w:rPr>
-            <w:color w:val="0000EE"/>
-            <w:u w:val="single"/>
-          </w:rPr>
-          <w:t>21</w:t>
-        </w:r>
-      </w:hyperlink>
-      <w:hyperlink r:id="rId23">
-        <w:r>
-          <w:rPr>
-            <w:lang w:val="zh_TW" w:bidi="zh_TW"/>
-          </w:rPr>
-          <w:rPr>
-            <w:color w:val="0000EE"/>
-            <w:u w:val="single"/>
-          </w:rPr>
-          <w:t>–</w:t>
-        </w:r>
-      </w:hyperlink>
-      <w:hyperlink r:id="rId22">
-        <w:r>
-          <w:rPr>
-            <w:lang w:val="zh_TW" w:bidi="zh_TW"/>
-          </w:rPr>
-          <w:rPr>
-            <w:color w:val="0000EE"/>
-            <w:u w:val="single"/>
-          </w:rPr>
-          <w:t>31</w:t>
-        </w:r>
-      </w:hyperlink>
-      <w:r>
-        <w:rPr>
-          <w:lang w:val="zh_TW" w:bidi="zh_TW"/>
-        </w:rPr>
-        <w:t>）。閃活了600年（</w:t>
-      </w:r>
-      <w:hyperlink r:id="rId24">
-        <w:r>
-          <w:rPr>
-            <w:lang w:val="zh_TW" w:bidi="zh_TW"/>
-          </w:rPr>
-          <w:rPr>
-            <w:color w:val="0000EE"/>
-            <w:u w:val="single"/>
-          </w:rPr>
-          <w:t>創11:10–11</w:t>
-        </w:r>
-      </w:hyperlink>
-      <w:r>
-        <w:rPr>
-          <w:lang w:val="zh_TW" w:bidi="zh_TW"/>
-        </w:rPr>
-        <w:t>）。他的名字在希伯來文中意為「名字」，可能暗示挪亞相信閃的名字將具有特別的重要性。</w:t>
-      </w:r>
-    </w:p>
-    <w:p>
-      <w:pPr/>
-      <w:r>
-        <w:rPr>
-          <w:lang w:val="zh_TW" w:bidi="zh_TW"/>
-        </w:rPr>
-      </w:r>
-      <w:r>
-        <w:rPr>
-          <w:lang w:val="zh_TW" w:bidi="zh_TW"/>
-        </w:rPr>
-        <w:t>在大洪水之後，閃和他的兄弟雅弗發現他們的父親挪亞喝醉了。他們的另一個兄弟含羞辱了他。閃與雅弗以尊敬的方式對待挪亞（</w:t>
-      </w:r>
-      <w:hyperlink r:id="rId25">
-        <w:r>
-          <w:rPr>
-            <w:lang w:val="zh_TW" w:bidi="zh_TW"/>
-          </w:rPr>
-          <w:rPr>
-            <w:color w:val="0000EE"/>
-            <w:u w:val="single"/>
-          </w:rPr>
-          <w:t>創9:20–29</w:t>
-        </w:r>
-      </w:hyperlink>
-      <w:r>
-        <w:rPr>
-          <w:lang w:val="zh_TW" w:bidi="zh_TW"/>
-        </w:rPr>
-        <w:t>）。由於他們的行為，挪亞後來詛咒了含的兒子迦南，並祝福了閃和雅弗。</w:t>
-      </w:r>
-    </w:p>
-    <w:p>
-      <w:pPr/>
-      <w:r>
-        <w:rPr>
-          <w:lang w:val="zh_TW" w:bidi="zh_TW"/>
-        </w:rPr>
-      </w:r>
-      <w:hyperlink r:id="rId26">
-        <w:r>
-          <w:rPr>
-            <w:lang w:val="zh_TW" w:bidi="zh_TW"/>
-          </w:rPr>
-          <w:rPr>
-            <w:color w:val="0000EE"/>
-            <w:u w:val="single"/>
-          </w:rPr>
-          <w:t>創世記十一章10至27節</w:t>
-        </w:r>
-      </w:hyperlink>
-      <w:r>
-        <w:rPr>
-          <w:lang w:val="zh_TW" w:bidi="zh_TW"/>
-        </w:rPr>
-        <w:t>顯示出那位應許的後裔（子孫）的家譜。這位後裔在</w:t>
-      </w:r>
-      <w:hyperlink r:id="rId27">
-        <w:r>
-          <w:rPr>
-            <w:lang w:val="zh_TW" w:bidi="zh_TW"/>
-          </w:rPr>
-          <w:rPr>
-            <w:color w:val="0000EE"/>
-            <w:u w:val="single"/>
-          </w:rPr>
-          <w:t>創世記三章15節</w:t>
-        </w:r>
-      </w:hyperlink>
-      <w:r>
-        <w:rPr>
-          <w:lang w:val="zh_TW" w:bidi="zh_TW"/>
-        </w:rPr>
-        <w:t>和</w:t>
-      </w:r>
-      <w:hyperlink r:id="rId28">
-        <w:r>
-          <w:rPr>
-            <w:lang w:val="zh_TW" w:bidi="zh_TW"/>
-          </w:rPr>
-          <w:rPr>
-            <w:color w:val="0000EE"/>
-            <w:u w:val="single"/>
-          </w:rPr>
-          <w:t>五章1至32節</w:t>
-        </w:r>
-      </w:hyperlink>
-      <w:r>
-        <w:rPr>
-          <w:lang w:val="zh_TW" w:bidi="zh_TW"/>
-        </w:rPr>
-        <w:t>中被預言將粉碎撒但。他的家系經由閃到亞伯拉罕，再經由猶大和大衛到基督（參</w:t>
-      </w:r>
-      <w:hyperlink r:id="rId21">
-        <w:r>
-          <w:rPr>
-            <w:lang w:val="zh_TW" w:bidi="zh_TW"/>
-          </w:rPr>
-          <w:rPr>
-            <w:color w:val="0000EE"/>
-            <w:u w:val="single"/>
-          </w:rPr>
-          <w:t>路3:36</w:t>
-        </w:r>
-      </w:hyperlink>
-      <w:r>
-        <w:rPr>
-          <w:lang w:val="zh_TW" w:bidi="zh_TW"/>
-        </w:rPr>
-        <w:t>）。挪亞給閃的祝福顯示他的後裔將承載</w:t>
-      </w:r>
-      <w:hyperlink r:id="rId27">
-        <w:r>
-          <w:rPr>
-            <w:lang w:val="zh_TW" w:bidi="zh_TW"/>
-          </w:rPr>
-          <w:rPr>
-            <w:color w:val="0000EE"/>
-            <w:u w:val="single"/>
-          </w:rPr>
-          <w:t>創世記三章15節</w:t>
-        </w:r>
-      </w:hyperlink>
-      <w:r>
-        <w:rPr>
-          <w:lang w:val="zh_TW" w:bidi="zh_TW"/>
-        </w:rPr>
-        <w:t>中後裔的應許。這是聖經中首次出現，神被稱為某個特定人物或群體的神。挪亞曾說迦南的子孫將服侍閃的子孫。當以色列人，閃的後裔，控制了迦南的土地時，這預言實現了（參</w:t>
-      </w:r>
-      <w:hyperlink r:id="rId29">
-        <w:r>
-          <w:rPr>
-            <w:lang w:val="zh_TW" w:bidi="zh_TW"/>
-          </w:rPr>
-          <w:rPr>
-            <w:color w:val="0000EE"/>
-            <w:u w:val="single"/>
-          </w:rPr>
-          <w:t>王上9:20–21</w:t>
-        </w:r>
-      </w:hyperlink>
-      <w:r>
-        <w:rPr>
-          <w:lang w:val="zh_TW" w:bidi="zh_TW"/>
-        </w:rPr>
-        <w:t>）。</w:t>
-      </w:r>
-    </w:p>
-    <w:p>
-      <w:pPr/>
-      <w:r>
-        <w:rPr>
-          <w:lang w:val="zh_TW" w:bidi="zh_TW"/>
-        </w:rPr>
-      </w:r>
-      <w:r>
-        <w:rPr>
-          <w:lang w:val="zh_TW" w:bidi="zh_TW"/>
-        </w:rPr>
-        <w:t>挪亞也說，雅弗會擴張並住在閃的人民中（</w:t>
-      </w:r>
-      <w:hyperlink r:id="rId30">
-        <w:r>
-          <w:rPr>
-            <w:lang w:val="zh_TW" w:bidi="zh_TW"/>
-          </w:rPr>
-          <w:rPr>
-            <w:color w:val="0000EE"/>
-            <w:u w:val="single"/>
-          </w:rPr>
-          <w:t>創9:27</w:t>
-        </w:r>
-      </w:hyperlink>
-      <w:r>
-        <w:rPr>
-          <w:lang w:val="zh_TW" w:bidi="zh_TW"/>
-        </w:rPr>
-        <w:t>）。這可能意味著雅弗的後代會增加。隨著時間的推移，他們會受益於閃的祝福。一些學者認為，這項預言在新約中應驗了：外邦人被邀請分享福音的祝福，也因此參與了教會的建立。</w:t>
-      </w:r>
-    </w:p>
-    <w:p>
-      <w:pPr/>
-      <w:r>
-        <w:rPr>
-          <w:lang w:val="zh_TW" w:bidi="zh_TW"/>
-        </w:rPr>
-      </w:r>
-      <w:r>
-        <w:rPr>
-          <w:lang w:val="zh_TW" w:bidi="zh_TW"/>
-        </w:rPr>
-        <w:t>在</w:t>
-      </w:r>
-      <w:hyperlink r:id="rId31">
-        <w:r>
-          <w:rPr>
-            <w:lang w:val="zh_TW" w:bidi="zh_TW"/>
-          </w:rPr>
-          <w:rPr>
-            <w:color w:val="0000EE"/>
-            <w:u w:val="single"/>
-          </w:rPr>
-          <w:t>創世記十章</w:t>
-        </w:r>
-      </w:hyperlink>
-      <w:r>
-        <w:rPr>
-          <w:lang w:val="zh_TW" w:bidi="zh_TW"/>
-        </w:rPr>
-        <w:t>記載的「列國表」中，列出了閃的五個後代：</w:t>
-      </w:r>
-    </w:p>
-    <w:p>
-      <w:pPr>
-        <w:pStyle w:val="ListNumber"/>
-        <w:numPr>
-          <w:ilvl w:val="0"/>
-          <w:numId w:val="14"/>
-        </w:numPr>
-        <w:spacing w:line="240" w:lineRule="auto"/>
-        <w:ind w:left="720"/>
-      </w:pPr>
-      <w:r>
-        <w:rPr>
-          <w:lang w:val="zh_TW" w:bidi="zh_TW"/>
-        </w:rPr>
-      </w:r>
-      <w:r>
-        <w:rPr>
-          <w:lang w:val="zh_TW" w:bidi="zh_TW"/>
-        </w:rPr>
-        <w:t>以攔</w:t>
-      </w:r>
-    </w:p>
-    <w:p>
-      <w:pPr>
-        <w:pStyle w:val="ListNumber"/>
-        <w:spacing w:line="240" w:lineRule="auto"/>
-        <w:ind w:left="720"/>
-      </w:pPr>
-      <w:r>
-        <w:rPr>
-          <w:lang w:val="zh_TW" w:bidi="zh_TW"/>
-        </w:rPr>
-      </w:r>
-      <w:r>
-        <w:rPr>
-          <w:lang w:val="zh_TW" w:bidi="zh_TW"/>
-        </w:rPr>
-        <w:t>亞述</w:t>
-      </w:r>
-    </w:p>
-    <w:p>
-      <w:pPr>
-        <w:pStyle w:val="ListNumber"/>
-        <w:spacing w:line="240" w:lineRule="auto"/>
-        <w:ind w:left="720"/>
-      </w:pPr>
-      <w:r>
-        <w:rPr>
-          <w:lang w:val="zh_TW" w:bidi="zh_TW"/>
-        </w:rPr>
-      </w:r>
-      <w:r>
-        <w:rPr>
-          <w:lang w:val="zh_TW" w:bidi="zh_TW"/>
-        </w:rPr>
-        <w:t>亞法撒</w:t>
-      </w:r>
-    </w:p>
-    <w:p>
-      <w:pPr>
-        <w:pStyle w:val="ListNumber"/>
-        <w:spacing w:line="240" w:lineRule="auto"/>
-        <w:ind w:left="720"/>
-      </w:pPr>
-      <w:r>
-        <w:rPr>
-          <w:lang w:val="zh_TW" w:bidi="zh_TW"/>
-        </w:rPr>
-      </w:r>
-      <w:r>
-        <w:rPr>
-          <w:lang w:val="zh_TW" w:bidi="zh_TW"/>
-        </w:rPr>
-        <w:t>路德</w:t>
-      </w:r>
-    </w:p>
-    <w:p>
-      <w:pPr>
-        <w:pStyle w:val="ListNumber"/>
-        <w:spacing w:line="240" w:lineRule="auto"/>
-        <w:ind w:left="720"/>
-      </w:pPr>
-      <w:r>
-        <w:rPr>
-          <w:lang w:val="zh_TW" w:bidi="zh_TW"/>
-        </w:rPr>
-      </w:r>
-      <w:r>
-        <w:rPr>
-          <w:lang w:val="zh_TW" w:bidi="zh_TW"/>
-        </w:rPr>
-        <w:t>亞蘭</w:t>
-      </w:r>
-    </w:p>
-    <w:p>
-      <w:pPr/>
-      <w:r>
-        <w:rPr>
-          <w:lang w:val="zh_TW" w:bidi="zh_TW"/>
-        </w:rPr>
-      </w:r>
-      <w:r>
-        <w:rPr>
-          <w:lang w:val="zh_TW" w:bidi="zh_TW"/>
-        </w:rPr>
-        <w:t>在這些後裔中，特別強調的是來自亞法撒德家系的希伯，其家系在</w:t>
-      </w:r>
-      <w:hyperlink r:id="rId32">
-        <w:r>
-          <w:rPr>
-            <w:lang w:val="zh_TW" w:bidi="zh_TW"/>
-          </w:rPr>
-          <w:rPr>
-            <w:color w:val="0000EE"/>
-            <w:u w:val="single"/>
-          </w:rPr>
-          <w:t>創世記十一章16至27節</w:t>
-        </w:r>
-      </w:hyperlink>
-      <w:r>
-        <w:rPr>
-          <w:lang w:val="zh_TW" w:bidi="zh_TW"/>
-        </w:rPr>
-        <w:t>中被追溯至亞伯拉罕。</w:t>
-      </w:r>
-    </w:p>
-    <w:p>
-      <w:pPr/>
-      <w:r>
-        <w:rPr>
-          <w:lang w:val="zh_TW" w:bidi="zh_TW"/>
-        </w:rPr>
-      </w:r>
-      <w:r>
-        <w:rPr>
-          <w:i/>
-          <w:lang w:val="zh_TW" w:bidi="zh_TW"/>
-        </w:rPr>
-        <w:t>另見</w:t>
-      </w:r>
-      <w:r>
-        <w:rPr>
-          <w:lang w:val="zh_TW" w:bidi="zh_TW"/>
-        </w:rPr>
-        <w:t>亞伯拉罕</w:t>
-      </w:r>
-      <w:r>
-        <w:rPr>
-          <w:lang w:val="zh_TW" w:bidi="zh_TW"/>
-        </w:rPr>
-        <w:t>；</w:t>
-      </w:r>
-      <w:r>
-        <w:rPr>
-          <w:lang w:val="zh_TW" w:bidi="zh_TW"/>
-        </w:rPr>
-        <w:t>耶穌基督的家譜</w:t>
-      </w:r>
-      <w:r>
-        <w:rPr>
-          <w:lang w:val="zh_TW" w:bidi="zh_TW"/>
-        </w:rPr>
-        <w:t>；</w:t>
-      </w:r>
-      <w:r>
-        <w:rPr>
-          <w:lang w:val="zh_TW" w:bidi="zh_TW"/>
-        </w:rPr>
-        <w:t>列國</w:t>
-      </w:r>
-      <w:r>
-        <w:rPr>
-          <w:lang w:val="zh_TW" w:bidi="zh_TW"/>
-        </w:rPr>
-        <w:t>、</w:t>
-      </w:r>
-      <w:r>
-        <w:rPr>
-          <w:lang w:val="zh_TW" w:bidi="zh_TW"/>
-        </w:rPr>
-        <w:t>挪亞</w:t>
-      </w:r>
-      <w:r>
-        <w:rPr>
-          <w:lang w:val="zh_TW" w:bidi="zh_TW"/>
-        </w:rPr>
-        <w:t>。</w:t>
-      </w:r>
-      <w:r>
-        <w:rPr>
-          <w:lang w:val="zh_TW" w:bidi="zh_TW"/>
-        </w:rPr>
-      </w:r>
-      <w:r>
-        <w:rPr>
-          <w:lang w:val="zh_TW" w:bidi="zh_TW"/>
-        </w:rPr>
-      </w:r>
-    </w:p>
-    <w:p>
-      <w:pPr/>
-      <w:r>
-        <w:rPr>
-          <w:lang w:val="zh_TW" w:bidi="zh_TW"/>
-        </w:rPr>
-      </w:r>
-    </w:p>
-    <w:p>
-      <w:pPr>
-        <w:pStyle w:val="Heading2"/>
-      </w:pPr>
-      <w:r>
-        <w:rPr>
-          <w:lang w:val="zh_TW" w:bidi="zh_TW"/>
-        </w:rPr>
-        <w:t>善以別</w:t>
-      </w:r>
-      <w:r>
-        <w:rPr>
-          <w:lang w:val="zh_TW" w:bidi="zh_TW"/>
-        </w:rPr>
-      </w:r>
-    </w:p>
-    <w:p>
-      <w:pPr/>
-      <w:r>
-        <w:rPr>
-          <w:lang w:val="zh_TW" w:bidi="zh_TW"/>
-        </w:rPr>
-      </w:r>
-      <w:r>
-        <w:rPr>
-          <w:lang w:val="zh_TW" w:bidi="zh_TW"/>
-        </w:rPr>
-        <w:t>善以別是洗扁王，曾與另外四個王結盟反抗基大老瑪及其盟軍。在善以別連同所多瑪和蛾摩拉的軍隊戰敗後，亞伯拉罕救出了被擄的羅得（</w:t>
-      </w:r>
-      <w:hyperlink r:id="rId33">
-        <w:r>
-          <w:rPr>
-            <w:lang w:val="zh_TW" w:bidi="zh_TW"/>
-          </w:rPr>
-          <w:rPr>
-            <w:color w:val="0000EE"/>
-            <w:u w:val="single"/>
-          </w:rPr>
-          <w:t>創14:2</w:t>
+          <w:t>代上1:47–48</w:t>
         </w:r>
       </w:hyperlink>
       <w:r>
@@ -2906,12 +2169,6 @@
   </w:num>
   <w:num w:numId="13" w16cid:durableId="592781308">
     <w:abstractNumId w:val="11"/>
-  </w:num>
-  <w:num w:numId="14">
-    <w:abstractNumId w:val="3"/>
-    <w:lvlOverride w:ilvl="0">
-      <w:startOverride w:val="1"/>
-    </w:lvlOverride>
   </w:num>
   <w:numIdMacAtCleanup w:val="10"/>
 </w:numbering>

--- a/zht/docx/147.content.docx
+++ b/zht/docx/147.content.docx
@@ -233,36 +233,24 @@
         </w:rPr>
         <w:t>來自瑪士利加的以東的一位王。在以色列有君王統治之前，桑拉已經作王（</w:t>
       </w:r>
-      <w:hyperlink r:id="rId13">
-        <w:r>
-          <w:rPr>
-            <w:lang w:val="zh_TW" w:bidi="zh_TW"/>
-          </w:rPr>
-          <w:rPr>
-            <w:color w:val="0000EE"/>
-            <w:u w:val="single"/>
-          </w:rPr>
-          <w:t>創36:36–37</w:t>
-        </w:r>
-      </w:hyperlink>
+      <w:r>
+        <w:rPr>
+          <w:lang w:val="zh_TW" w:bidi="zh_TW"/>
+        </w:rPr>
+        <w:t>創36:36–37</w:t>
+      </w:r>
       <w:r>
         <w:rPr>
           <w:lang w:val="zh_TW" w:bidi="zh_TW"/>
         </w:rPr>
         <w:t>；</w:t>
       </w:r>
-      <w:hyperlink r:id="rId14">
-        <w:r>
-          <w:rPr>
-            <w:lang w:val="zh_TW" w:bidi="zh_TW"/>
-          </w:rPr>
-          <w:rPr>
-            <w:color w:val="0000EE"/>
-            <w:u w:val="single"/>
-          </w:rPr>
-          <w:t>代上1:47–48</w:t>
-        </w:r>
-      </w:hyperlink>
+      <w:r>
+        <w:rPr>
+          <w:lang w:val="zh_TW" w:bidi="zh_TW"/>
+        </w:rPr>
+        <w:t>代上1:47–48</w:t>
+      </w:r>
       <w:r>
         <w:rPr>
           <w:lang w:val="zh_TW" w:bidi="zh_TW"/>
